--- a/ESLLM_resume_2025.docx
+++ b/ESLLM_resume_2025.docx
@@ -1,6 +1,6 @@
 
 <file path=word/document.xml><?xml version="1.0" encoding="utf-8"?>
-<w:document xmlns:wpc="http://schemas.microsoft.com/office/word/2010/wordprocessingCanvas" xmlns:cx="http://schemas.microsoft.com/office/drawing/2014/chartex" xmlns:cx1="http://schemas.microsoft.com/office/drawing/2015/9/8/chartex" xmlns:cx2="http://schemas.microsoft.com/office/drawing/2015/10/21/chartex" xmlns:cx3="http://schemas.microsoft.com/office/drawing/2016/5/9/chartex" xmlns:cx4="http://schemas.microsoft.com/office/drawing/2016/5/10/chartex" xmlns:cx5="http://schemas.microsoft.com/office/drawing/2016/5/11/chartex" xmlns:cx6="http://schemas.microsoft.com/office/drawing/2016/5/12/chartex" xmlns:cx7="http://schemas.microsoft.com/office/drawing/2016/5/13/chartex" xmlns:cx8="http://schemas.microsoft.com/office/drawing/2016/5/14/chartex" xmlns:mc="http://schemas.openxmlformats.org/markup-compatibility/2006" xmlns:aink="http://schemas.microsoft.com/office/drawing/2016/ink" xmlns:am3d="http://schemas.microsoft.com/office/drawing/2017/model3d" xmlns:o="urn:schemas-microsoft-com:office:office" xmlns:oel="http://schemas.microsoft.com/office/2019/extlst" xmlns:r="http://schemas.openxmlformats.org/officeDocument/2006/relationships" xmlns:m="http://schemas.openxmlformats.org/officeDocument/2006/math" xmlns:v="urn:schemas-microsoft-com:vml" xmlns:wp14="http://schemas.microsoft.com/office/word/2010/wordprocessingDrawing" xmlns:wp="http://schemas.openxmlformats.org/drawingml/2006/wordprocessingDrawing" xmlns:w10="urn:schemas-microsoft-com:office:word" xmlns:w="http://schemas.openxmlformats.org/wordprocessingml/2006/main" xmlns:w14="http://schemas.microsoft.com/office/word/2010/wordml" xmlns:w15="http://schemas.microsoft.com/office/word/2012/wordml" xmlns:w16cex="http://schemas.microsoft.com/office/word/2018/wordml/cex" xmlns:w16cid="http://schemas.microsoft.com/office/word/2016/wordml/cid" xmlns:w16="http://schemas.microsoft.com/office/word/2018/wordml" xmlns:w16du="http://schemas.microsoft.com/office/word/2023/wordml/word16du" xmlns:w16sdtdh="http://schemas.microsoft.com/office/word/2020/wordml/sdtdatahash" xmlns:w16se="http://schemas.microsoft.com/office/word/2015/wordml/symex" xmlns:wpg="http://schemas.microsoft.com/office/word/2010/wordprocessingGroup" xmlns:wpi="http://schemas.microsoft.com/office/word/2010/wordprocessingInk" xmlns:wne="http://schemas.microsoft.com/office/word/2006/wordml" xmlns:wps="http://schemas.microsoft.com/office/word/2010/wordprocessingShape" mc:Ignorable="w14 w15 w16se w16cid w16 w16cex w16sdtdh w16du wp14">
+<w:document xmlns:wpc="http://schemas.microsoft.com/office/word/2010/wordprocessingCanvas" xmlns:cx="http://schemas.microsoft.com/office/drawing/2014/chartex" xmlns:cx1="http://schemas.microsoft.com/office/drawing/2015/9/8/chartex" xmlns:cx2="http://schemas.microsoft.com/office/drawing/2015/10/21/chartex" xmlns:cx3="http://schemas.microsoft.com/office/drawing/2016/5/9/chartex" xmlns:cx4="http://schemas.microsoft.com/office/drawing/2016/5/10/chartex" xmlns:cx5="http://schemas.microsoft.com/office/drawing/2016/5/11/chartex" xmlns:cx6="http://schemas.microsoft.com/office/drawing/2016/5/12/chartex" xmlns:cx7="http://schemas.microsoft.com/office/drawing/2016/5/13/chartex" xmlns:cx8="http://schemas.microsoft.com/office/drawing/2016/5/14/chartex" xmlns:mc="http://schemas.openxmlformats.org/markup-compatibility/2006" xmlns:aink="http://schemas.microsoft.com/office/drawing/2016/ink" xmlns:am3d="http://schemas.microsoft.com/office/drawing/2017/model3d" xmlns:o="urn:schemas-microsoft-com:office:office" xmlns:oel="http://schemas.microsoft.com/office/2019/extlst" xmlns:r="http://schemas.openxmlformats.org/officeDocument/2006/relationships" xmlns:m="http://schemas.openxmlformats.org/officeDocument/2006/math" xmlns:v="urn:schemas-microsoft-com:vml" xmlns:wp14="http://schemas.microsoft.com/office/word/2010/wordprocessingDrawing" xmlns:wp="http://schemas.openxmlformats.org/drawingml/2006/wordprocessingDrawing" xmlns:w10="urn:schemas-microsoft-com:office:word" xmlns:w="http://schemas.openxmlformats.org/wordprocessingml/2006/main" xmlns:w14="http://schemas.microsoft.com/office/word/2010/wordml" xmlns:w15="http://schemas.microsoft.com/office/word/2012/wordml" xmlns:w16cex="http://schemas.microsoft.com/office/word/2018/wordml/cex" xmlns:w16cid="http://schemas.microsoft.com/office/word/2016/wordml/cid" xmlns:w16="http://schemas.microsoft.com/office/word/2018/wordml" xmlns:w16du="http://schemas.microsoft.com/office/word/2023/wordml/word16du" xmlns:w16sdtdh="http://schemas.microsoft.com/office/word/2020/wordml/sdtdatahash" xmlns:w16sdtfl="http://schemas.microsoft.com/office/word/2024/wordml/sdtformatlock" xmlns:w16se="http://schemas.microsoft.com/office/word/2015/wordml/symex" xmlns:wpg="http://schemas.microsoft.com/office/word/2010/wordprocessingGroup" xmlns:wpi="http://schemas.microsoft.com/office/word/2010/wordprocessingInk" xmlns:wne="http://schemas.microsoft.com/office/word/2006/wordml" xmlns:wps="http://schemas.microsoft.com/office/word/2010/wordprocessingShape" mc:Ignorable="w14 w15 w16se w16cid w16 w16cex w16sdtdh w16sdtfl w16du wp14">
   <w:body>
     <w:p>
       <w:pPr>
@@ -23,7 +23,7 @@
         <w:adjustRightInd w:val="0"/>
         <w:jc w:val="center"/>
         <w:rPr>
-          <w:rFonts w:ascii="Arial" w:hAnsi="Arial" w:cs="Arial"/>
+          <w:rFonts w:ascii="Times New Roman" w:hAnsi="Times New Roman" w:cs="Times New Roman"/>
           <w:b/>
           <w:bCs/>
           <w:color w:val="000000"/>
@@ -35,7 +35,7 @@
       </w:pPr>
       <w:r>
         <w:rPr>
-          <w:rFonts w:ascii="Arial" w:hAnsi="Arial" w:cs="Arial"/>
+          <w:rFonts w:ascii="Times New Roman" w:hAnsi="Times New Roman" w:cs="Times New Roman"/>
           <w:b/>
           <w:bCs/>
           <w:color w:val="000000"/>
@@ -44,20 +44,7 @@
           <w:szCs w:val="32"/>
           <w:lang w:val="es-MX"/>
         </w:rPr>
-        <w:t>ESTEBAN SEBASTIAN LELO DE LA</w:t>
-      </w:r>
-      <w:r>
-        <w:rPr>
-          <w:rFonts w:ascii="Arial" w:hAnsi="Arial" w:cs="Arial"/>
-          <w:b/>
-          <w:bCs/>
-          <w:color w:val="000000"/>
-          <w:kern w:val="0"/>
-          <w:sz w:val="32"/>
-          <w:szCs w:val="32"/>
-          <w:lang w:val="es-MX"/>
-        </w:rPr>
-        <w:t>RREA-MANCERA</w:t>
+        <w:t>ESTEBAN SEBASTIAN LELO DE LARREA-MANCERA</w:t>
       </w:r>
     </w:p>
     <w:p>
@@ -84,15 +71,17 @@
         <w:autoSpaceDN w:val="0"/>
         <w:adjustRightInd w:val="0"/>
         <w:rPr>
-          <w:rFonts w:ascii="Arial" w:hAnsi="Arial" w:cs="Arial"/>
-          <w:color w:val="000000"/>
-          <w:kern w:val="0"/>
+          <w:rFonts w:ascii="Times New Roman" w:hAnsi="Times New Roman" w:cs="Times New Roman"/>
+          <w:color w:val="000000"/>
+          <w:kern w:val="0"/>
+          <w:sz w:val="20"/>
+          <w:szCs w:val="20"/>
           <w:lang w:val="es-MX"/>
         </w:rPr>
       </w:pPr>
       <w:r>
         <w:rPr>
-          <w:rFonts w:ascii="Arial" w:hAnsi="Arial" w:cs="Arial"/>
+          <w:rFonts w:ascii="Times New Roman" w:hAnsi="Times New Roman" w:cs="Times New Roman"/>
           <w:noProof/>
           <w:color w:val="000000"/>
           <w:kern w:val="0"/>
@@ -145,37 +134,98 @@
       </w:r>
       <w:r>
         <w:rPr>
-          <w:rFonts w:ascii="Arial" w:hAnsi="Arial" w:cs="Arial"/>
+          <w:rFonts w:ascii="Times New Roman" w:hAnsi="Times New Roman" w:cs="Times New Roman"/>
           <w:color w:val="000000"/>
           <w:kern w:val="0"/>
           <w:lang w:val="es-MX"/>
         </w:rPr>
-        <w:t xml:space="preserve"> Mexican Citizen</w:t>
-      </w:r>
-      <w:r>
-        <w:rPr>
-          <w:rFonts w:ascii="Arial" w:hAnsi="Arial" w:cs="Arial"/>
-          <w:color w:val="000000"/>
-          <w:kern w:val="0"/>
+        <w:t xml:space="preserve"> </w:t>
+      </w:r>
+      <w:r>
+        <w:rPr>
+          <w:rFonts w:ascii="Times New Roman" w:hAnsi="Times New Roman" w:cs="Times New Roman"/>
+          <w:color w:val="000000"/>
+          <w:kern w:val="0"/>
+          <w:sz w:val="20"/>
+          <w:szCs w:val="20"/>
           <w:lang w:val="es-MX"/>
         </w:rPr>
+        <w:t>Mexican Citizen</w:t>
+      </w:r>
+      <w:r>
+        <w:rPr>
+          <w:rFonts w:ascii="Times New Roman" w:hAnsi="Times New Roman" w:cs="Times New Roman"/>
+          <w:color w:val="000000"/>
+          <w:kern w:val="0"/>
+          <w:sz w:val="20"/>
+          <w:szCs w:val="20"/>
+          <w:lang w:val="es-MX"/>
+        </w:rPr>
         <w:t xml:space="preserve"> </w:t>
       </w:r>
       <w:r>
         <w:rPr>
-          <w:rFonts w:ascii="Arial" w:hAnsi="Arial" w:cs="Arial"/>
-          <w:color w:val="000000"/>
-          <w:kern w:val="0"/>
+          <w:rFonts w:ascii="Times New Roman" w:hAnsi="Times New Roman" w:cs="Times New Roman"/>
+          <w:color w:val="000000"/>
+          <w:kern w:val="0"/>
+          <w:sz w:val="20"/>
+          <w:szCs w:val="20"/>
           <w:lang w:val="es-MX"/>
         </w:rPr>
+        <w:t xml:space="preserve"> </w:t>
+      </w:r>
+      <w:r>
+        <w:rPr>
+          <w:rFonts w:ascii="Times New Roman" w:hAnsi="Times New Roman" w:cs="Times New Roman"/>
+          <w:color w:val="000000"/>
+          <w:kern w:val="0"/>
+          <w:sz w:val="20"/>
+          <w:szCs w:val="20"/>
+          <w:lang w:val="es-MX"/>
+        </w:rPr>
+        <w:t xml:space="preserve">      </w:t>
+      </w:r>
+      <w:r>
+        <w:rPr>
+          <w:rFonts w:ascii="Times New Roman" w:hAnsi="Times New Roman" w:cs="Times New Roman"/>
+          <w:color w:val="000000"/>
+          <w:kern w:val="0"/>
+          <w:sz w:val="20"/>
+          <w:szCs w:val="20"/>
+          <w:lang w:val="es-MX"/>
+        </w:rPr>
         <w:t xml:space="preserve">  </w:t>
       </w:r>
       <w:r>
         <w:rPr>
-          <w:rFonts w:ascii="Arial" w:hAnsi="Arial" w:cs="Arial"/>
+          <w:rFonts w:ascii="Times New Roman" w:hAnsi="Times New Roman" w:cs="Times New Roman"/>
+          <w:color w:val="000000"/>
+          <w:kern w:val="0"/>
+          <w:sz w:val="20"/>
+          <w:szCs w:val="20"/>
+          <w:lang w:val="es-MX"/>
+        </w:rPr>
+        <w:t xml:space="preserve">   </w:t>
+      </w:r>
+      <w:r>
+        <w:rPr>
+          <w:rFonts w:ascii="Times New Roman" w:hAnsi="Times New Roman" w:cs="Times New Roman"/>
+          <w:color w:val="000000"/>
+          <w:kern w:val="0"/>
+          <w:sz w:val="20"/>
+          <w:szCs w:val="20"/>
+          <w:lang w:val="es-MX"/>
+        </w:rPr>
+        <w:t xml:space="preserve"> </w:t>
+      </w:r>
+      <w:r>
+        <w:rPr>
+          <w:rFonts w:ascii="Times New Roman" w:hAnsi="Times New Roman" w:cs="Times New Roman"/>
           <w:noProof/>
           <w:color w:val="000000"/>
           <w:kern w:val="0"/>
+          <w:sz w:val="20"/>
+          <w:szCs w:val="20"/>
           <w:lang w:val="en-US"/>
         </w:rPr>
         <w:drawing>
@@ -225,37 +275,78 @@
       </w:r>
       <w:r>
         <w:rPr>
-          <w:rFonts w:ascii="Arial" w:hAnsi="Arial" w:cs="Arial"/>
-          <w:color w:val="000000"/>
-          <w:kern w:val="0"/>
+          <w:rFonts w:ascii="Times New Roman" w:hAnsi="Times New Roman" w:cs="Times New Roman"/>
+          <w:color w:val="000000"/>
+          <w:kern w:val="0"/>
+          <w:sz w:val="20"/>
+          <w:szCs w:val="20"/>
           <w:lang w:val="es-MX"/>
         </w:rPr>
         <w:t xml:space="preserve"> dr.sebasllm@gmail.com</w:t>
       </w:r>
       <w:r>
         <w:rPr>
-          <w:rFonts w:ascii="Arial" w:hAnsi="Arial" w:cs="Arial"/>
-          <w:color w:val="000000"/>
-          <w:kern w:val="0"/>
+          <w:rFonts w:ascii="Times New Roman" w:hAnsi="Times New Roman" w:cs="Times New Roman"/>
+          <w:color w:val="000000"/>
+          <w:kern w:val="0"/>
+          <w:sz w:val="20"/>
+          <w:szCs w:val="20"/>
           <w:lang w:val="es-MX"/>
         </w:rPr>
         <w:t xml:space="preserve"> </w:t>
       </w:r>
       <w:r>
         <w:rPr>
-          <w:rFonts w:ascii="Arial" w:hAnsi="Arial" w:cs="Arial"/>
-          <w:color w:val="000000"/>
-          <w:kern w:val="0"/>
+          <w:rFonts w:ascii="Times New Roman" w:hAnsi="Times New Roman" w:cs="Times New Roman"/>
+          <w:color w:val="000000"/>
+          <w:kern w:val="0"/>
+          <w:sz w:val="20"/>
+          <w:szCs w:val="20"/>
           <w:lang w:val="es-MX"/>
         </w:rPr>
         <w:t xml:space="preserve">  </w:t>
       </w:r>
       <w:r>
         <w:rPr>
-          <w:rFonts w:ascii="Arial" w:hAnsi="Arial" w:cs="Arial"/>
+          <w:rFonts w:ascii="Times New Roman" w:hAnsi="Times New Roman" w:cs="Times New Roman"/>
+          <w:color w:val="000000"/>
+          <w:kern w:val="0"/>
+          <w:sz w:val="20"/>
+          <w:szCs w:val="20"/>
+          <w:lang w:val="es-MX"/>
+        </w:rPr>
+        <w:t xml:space="preserve">         </w:t>
+      </w:r>
+      <w:r>
+        <w:rPr>
+          <w:rFonts w:ascii="Times New Roman" w:hAnsi="Times New Roman" w:cs="Times New Roman"/>
+          <w:color w:val="000000"/>
+          <w:kern w:val="0"/>
+          <w:sz w:val="20"/>
+          <w:szCs w:val="20"/>
+          <w:lang w:val="es-MX"/>
+        </w:rPr>
+        <w:t xml:space="preserve">    </w:t>
+      </w:r>
+      <w:r>
+        <w:rPr>
+          <w:rFonts w:ascii="Times New Roman" w:hAnsi="Times New Roman" w:cs="Times New Roman"/>
+          <w:color w:val="000000"/>
+          <w:kern w:val="0"/>
+          <w:sz w:val="20"/>
+          <w:szCs w:val="20"/>
+          <w:lang w:val="es-MX"/>
+        </w:rPr>
+        <w:t xml:space="preserve">   </w:t>
+      </w:r>
+      <w:r>
+        <w:rPr>
+          <w:rFonts w:ascii="Times New Roman" w:hAnsi="Times New Roman" w:cs="Times New Roman"/>
           <w:noProof/>
           <w:color w:val="000000"/>
           <w:kern w:val="0"/>
+          <w:sz w:val="20"/>
+          <w:szCs w:val="20"/>
           <w:lang w:val="en-US"/>
         </w:rPr>
         <w:drawing>
@@ -305,64 +396,111 @@
       </w:r>
       <w:r>
         <w:rPr>
-          <w:rFonts w:ascii="Arial" w:hAnsi="Arial" w:cs="Arial"/>
-          <w:color w:val="000000"/>
-          <w:kern w:val="0"/>
+          <w:rFonts w:ascii="Times New Roman" w:hAnsi="Times New Roman" w:cs="Times New Roman"/>
+          <w:color w:val="000000"/>
+          <w:kern w:val="0"/>
+          <w:sz w:val="20"/>
+          <w:szCs w:val="20"/>
           <w:lang w:val="es-MX"/>
         </w:rPr>
+        <w:t xml:space="preserve"> +</w:t>
+      </w:r>
+      <w:r>
+        <w:rPr>
+          <w:rFonts w:ascii="Times New Roman" w:hAnsi="Times New Roman" w:cs="Times New Roman"/>
+          <w:color w:val="000000"/>
+          <w:kern w:val="0"/>
+          <w:sz w:val="20"/>
+          <w:szCs w:val="20"/>
+          <w:lang w:val="es-MX"/>
+        </w:rPr>
+        <w:t>52</w:t>
+      </w:r>
+      <w:r>
+        <w:rPr>
+          <w:rFonts w:ascii="Times New Roman" w:hAnsi="Times New Roman" w:cs="Times New Roman"/>
+          <w:color w:val="000000"/>
+          <w:kern w:val="0"/>
+          <w:sz w:val="20"/>
+          <w:szCs w:val="20"/>
+          <w:lang w:val="es-MX"/>
+        </w:rPr>
+        <w:t>(</w:t>
+      </w:r>
+      <w:r>
+        <w:rPr>
+          <w:rFonts w:ascii="Times New Roman" w:hAnsi="Times New Roman" w:cs="Times New Roman"/>
+          <w:color w:val="000000"/>
+          <w:kern w:val="0"/>
+          <w:sz w:val="20"/>
+          <w:szCs w:val="20"/>
+          <w:lang w:val="es-MX"/>
+        </w:rPr>
+        <w:t>55</w:t>
+      </w:r>
+      <w:r>
+        <w:rPr>
+          <w:rFonts w:ascii="Times New Roman" w:hAnsi="Times New Roman" w:cs="Times New Roman"/>
+          <w:color w:val="000000"/>
+          <w:kern w:val="0"/>
+          <w:sz w:val="20"/>
+          <w:szCs w:val="20"/>
+          <w:lang w:val="es-MX"/>
+        </w:rPr>
+        <w:t xml:space="preserve">) </w:t>
+      </w:r>
+      <w:r>
+        <w:rPr>
+          <w:rFonts w:ascii="Times New Roman" w:hAnsi="Times New Roman" w:cs="Times New Roman"/>
+          <w:color w:val="000000"/>
+          <w:kern w:val="0"/>
+          <w:sz w:val="20"/>
+          <w:szCs w:val="20"/>
+          <w:lang w:val="es-MX"/>
+        </w:rPr>
+        <w:t xml:space="preserve">80420320     </w:t>
+      </w:r>
+      <w:r>
+        <w:rPr>
+          <w:rFonts w:ascii="Times New Roman" w:hAnsi="Times New Roman" w:cs="Times New Roman"/>
+          <w:color w:val="000000"/>
+          <w:kern w:val="0"/>
+          <w:sz w:val="20"/>
+          <w:szCs w:val="20"/>
+          <w:lang w:val="es-MX"/>
+        </w:rPr>
         <w:t xml:space="preserve"> </w:t>
       </w:r>
       <w:r>
         <w:rPr>
-          <w:rFonts w:ascii="Arial" w:hAnsi="Arial" w:cs="Arial"/>
-          <w:color w:val="000000"/>
-          <w:kern w:val="0"/>
+          <w:rFonts w:ascii="Times New Roman" w:hAnsi="Times New Roman" w:cs="Times New Roman"/>
+          <w:color w:val="000000"/>
+          <w:kern w:val="0"/>
+          <w:sz w:val="20"/>
+          <w:szCs w:val="20"/>
           <w:lang w:val="es-MX"/>
         </w:rPr>
-        <w:t>+1(</w:t>
-      </w:r>
-      <w:r>
-        <w:rPr>
-          <w:rFonts w:ascii="Arial" w:hAnsi="Arial" w:cs="Arial"/>
-          <w:color w:val="000000"/>
-          <w:kern w:val="0"/>
+        <w:t xml:space="preserve">  </w:t>
+      </w:r>
+      <w:r>
+        <w:rPr>
+          <w:rFonts w:ascii="Times New Roman" w:hAnsi="Times New Roman" w:cs="Times New Roman"/>
+          <w:color w:val="000000"/>
+          <w:kern w:val="0"/>
+          <w:sz w:val="20"/>
+          <w:szCs w:val="20"/>
           <w:lang w:val="es-MX"/>
         </w:rPr>
-        <w:t>951</w:t>
-      </w:r>
-      <w:r>
-        <w:rPr>
-          <w:rFonts w:ascii="Arial" w:hAnsi="Arial" w:cs="Arial"/>
-          <w:color w:val="000000"/>
-          <w:kern w:val="0"/>
-          <w:lang w:val="es-MX"/>
-        </w:rPr>
-        <w:t xml:space="preserve">) </w:t>
-      </w:r>
-      <w:r>
-        <w:rPr>
-          <w:rFonts w:ascii="Arial" w:hAnsi="Arial" w:cs="Arial"/>
-          <w:color w:val="000000"/>
-          <w:kern w:val="0"/>
-          <w:lang w:val="es-MX"/>
-        </w:rPr>
-        <w:t xml:space="preserve">892-9065 </w:t>
-      </w:r>
-      <w:r>
-        <w:rPr>
-          <w:rFonts w:ascii="Arial" w:hAnsi="Arial" w:cs="Arial"/>
-          <w:color w:val="000000"/>
-          <w:kern w:val="0"/>
-          <w:lang w:val="es-MX"/>
-        </w:rPr>
-        <w:t xml:space="preserve">  </w:t>
-      </w:r>
-      <w:r>
-        <w:rPr>
-          <w:rFonts w:ascii="Arial" w:hAnsi="Arial" w:cs="Arial"/>
+        <w:t xml:space="preserve">            </w:t>
+      </w:r>
+      <w:r>
+        <w:rPr>
+          <w:rFonts w:ascii="Times New Roman" w:hAnsi="Times New Roman" w:cs="Times New Roman"/>
           <w:noProof/>
           <w:color w:val="000000"/>
           <w:kern w:val="0"/>
+          <w:sz w:val="20"/>
+          <w:szCs w:val="20"/>
           <w:lang w:val="en-US"/>
         </w:rPr>
         <w:drawing>
@@ -412,30 +550,25 @@
       </w:r>
       <w:r>
         <w:rPr>
-          <w:rFonts w:ascii="Arial" w:hAnsi="Arial" w:cs="Arial"/>
-          <w:color w:val="000000"/>
-          <w:kern w:val="0"/>
+          <w:rFonts w:ascii="Times New Roman" w:hAnsi="Times New Roman" w:cs="Times New Roman"/>
+          <w:color w:val="000000"/>
+          <w:kern w:val="0"/>
+          <w:sz w:val="20"/>
+          <w:szCs w:val="20"/>
           <w:lang w:val="es-MX"/>
         </w:rPr>
         <w:t xml:space="preserve"> </w:t>
       </w:r>
       <w:r>
         <w:rPr>
-          <w:rFonts w:ascii="Arial" w:hAnsi="Arial" w:cs="Arial"/>
-          <w:color w:val="000000"/>
-          <w:kern w:val="0"/>
+          <w:rFonts w:ascii="Times New Roman" w:hAnsi="Times New Roman" w:cs="Times New Roman"/>
+          <w:color w:val="000000"/>
+          <w:kern w:val="0"/>
+          <w:sz w:val="20"/>
+          <w:szCs w:val="20"/>
           <w:lang w:val="es-MX"/>
         </w:rPr>
-        <w:t xml:space="preserve">Mexico </w:t>
-      </w:r>
-      <w:r>
-        <w:rPr>
-          <w:rFonts w:ascii="Arial" w:hAnsi="Arial" w:cs="Arial"/>
-          <w:color w:val="000000"/>
-          <w:kern w:val="0"/>
-          <w:lang w:val="es-MX"/>
-        </w:rPr>
-        <w:t>City</w:t>
+        <w:t>Mexico City</w:t>
       </w:r>
     </w:p>
     <w:p>
@@ -462,26 +595,93 @@
         <w:adjustRightInd w:val="0"/>
         <w:spacing w:before="120"/>
         <w:rPr>
-          <w:rFonts w:ascii="Arial" w:hAnsi="Arial" w:cs="Arial"/>
+          <w:rFonts w:ascii="Times New Roman" w:hAnsi="Times New Roman" w:cs="Times New Roman"/>
           <w:b/>
           <w:bCs/>
           <w:color w:val="000000"/>
           <w:kern w:val="0"/>
+          <w:sz w:val="22"/>
+          <w:szCs w:val="22"/>
           <w:u w:val="single"/>
           <w:lang w:val="en-US"/>
         </w:rPr>
       </w:pPr>
       <w:r>
         <w:rPr>
-          <w:rFonts w:ascii="Arial" w:hAnsi="Arial" w:cs="Arial"/>
+          <w:rFonts w:ascii="Times New Roman" w:hAnsi="Times New Roman" w:cs="Times New Roman"/>
           <w:b/>
           <w:bCs/>
           <w:color w:val="000000"/>
           <w:kern w:val="0"/>
+          <w:sz w:val="22"/>
+          <w:szCs w:val="22"/>
           <w:u w:val="single"/>
           <w:lang w:val="en-US"/>
         </w:rPr>
         <w:t>SUMMARY</w:t>
+      </w:r>
+      <w:r>
+        <w:rPr>
+          <w:rFonts w:ascii="Times New Roman" w:hAnsi="Times New Roman" w:cs="Times New Roman"/>
+          <w:b/>
+          <w:bCs/>
+          <w:color w:val="000000"/>
+          <w:kern w:val="0"/>
+          <w:sz w:val="22"/>
+          <w:szCs w:val="22"/>
+          <w:u w:val="single"/>
+          <w:lang w:val="en-US"/>
+        </w:rPr>
+        <w:t xml:space="preserve"> </w:t>
+      </w:r>
+      <w:r>
+        <w:rPr>
+          <w:rFonts w:ascii="Times New Roman" w:hAnsi="Times New Roman" w:cs="Times New Roman"/>
+          <w:color w:val="000000"/>
+          <w:kern w:val="0"/>
+          <w:sz w:val="20"/>
+          <w:szCs w:val="20"/>
+          <w:lang w:val="en-US"/>
+        </w:rPr>
+        <w:t>[</w:t>
+      </w:r>
+      <w:hyperlink r:id="rId15" w:history="1">
+        <w:r>
+          <w:rPr>
+            <w:rStyle w:val="Hyperlink"/>
+            <w:rFonts w:ascii="Times New Roman" w:hAnsi="Times New Roman" w:cs="Times New Roman"/>
+            <w:kern w:val="0"/>
+            <w:sz w:val="20"/>
+            <w:szCs w:val="20"/>
+            <w:lang w:val="en-US"/>
+          </w:rPr>
+          <w:t>full CV</w:t>
+        </w:r>
+      </w:hyperlink>
+      <w:r>
+        <w:rPr>
+          <w:rFonts w:ascii="Times New Roman" w:hAnsi="Times New Roman" w:cs="Times New Roman"/>
+          <w:color w:val="000000"/>
+          <w:kern w:val="0"/>
+          <w:sz w:val="20"/>
+          <w:szCs w:val="20"/>
+          <w:lang w:val="en-US"/>
+        </w:rPr>
+        <w:t>]</w:t>
+      </w:r>
+      <w:r>
+        <w:rPr>
+          <w:rFonts w:ascii="Times New Roman" w:hAnsi="Times New Roman" w:cs="Times New Roman"/>
+          <w:b/>
+          <w:bCs/>
+          <w:color w:val="000000"/>
+          <w:kern w:val="0"/>
+          <w:sz w:val="22"/>
+          <w:szCs w:val="22"/>
+          <w:u w:val="single"/>
+          <w:lang w:val="en-US"/>
+        </w:rPr>
+        <w:t xml:space="preserve"> </w:t>
       </w:r>
     </w:p>
     <w:p>
@@ -505,66 +705,120 @@
         <w:adjustRightInd w:val="0"/>
         <w:spacing w:before="80"/>
         <w:ind w:left="142"/>
-        <w:rPr>
-          <w:rFonts w:ascii="Arial" w:hAnsi="Arial" w:cs="Arial"/>
-          <w:b/>
-          <w:bCs/>
+        <w:jc w:val="both"/>
+        <w:rPr>
+          <w:rFonts w:ascii="Times New Roman" w:hAnsi="Times New Roman" w:cs="Times New Roman"/>
+          <w:color w:val="000000"/>
+          <w:kern w:val="0"/>
+          <w:sz w:val="20"/>
+          <w:szCs w:val="20"/>
+          <w:lang w:val="en-US"/>
+        </w:rPr>
+      </w:pPr>
+      <w:r>
+        <w:rPr>
+          <w:rFonts w:ascii="Times New Roman" w:hAnsi="Times New Roman" w:cs="Times New Roman"/>
+          <w:color w:val="000000"/>
+          <w:kern w:val="0"/>
+          <w:sz w:val="20"/>
+          <w:szCs w:val="20"/>
+          <w:lang w:val="en-US"/>
+        </w:rPr>
+        <w:t>Cognitive neuroscientist and behavioral data scientist with 1</w:t>
+      </w:r>
+      <w:r>
+        <w:rPr>
+          <w:rFonts w:ascii="Times New Roman" w:hAnsi="Times New Roman" w:cs="Times New Roman"/>
+          <w:color w:val="000000"/>
+          <w:kern w:val="0"/>
+          <w:sz w:val="20"/>
+          <w:szCs w:val="20"/>
+          <w:lang w:val="en-US"/>
+        </w:rPr>
+        <w:t>5+</w:t>
+      </w:r>
+      <w:r>
+        <w:rPr>
+          <w:rFonts w:ascii="Times New Roman" w:hAnsi="Times New Roman" w:cs="Times New Roman"/>
+          <w:color w:val="000000"/>
+          <w:kern w:val="0"/>
+          <w:sz w:val="20"/>
+          <w:szCs w:val="20"/>
+          <w:lang w:val="en-US"/>
+        </w:rPr>
+        <w:t xml:space="preserve"> years of research experience in audition, cognition, and digital health innovation. Expert in </w:t>
+      </w:r>
+      <w:r>
+        <w:rPr>
+          <w:rFonts w:ascii="Times New Roman" w:hAnsi="Times New Roman" w:cs="Times New Roman"/>
+          <w:color w:val="000000"/>
+          <w:kern w:val="0"/>
+          <w:sz w:val="20"/>
+          <w:szCs w:val="20"/>
+          <w:lang w:val="en-US"/>
+        </w:rPr>
+        <w:t>experimental design</w:t>
+      </w:r>
+      <w:r>
+        <w:rPr>
+          <w:rFonts w:ascii="Times New Roman" w:hAnsi="Times New Roman" w:cs="Times New Roman"/>
+          <w:color w:val="000000"/>
+          <w:kern w:val="0"/>
+          <w:sz w:val="20"/>
+          <w:szCs w:val="20"/>
+          <w:lang w:val="en-US"/>
+        </w:rPr>
+        <w:t xml:space="preserve"> and validati</w:t>
+      </w:r>
+      <w:r>
+        <w:rPr>
+          <w:rFonts w:ascii="Times New Roman" w:hAnsi="Times New Roman" w:cs="Times New Roman"/>
+          <w:color w:val="000000"/>
+          <w:kern w:val="0"/>
+          <w:sz w:val="20"/>
+          <w:szCs w:val="20"/>
+          <w:lang w:val="en-US"/>
+        </w:rPr>
+        <w:t>on of</w:t>
+      </w:r>
+      <w:r>
+        <w:rPr>
+          <w:rFonts w:ascii="Times New Roman" w:hAnsi="Times New Roman" w:cs="Times New Roman"/>
+          <w:color w:val="000000"/>
+          <w:kern w:val="0"/>
+          <w:sz w:val="20"/>
+          <w:szCs w:val="20"/>
+          <w:lang w:val="en-US"/>
+        </w:rPr>
+        <w:t xml:space="preserve"> portable, scalable cognitive and auditory assessment tools, with applications in hearing technology, neurotechnology, and digital therapeutics. Proven track record in funded grants, cross-cultural tool development, and interdisciplinary collaborations across academia, industry, healthcare, and technology.</w:t>
+      </w:r>
+      <w:r>
+        <w:rPr>
+          <w:rFonts w:ascii="Times New Roman" w:hAnsi="Times New Roman" w:cs="Times New Roman"/>
+          <w:color w:val="000000"/>
+          <w:kern w:val="0"/>
+          <w:sz w:val="20"/>
+          <w:szCs w:val="20"/>
+          <w:lang w:val="en-US"/>
+        </w:rPr>
+        <w:t xml:space="preserve"> </w:t>
+      </w:r>
+      <w:r>
+        <w:rPr>
+          <w:rFonts w:ascii="Times New Roman" w:hAnsi="Times New Roman" w:cs="Times New Roman"/>
           <w:color w:val="000000"/>
           <w:kern w:val="0"/>
           <w:sz w:val="16"/>
           <w:szCs w:val="16"/>
           <w:lang w:val="en-US"/>
         </w:rPr>
-      </w:pPr>
-      <w:r>
-        <w:rPr>
-          <w:rFonts w:ascii="Arial" w:hAnsi="Arial" w:cs="Arial"/>
-          <w:color w:val="000000"/>
-          <w:kern w:val="0"/>
-          <w:sz w:val="20"/>
-          <w:szCs w:val="20"/>
-          <w:lang w:val="en-US"/>
-        </w:rPr>
-        <w:t xml:space="preserve">I am </w:t>
-      </w:r>
-      <w:r>
-        <w:rPr>
-          <w:rFonts w:ascii="Arial" w:hAnsi="Arial" w:cs="Arial"/>
-          <w:color w:val="000000"/>
-          <w:kern w:val="0"/>
-          <w:sz w:val="20"/>
-          <w:szCs w:val="20"/>
-          <w:lang w:val="en-US"/>
-        </w:rPr>
-        <w:t>an experimental psychologist</w:t>
-      </w:r>
-      <w:r>
-        <w:rPr>
-          <w:rFonts w:ascii="Arial" w:hAnsi="Arial" w:cs="Arial"/>
-          <w:color w:val="000000"/>
-          <w:kern w:val="0"/>
-          <w:sz w:val="20"/>
-          <w:szCs w:val="20"/>
-          <w:lang w:val="en-US"/>
-        </w:rPr>
-        <w:t xml:space="preserve"> with 14+ years of professional experience. I specialize in the development and validation of digital health assessment and training applications. </w:t>
-      </w:r>
-      <w:r>
-        <w:rPr>
-          <w:rFonts w:ascii="Arial" w:hAnsi="Arial" w:cs="Arial"/>
-          <w:color w:val="000000"/>
-          <w:kern w:val="0"/>
-          <w:sz w:val="16"/>
-          <w:szCs w:val="16"/>
-          <w:lang w:val="en-US"/>
-        </w:rPr>
         <w:t>(</w:t>
       </w:r>
-      <w:hyperlink r:id="rId15" w:history="1">
+      <w:hyperlink r:id="rId16" w:history="1">
         <w:r>
           <w:rPr>
             <w:rStyle w:val="Hyperlink"/>
-            <w:rFonts w:ascii="Arial" w:hAnsi="Arial" w:cs="Arial"/>
+            <w:rFonts w:ascii="Times New Roman" w:hAnsi="Times New Roman" w:cs="Times New Roman"/>
             <w:kern w:val="0"/>
             <w:sz w:val="16"/>
             <w:szCs w:val="16"/>
@@ -575,7 +829,7 @@
       </w:hyperlink>
       <w:r>
         <w:rPr>
-          <w:rFonts w:ascii="Arial" w:hAnsi="Arial" w:cs="Arial"/>
+          <w:rFonts w:ascii="Times New Roman" w:hAnsi="Times New Roman" w:cs="Times New Roman"/>
           <w:color w:val="000000"/>
           <w:kern w:val="0"/>
           <w:sz w:val="16"/>
@@ -609,22 +863,26 @@
         <w:adjustRightInd w:val="0"/>
         <w:spacing w:before="120"/>
         <w:rPr>
-          <w:rFonts w:ascii="Arial" w:hAnsi="Arial" w:cs="Arial"/>
+          <w:rFonts w:ascii="Times New Roman" w:hAnsi="Times New Roman" w:cs="Times New Roman"/>
           <w:b/>
           <w:bCs/>
           <w:color w:val="000000"/>
           <w:kern w:val="0"/>
+          <w:sz w:val="22"/>
+          <w:szCs w:val="22"/>
           <w:u w:val="single"/>
           <w:lang w:val="en-US"/>
         </w:rPr>
       </w:pPr>
       <w:r>
         <w:rPr>
-          <w:rFonts w:ascii="Arial" w:hAnsi="Arial" w:cs="Arial"/>
+          <w:rFonts w:ascii="Times New Roman" w:hAnsi="Times New Roman" w:cs="Times New Roman"/>
           <w:b/>
           <w:bCs/>
           <w:color w:val="000000"/>
           <w:kern w:val="0"/>
+          <w:sz w:val="22"/>
+          <w:szCs w:val="22"/>
           <w:u w:val="single"/>
           <w:lang w:val="en-US"/>
         </w:rPr>
@@ -650,91 +908,120 @@
         <w:autoSpaceDE w:val="0"/>
         <w:autoSpaceDN w:val="0"/>
         <w:adjustRightInd w:val="0"/>
-        <w:spacing w:before="80"/>
+        <w:spacing w:before="80" w:after="80"/>
         <w:ind w:left="142"/>
         <w:rPr>
-          <w:rFonts w:ascii="Arial" w:hAnsi="Arial" w:cs="Arial"/>
+          <w:rFonts w:ascii="Times New Roman" w:hAnsi="Times New Roman" w:cs="Times New Roman"/>
           <w:i/>
           <w:iCs/>
           <w:color w:val="000000"/>
           <w:kern w:val="0"/>
-          <w:sz w:val="22"/>
-          <w:szCs w:val="22"/>
-          <w:lang w:val="en-US"/>
-        </w:rPr>
-      </w:pPr>
-      <w:r>
-        <w:rPr>
-          <w:rFonts w:ascii="Arial" w:hAnsi="Arial" w:cs="Arial"/>
+          <w:sz w:val="20"/>
+          <w:szCs w:val="20"/>
+          <w:lang w:val="en-US"/>
+        </w:rPr>
+      </w:pPr>
+      <w:r>
+        <w:rPr>
+          <w:rFonts w:ascii="Times New Roman" w:hAnsi="Times New Roman" w:cs="Times New Roman"/>
           <w:b/>
           <w:bCs/>
           <w:color w:val="000000"/>
           <w:kern w:val="0"/>
-          <w:sz w:val="22"/>
-          <w:szCs w:val="22"/>
+          <w:sz w:val="20"/>
+          <w:szCs w:val="20"/>
           <w:lang w:val="en-US"/>
         </w:rPr>
         <w:t>Behavioral Data Scientist</w:t>
       </w:r>
       <w:r>
         <w:rPr>
-          <w:rFonts w:ascii="Arial" w:hAnsi="Arial" w:cs="Arial"/>
-          <w:color w:val="000000"/>
-          <w:kern w:val="0"/>
-          <w:sz w:val="22"/>
-          <w:szCs w:val="22"/>
+          <w:rFonts w:ascii="Times New Roman" w:hAnsi="Times New Roman" w:cs="Times New Roman"/>
+          <w:color w:val="000000"/>
+          <w:kern w:val="0"/>
+          <w:sz w:val="20"/>
+          <w:szCs w:val="20"/>
           <w:lang w:val="en-US"/>
         </w:rPr>
         <w:t xml:space="preserve">, </w:t>
       </w:r>
-      <w:proofErr w:type="spellStart"/>
-      <w:r>
-        <w:rPr>
-          <w:rFonts w:ascii="Arial" w:hAnsi="Arial" w:cs="Arial"/>
+      <w:r>
+        <w:rPr>
+          <w:rFonts w:ascii="Times New Roman" w:hAnsi="Times New Roman" w:cs="Times New Roman"/>
           <w:i/>
           <w:iCs/>
           <w:color w:val="000000"/>
           <w:kern w:val="0"/>
-          <w:sz w:val="22"/>
-          <w:szCs w:val="22"/>
-          <w:lang w:val="en-US"/>
-        </w:rPr>
-        <w:t>BeWay</w:t>
-      </w:r>
-      <w:proofErr w:type="spellEnd"/>
-      <w:r>
-        <w:rPr>
-          <w:rFonts w:ascii="Arial" w:hAnsi="Arial" w:cs="Arial"/>
-          <w:i/>
-          <w:iCs/>
-          <w:color w:val="000000"/>
-          <w:kern w:val="0"/>
-          <w:sz w:val="22"/>
-          <w:szCs w:val="22"/>
-          <w:lang w:val="en-US"/>
-        </w:rPr>
-        <w:t xml:space="preserve"> Consulting.          </w:t>
-      </w:r>
-      <w:r>
-        <w:rPr>
-          <w:rFonts w:ascii="Arial" w:hAnsi="Arial" w:cs="Arial"/>
-          <w:color w:val="000000"/>
-          <w:kern w:val="0"/>
-          <w:sz w:val="22"/>
-          <w:szCs w:val="22"/>
-          <w:lang w:val="en-US"/>
-        </w:rPr>
-        <w:t xml:space="preserve">                                  </w:t>
-      </w:r>
-      <w:r>
-        <w:rPr>
-          <w:rFonts w:ascii="Arial" w:hAnsi="Arial" w:cs="Arial"/>
+          <w:sz w:val="20"/>
+          <w:szCs w:val="20"/>
+          <w:lang w:val="en-US"/>
+        </w:rPr>
+        <w:t xml:space="preserve">BeWay Consulting.          </w:t>
+      </w:r>
+      <w:r>
+        <w:rPr>
+          <w:rFonts w:ascii="Times New Roman" w:hAnsi="Times New Roman" w:cs="Times New Roman"/>
+          <w:color w:val="000000"/>
+          <w:kern w:val="0"/>
+          <w:sz w:val="20"/>
+          <w:szCs w:val="20"/>
+          <w:lang w:val="en-US"/>
+        </w:rPr>
+        <w:t xml:space="preserve">                     </w:t>
+      </w:r>
+      <w:r>
+        <w:rPr>
+          <w:rFonts w:ascii="Times New Roman" w:hAnsi="Times New Roman" w:cs="Times New Roman"/>
+          <w:color w:val="000000"/>
+          <w:kern w:val="0"/>
+          <w:sz w:val="20"/>
+          <w:szCs w:val="20"/>
+          <w:lang w:val="en-US"/>
+        </w:rPr>
+        <w:t xml:space="preserve">                   </w:t>
+      </w:r>
+      <w:r>
+        <w:rPr>
+          <w:rFonts w:ascii="Times New Roman" w:hAnsi="Times New Roman" w:cs="Times New Roman"/>
+          <w:color w:val="000000"/>
+          <w:kern w:val="0"/>
+          <w:sz w:val="20"/>
+          <w:szCs w:val="20"/>
+          <w:lang w:val="en-US"/>
+        </w:rPr>
+        <w:t xml:space="preserve">         </w:t>
+      </w:r>
+      <w:r>
+        <w:rPr>
+          <w:rFonts w:ascii="Times New Roman" w:hAnsi="Times New Roman" w:cs="Times New Roman"/>
+          <w:color w:val="000000"/>
+          <w:kern w:val="0"/>
+          <w:sz w:val="20"/>
+          <w:szCs w:val="20"/>
+          <w:lang w:val="en-US"/>
+        </w:rPr>
+        <w:t xml:space="preserve">               </w:t>
+      </w:r>
+      <w:r>
+        <w:rPr>
+          <w:rFonts w:ascii="Times New Roman" w:hAnsi="Times New Roman" w:cs="Times New Roman"/>
+          <w:color w:val="000000"/>
+          <w:kern w:val="0"/>
+          <w:sz w:val="20"/>
+          <w:szCs w:val="20"/>
+          <w:lang w:val="en-US"/>
+        </w:rPr>
+        <w:t xml:space="preserve">    </w:t>
+      </w:r>
+      <w:r>
+        <w:rPr>
+          <w:rFonts w:ascii="Times New Roman" w:hAnsi="Times New Roman" w:cs="Times New Roman"/>
           <w:b/>
           <w:bCs/>
           <w:color w:val="000000"/>
           <w:kern w:val="0"/>
-          <w:sz w:val="22"/>
-          <w:szCs w:val="22"/>
+          <w:sz w:val="20"/>
+          <w:szCs w:val="20"/>
           <w:lang w:val="en-US"/>
         </w:rPr>
         <w:t xml:space="preserve">08/2024 – Present </w:t>
@@ -761,17 +1048,17 @@
         <w:adjustRightInd w:val="0"/>
         <w:ind w:left="142"/>
         <w:rPr>
-          <w:rFonts w:ascii="Arial" w:hAnsi="Arial" w:cs="Arial"/>
-          <w:color w:val="000000"/>
-          <w:kern w:val="0"/>
-          <w:sz w:val="20"/>
-          <w:szCs w:val="20"/>
-          <w:lang w:val="en-US"/>
-        </w:rPr>
-      </w:pPr>
-      <w:r>
-        <w:rPr>
-          <w:rFonts w:ascii="Arial" w:hAnsi="Arial" w:cs="Arial"/>
+          <w:rFonts w:ascii="Times New Roman" w:hAnsi="Times New Roman" w:cs="Times New Roman"/>
+          <w:color w:val="000000"/>
+          <w:kern w:val="0"/>
+          <w:sz w:val="20"/>
+          <w:szCs w:val="20"/>
+          <w:lang w:val="en-US"/>
+        </w:rPr>
+      </w:pPr>
+      <w:r>
+        <w:rPr>
+          <w:rFonts w:ascii="Times New Roman" w:hAnsi="Times New Roman" w:cs="Times New Roman"/>
           <w:color w:val="000000"/>
           <w:kern w:val="0"/>
           <w:sz w:val="20"/>
@@ -782,18 +1069,29 @@
       </w:r>
       <w:r>
         <w:rPr>
-          <w:rFonts w:ascii="Arial" w:hAnsi="Arial" w:cs="Arial"/>
-          <w:color w:val="000000"/>
-          <w:kern w:val="0"/>
-          <w:sz w:val="20"/>
-          <w:szCs w:val="20"/>
-          <w:lang w:val="en-US"/>
-        </w:rPr>
-        <w:t>Internal Audit of 2</w:t>
-      </w:r>
-      <w:r>
-        <w:rPr>
-          <w:rFonts w:ascii="Arial" w:hAnsi="Arial" w:cs="Arial"/>
+          <w:rFonts w:ascii="Times New Roman" w:hAnsi="Times New Roman" w:cs="Times New Roman"/>
+          <w:color w:val="000000"/>
+          <w:kern w:val="0"/>
+          <w:sz w:val="20"/>
+          <w:szCs w:val="20"/>
+          <w:lang w:val="en-US"/>
+        </w:rPr>
+        <w:t xml:space="preserve">Internal Audit of </w:t>
+      </w:r>
+      <w:r>
+        <w:rPr>
+          <w:rFonts w:ascii="Times New Roman" w:hAnsi="Times New Roman" w:cs="Times New Roman"/>
+          <w:color w:val="000000"/>
+          <w:kern w:val="0"/>
+          <w:sz w:val="20"/>
+          <w:szCs w:val="20"/>
+          <w:lang w:val="en-US"/>
+        </w:rPr>
+        <w:t>3</w:t>
+      </w:r>
+      <w:r>
+        <w:rPr>
+          <w:rFonts w:ascii="Times New Roman" w:hAnsi="Times New Roman" w:cs="Times New Roman"/>
           <w:color w:val="000000"/>
           <w:kern w:val="0"/>
           <w:sz w:val="20"/>
@@ -804,18 +1102,62 @@
       </w:r>
       <w:r>
         <w:rPr>
-          <w:rFonts w:ascii="Arial" w:hAnsi="Arial" w:cs="Arial"/>
-          <w:color w:val="000000"/>
-          <w:kern w:val="0"/>
-          <w:sz w:val="20"/>
-          <w:szCs w:val="20"/>
-          <w:lang w:val="en-US"/>
-        </w:rPr>
-        <w:t>0+ experiments in applied behavioral &amp; data science to UX</w:t>
-      </w:r>
-      <w:r>
-        <w:rPr>
-          <w:rFonts w:ascii="Arial" w:hAnsi="Arial" w:cs="Arial"/>
+          <w:rFonts w:ascii="Times New Roman" w:hAnsi="Times New Roman" w:cs="Times New Roman"/>
+          <w:color w:val="000000"/>
+          <w:kern w:val="0"/>
+          <w:sz w:val="20"/>
+          <w:szCs w:val="20"/>
+          <w:lang w:val="en-US"/>
+        </w:rPr>
+        <w:t xml:space="preserve">0+ experiments in applied behavioral &amp; data </w:t>
+      </w:r>
+      <w:r>
+        <w:rPr>
+          <w:rFonts w:ascii="Times New Roman" w:hAnsi="Times New Roman" w:cs="Times New Roman"/>
+          <w:color w:val="000000"/>
+          <w:kern w:val="0"/>
+          <w:sz w:val="20"/>
+          <w:szCs w:val="20"/>
+          <w:lang w:val="en-US"/>
+        </w:rPr>
+        <w:t xml:space="preserve">decision making </w:t>
+      </w:r>
+      <w:r>
+        <w:rPr>
+          <w:rFonts w:ascii="Times New Roman" w:hAnsi="Times New Roman" w:cs="Times New Roman"/>
+          <w:color w:val="000000"/>
+          <w:kern w:val="0"/>
+          <w:sz w:val="20"/>
+          <w:szCs w:val="20"/>
+          <w:lang w:val="en-US"/>
+        </w:rPr>
+        <w:t xml:space="preserve">science </w:t>
+      </w:r>
+      <w:r>
+        <w:rPr>
+          <w:rFonts w:ascii="Times New Roman" w:hAnsi="Times New Roman" w:cs="Times New Roman"/>
+          <w:color w:val="000000"/>
+          <w:kern w:val="0"/>
+          <w:sz w:val="20"/>
+          <w:szCs w:val="20"/>
+          <w:lang w:val="en-US"/>
+        </w:rPr>
+        <w:t>including</w:t>
+      </w:r>
+      <w:r>
+        <w:rPr>
+          <w:rFonts w:ascii="Times New Roman" w:hAnsi="Times New Roman" w:cs="Times New Roman"/>
+          <w:color w:val="000000"/>
+          <w:kern w:val="0"/>
+          <w:sz w:val="20"/>
+          <w:szCs w:val="20"/>
+          <w:lang w:val="en-US"/>
+        </w:rPr>
+        <w:t xml:space="preserve"> UX</w:t>
+      </w:r>
+      <w:r>
+        <w:rPr>
+          <w:rFonts w:ascii="Times New Roman" w:hAnsi="Times New Roman" w:cs="Times New Roman"/>
           <w:color w:val="000000"/>
           <w:kern w:val="0"/>
           <w:sz w:val="20"/>
@@ -846,266 +1188,44 @@
         <w:adjustRightInd w:val="0"/>
         <w:ind w:left="142"/>
         <w:rPr>
-          <w:rFonts w:ascii="Arial" w:hAnsi="Arial" w:cs="Arial"/>
-          <w:b/>
-          <w:bCs/>
-          <w:color w:val="000000"/>
-          <w:kern w:val="0"/>
-          <w:sz w:val="22"/>
-          <w:szCs w:val="22"/>
-          <w:lang w:val="en-US"/>
-        </w:rPr>
-      </w:pPr>
-      <w:r>
-        <w:rPr>
-          <w:rFonts w:ascii="Arial" w:hAnsi="Arial" w:cs="Arial"/>
-          <w:color w:val="000000"/>
-          <w:kern w:val="0"/>
-          <w:sz w:val="20"/>
-          <w:szCs w:val="20"/>
-          <w:lang w:val="en-US"/>
-        </w:rPr>
-        <w:t xml:space="preserve">-Coordinated with client design and product teams to deliver </w:t>
-      </w:r>
-      <w:r>
-        <w:rPr>
-          <w:rFonts w:ascii="Arial" w:hAnsi="Arial" w:cs="Arial"/>
-          <w:color w:val="000000"/>
-          <w:kern w:val="0"/>
-          <w:sz w:val="20"/>
-          <w:szCs w:val="20"/>
-          <w:lang w:val="en-US"/>
-        </w:rPr>
-        <w:t>over $</w:t>
-      </w:r>
-      <w:r>
-        <w:rPr>
-          <w:rFonts w:ascii="Arial" w:hAnsi="Arial" w:cs="Arial"/>
-          <w:color w:val="000000"/>
-          <w:kern w:val="0"/>
-          <w:sz w:val="20"/>
-          <w:szCs w:val="20"/>
-          <w:lang w:val="en-US"/>
-        </w:rPr>
-        <w:t>200k</w:t>
-      </w:r>
-      <w:r>
-        <w:rPr>
-          <w:rFonts w:ascii="Arial" w:hAnsi="Arial" w:cs="Arial"/>
-          <w:color w:val="000000"/>
-          <w:kern w:val="0"/>
-          <w:sz w:val="20"/>
-          <w:szCs w:val="20"/>
-          <w:lang w:val="en-US"/>
-        </w:rPr>
-        <w:t xml:space="preserve"> </w:t>
-      </w:r>
-      <w:r>
-        <w:rPr>
-          <w:rFonts w:ascii="Arial" w:hAnsi="Arial" w:cs="Arial"/>
-          <w:color w:val="000000"/>
-          <w:kern w:val="0"/>
-          <w:sz w:val="20"/>
-          <w:szCs w:val="20"/>
-          <w:lang w:val="en-US"/>
-        </w:rPr>
-        <w:t xml:space="preserve">(US) </w:t>
-      </w:r>
-      <w:r>
-        <w:rPr>
-          <w:rFonts w:ascii="Arial" w:hAnsi="Arial" w:cs="Arial"/>
-          <w:color w:val="000000"/>
-          <w:kern w:val="0"/>
-          <w:sz w:val="20"/>
-          <w:szCs w:val="20"/>
-          <w:lang w:val="en-US"/>
-        </w:rPr>
-        <w:t>in UX research services</w:t>
-      </w:r>
-      <w:r>
-        <w:rPr>
-          <w:rFonts w:ascii="Arial" w:hAnsi="Arial" w:cs="Arial"/>
-          <w:color w:val="000000"/>
-          <w:kern w:val="0"/>
-          <w:sz w:val="20"/>
-          <w:szCs w:val="20"/>
-          <w:lang w:val="en-US"/>
+          <w:rFonts w:ascii="Times New Roman" w:hAnsi="Times New Roman" w:cs="Times New Roman"/>
+          <w:color w:val="000000"/>
+          <w:kern w:val="0"/>
+          <w:sz w:val="20"/>
+          <w:szCs w:val="20"/>
+          <w:lang w:val="en-US"/>
+        </w:rPr>
+      </w:pPr>
+      <w:r>
+        <w:rPr>
+          <w:rFonts w:ascii="Times New Roman" w:hAnsi="Times New Roman" w:cs="Times New Roman"/>
+          <w:color w:val="000000"/>
+          <w:kern w:val="0"/>
+          <w:sz w:val="20"/>
+          <w:szCs w:val="20"/>
+          <w:lang w:val="en-US"/>
+        </w:rPr>
+        <w:t>-</w:t>
+      </w:r>
+      <w:r>
+        <w:rPr>
+          <w:rFonts w:ascii="Times New Roman" w:hAnsi="Times New Roman" w:cs="Times New Roman"/>
+          <w:color w:val="000000"/>
+          <w:kern w:val="0"/>
+          <w:sz w:val="20"/>
+          <w:szCs w:val="20"/>
+        </w:rPr>
+        <w:t>Reviewed 100+ experimental designs to support robust business analytics and data-driven decisions</w:t>
+      </w:r>
+      <w:r>
+        <w:rPr>
+          <w:rFonts w:ascii="Times New Roman" w:hAnsi="Times New Roman" w:cs="Times New Roman"/>
+          <w:color w:val="000000"/>
+          <w:kern w:val="0"/>
+          <w:sz w:val="20"/>
+          <w:szCs w:val="20"/>
         </w:rPr>
         <w:t>.</w:t>
-      </w:r>
-    </w:p>
-    <w:p>
-      <w:pPr>
-        <w:tabs>
-          <w:tab w:val="left" w:pos="560"/>
-          <w:tab w:val="left" w:pos="1120"/>
-          <w:tab w:val="left" w:pos="1680"/>
-          <w:tab w:val="left" w:pos="2240"/>
-          <w:tab w:val="left" w:pos="2800"/>
-          <w:tab w:val="left" w:pos="3360"/>
-          <w:tab w:val="left" w:pos="3920"/>
-          <w:tab w:val="left" w:pos="4480"/>
-          <w:tab w:val="left" w:pos="5040"/>
-          <w:tab w:val="left" w:pos="5600"/>
-          <w:tab w:val="left" w:pos="6160"/>
-          <w:tab w:val="left" w:pos="6720"/>
-        </w:tabs>
-        <w:autoSpaceDE w:val="0"/>
-        <w:autoSpaceDN w:val="0"/>
-        <w:adjustRightInd w:val="0"/>
-        <w:spacing w:before="80"/>
-        <w:ind w:left="142"/>
-        <w:rPr>
-          <w:rFonts w:ascii="Arial" w:hAnsi="Arial" w:cs="Arial"/>
-          <w:i/>
-          <w:iCs/>
-          <w:color w:val="000000"/>
-          <w:kern w:val="0"/>
-          <w:sz w:val="22"/>
-          <w:szCs w:val="22"/>
-          <w:lang w:val="es-ES"/>
-        </w:rPr>
-      </w:pPr>
-      <w:proofErr w:type="spellStart"/>
-      <w:r>
-        <w:rPr>
-          <w:rFonts w:ascii="Arial" w:hAnsi="Arial" w:cs="Arial"/>
-          <w:b/>
-          <w:bCs/>
-          <w:color w:val="000000"/>
-          <w:kern w:val="0"/>
-          <w:sz w:val="22"/>
-          <w:szCs w:val="22"/>
-          <w:lang w:val="es-ES"/>
-        </w:rPr>
-        <w:t>Visiting</w:t>
-      </w:r>
-      <w:proofErr w:type="spellEnd"/>
-      <w:r>
-        <w:rPr>
-          <w:rFonts w:ascii="Arial" w:hAnsi="Arial" w:cs="Arial"/>
-          <w:b/>
-          <w:bCs/>
-          <w:color w:val="000000"/>
-          <w:kern w:val="0"/>
-          <w:sz w:val="22"/>
-          <w:szCs w:val="22"/>
-          <w:lang w:val="es-ES"/>
-        </w:rPr>
-        <w:t xml:space="preserve"> </w:t>
-      </w:r>
-      <w:proofErr w:type="spellStart"/>
-      <w:r>
-        <w:rPr>
-          <w:rFonts w:ascii="Arial" w:hAnsi="Arial" w:cs="Arial"/>
-          <w:b/>
-          <w:bCs/>
-          <w:color w:val="000000"/>
-          <w:kern w:val="0"/>
-          <w:sz w:val="22"/>
-          <w:szCs w:val="22"/>
-          <w:lang w:val="es-ES"/>
-        </w:rPr>
-        <w:t>Scholar</w:t>
-      </w:r>
-      <w:proofErr w:type="spellEnd"/>
-      <w:r>
-        <w:rPr>
-          <w:rFonts w:ascii="Arial" w:hAnsi="Arial" w:cs="Arial"/>
-          <w:color w:val="000000"/>
-          <w:kern w:val="0"/>
-          <w:sz w:val="22"/>
-          <w:szCs w:val="22"/>
-          <w:lang w:val="es-ES"/>
-        </w:rPr>
-        <w:t xml:space="preserve">, </w:t>
-      </w:r>
-      <w:r>
-        <w:rPr>
-          <w:rFonts w:ascii="Arial" w:hAnsi="Arial" w:cs="Arial"/>
-          <w:i/>
-          <w:iCs/>
-          <w:color w:val="000000"/>
-          <w:kern w:val="0"/>
-          <w:sz w:val="22"/>
-          <w:szCs w:val="22"/>
-          <w:lang w:val="es-ES"/>
-        </w:rPr>
-        <w:t xml:space="preserve">Instituto Nacional de Neurología y Neurocirugía &amp;        </w:t>
-      </w:r>
-      <w:r>
-        <w:rPr>
-          <w:rFonts w:ascii="Arial" w:hAnsi="Arial" w:cs="Arial"/>
-          <w:color w:val="000000"/>
-          <w:kern w:val="0"/>
-          <w:sz w:val="22"/>
-          <w:szCs w:val="22"/>
-          <w:lang w:val="es-ES"/>
-        </w:rPr>
-        <w:t xml:space="preserve"> </w:t>
-      </w:r>
-      <w:r>
-        <w:rPr>
-          <w:rFonts w:ascii="Arial" w:hAnsi="Arial" w:cs="Arial"/>
-          <w:color w:val="000000"/>
-          <w:kern w:val="0"/>
-          <w:sz w:val="22"/>
-          <w:szCs w:val="22"/>
-          <w:lang w:val="es-ES"/>
-        </w:rPr>
-        <w:t xml:space="preserve">   </w:t>
-      </w:r>
-      <w:r>
-        <w:rPr>
-          <w:rFonts w:ascii="Arial" w:hAnsi="Arial" w:cs="Arial"/>
-          <w:b/>
-          <w:bCs/>
-          <w:color w:val="000000"/>
-          <w:kern w:val="0"/>
-          <w:sz w:val="22"/>
-          <w:szCs w:val="22"/>
-          <w:lang w:val="es-ES"/>
-        </w:rPr>
-        <w:t>11/</w:t>
-      </w:r>
-      <w:r>
-        <w:rPr>
-          <w:rFonts w:ascii="Arial" w:hAnsi="Arial" w:cs="Arial"/>
-          <w:b/>
-          <w:bCs/>
-          <w:color w:val="000000"/>
-          <w:kern w:val="0"/>
-          <w:sz w:val="22"/>
-          <w:szCs w:val="22"/>
-          <w:lang w:val="es-ES"/>
-        </w:rPr>
-        <w:t>202</w:t>
-      </w:r>
-      <w:r>
-        <w:rPr>
-          <w:rFonts w:ascii="Arial" w:hAnsi="Arial" w:cs="Arial"/>
-          <w:b/>
-          <w:bCs/>
-          <w:color w:val="000000"/>
-          <w:kern w:val="0"/>
-          <w:sz w:val="22"/>
-          <w:szCs w:val="22"/>
-          <w:lang w:val="es-ES"/>
-        </w:rPr>
-        <w:t>1</w:t>
-      </w:r>
-      <w:r>
-        <w:rPr>
-          <w:rFonts w:ascii="Arial" w:hAnsi="Arial" w:cs="Arial"/>
-          <w:b/>
-          <w:bCs/>
-          <w:color w:val="000000"/>
-          <w:kern w:val="0"/>
-          <w:sz w:val="22"/>
-          <w:szCs w:val="22"/>
-          <w:lang w:val="es-ES"/>
-        </w:rPr>
-        <w:t xml:space="preserve"> – Present</w:t>
       </w:r>
     </w:p>
     <w:p>
@@ -1129,54 +1249,368 @@
         <w:adjustRightInd w:val="0"/>
         <w:ind w:left="142"/>
         <w:rPr>
-          <w:rFonts w:ascii="Arial" w:hAnsi="Arial" w:cs="Arial"/>
+          <w:rFonts w:ascii="Times New Roman" w:hAnsi="Times New Roman" w:cs="Times New Roman"/>
+          <w:b/>
+          <w:bCs/>
+          <w:color w:val="000000"/>
+          <w:kern w:val="0"/>
+          <w:sz w:val="20"/>
+          <w:szCs w:val="20"/>
+          <w:lang w:val="en-US"/>
+        </w:rPr>
+      </w:pPr>
+      <w:r>
+        <w:rPr>
+          <w:rFonts w:ascii="Times New Roman" w:hAnsi="Times New Roman" w:cs="Times New Roman"/>
+          <w:color w:val="000000"/>
+          <w:kern w:val="0"/>
+          <w:sz w:val="20"/>
+          <w:szCs w:val="20"/>
+          <w:lang w:val="en-US"/>
+        </w:rPr>
+        <w:t xml:space="preserve">-Coordinated with </w:t>
+      </w:r>
+      <w:r>
+        <w:rPr>
+          <w:rFonts w:ascii="Times New Roman" w:hAnsi="Times New Roman" w:cs="Times New Roman"/>
+          <w:color w:val="000000"/>
+          <w:kern w:val="0"/>
+          <w:sz w:val="20"/>
+          <w:szCs w:val="20"/>
+          <w:lang w:val="en-US"/>
+        </w:rPr>
+        <w:t>stakeholders</w:t>
+      </w:r>
+      <w:r>
+        <w:rPr>
+          <w:rFonts w:ascii="Times New Roman" w:hAnsi="Times New Roman" w:cs="Times New Roman"/>
+          <w:color w:val="000000"/>
+          <w:kern w:val="0"/>
+          <w:sz w:val="20"/>
+          <w:szCs w:val="20"/>
+          <w:lang w:val="en-US"/>
+        </w:rPr>
+        <w:t xml:space="preserve"> and product</w:t>
+      </w:r>
+      <w:r>
+        <w:rPr>
+          <w:rFonts w:ascii="Times New Roman" w:hAnsi="Times New Roman" w:cs="Times New Roman"/>
+          <w:color w:val="000000"/>
+          <w:kern w:val="0"/>
+          <w:sz w:val="20"/>
+          <w:szCs w:val="20"/>
+          <w:lang w:val="en-US"/>
+        </w:rPr>
+        <w:t xml:space="preserve"> design </w:t>
+      </w:r>
+      <w:r>
+        <w:rPr>
+          <w:rFonts w:ascii="Times New Roman" w:hAnsi="Times New Roman" w:cs="Times New Roman"/>
+          <w:color w:val="000000"/>
+          <w:kern w:val="0"/>
+          <w:sz w:val="20"/>
+          <w:szCs w:val="20"/>
+          <w:lang w:val="en-US"/>
+        </w:rPr>
+        <w:t>teams to deliver $</w:t>
+      </w:r>
+      <w:r>
+        <w:rPr>
+          <w:rFonts w:ascii="Times New Roman" w:hAnsi="Times New Roman" w:cs="Times New Roman"/>
+          <w:color w:val="000000"/>
+          <w:kern w:val="0"/>
+          <w:sz w:val="20"/>
+          <w:szCs w:val="20"/>
+          <w:lang w:val="en-US"/>
+        </w:rPr>
+        <w:t>4</w:t>
+      </w:r>
+      <w:r>
+        <w:rPr>
+          <w:rFonts w:ascii="Times New Roman" w:hAnsi="Times New Roman" w:cs="Times New Roman"/>
+          <w:color w:val="000000"/>
+          <w:kern w:val="0"/>
+          <w:sz w:val="20"/>
+          <w:szCs w:val="20"/>
+          <w:lang w:val="en-US"/>
+        </w:rPr>
+        <w:t>00k</w:t>
+      </w:r>
+      <w:r>
+        <w:rPr>
+          <w:rFonts w:ascii="Times New Roman" w:hAnsi="Times New Roman" w:cs="Times New Roman"/>
+          <w:color w:val="000000"/>
+          <w:kern w:val="0"/>
+          <w:sz w:val="20"/>
+          <w:szCs w:val="20"/>
+          <w:lang w:val="en-US"/>
+        </w:rPr>
+        <w:t>+</w:t>
+      </w:r>
+      <w:r>
+        <w:rPr>
+          <w:rFonts w:ascii="Times New Roman" w:hAnsi="Times New Roman" w:cs="Times New Roman"/>
+          <w:color w:val="000000"/>
+          <w:kern w:val="0"/>
+          <w:sz w:val="20"/>
+          <w:szCs w:val="20"/>
+          <w:lang w:val="en-US"/>
+        </w:rPr>
+        <w:t xml:space="preserve"> </w:t>
+      </w:r>
+      <w:r>
+        <w:rPr>
+          <w:rFonts w:ascii="Times New Roman" w:hAnsi="Times New Roman" w:cs="Times New Roman"/>
+          <w:color w:val="000000"/>
+          <w:kern w:val="0"/>
+          <w:sz w:val="20"/>
+          <w:szCs w:val="20"/>
+          <w:lang w:val="en-US"/>
+        </w:rPr>
+        <w:t xml:space="preserve">(US) </w:t>
+      </w:r>
+      <w:r>
+        <w:rPr>
+          <w:rFonts w:ascii="Times New Roman" w:hAnsi="Times New Roman" w:cs="Times New Roman"/>
+          <w:color w:val="000000"/>
+          <w:kern w:val="0"/>
+          <w:sz w:val="20"/>
+          <w:szCs w:val="20"/>
+          <w:lang w:val="en-US"/>
+        </w:rPr>
+        <w:t>in research services</w:t>
+      </w:r>
+      <w:r>
+        <w:rPr>
+          <w:rFonts w:ascii="Times New Roman" w:hAnsi="Times New Roman" w:cs="Times New Roman"/>
+          <w:color w:val="000000"/>
+          <w:kern w:val="0"/>
+          <w:sz w:val="20"/>
+          <w:szCs w:val="20"/>
+          <w:lang w:val="en-US"/>
+        </w:rPr>
+        <w:t>.</w:t>
+      </w:r>
+    </w:p>
+    <w:p>
+      <w:pPr>
+        <w:tabs>
+          <w:tab w:val="left" w:pos="560"/>
+          <w:tab w:val="left" w:pos="1120"/>
+          <w:tab w:val="left" w:pos="1680"/>
+          <w:tab w:val="left" w:pos="2240"/>
+          <w:tab w:val="left" w:pos="2800"/>
+          <w:tab w:val="left" w:pos="3360"/>
+          <w:tab w:val="left" w:pos="3920"/>
+          <w:tab w:val="left" w:pos="4480"/>
+          <w:tab w:val="left" w:pos="5040"/>
+          <w:tab w:val="left" w:pos="5600"/>
+          <w:tab w:val="left" w:pos="6160"/>
+          <w:tab w:val="left" w:pos="6720"/>
+        </w:tabs>
+        <w:autoSpaceDE w:val="0"/>
+        <w:autoSpaceDN w:val="0"/>
+        <w:adjustRightInd w:val="0"/>
+        <w:spacing w:before="80" w:after="80"/>
+        <w:ind w:left="142"/>
+        <w:rPr>
+          <w:rFonts w:ascii="Times New Roman" w:hAnsi="Times New Roman" w:cs="Times New Roman"/>
           <w:i/>
           <w:iCs/>
           <w:color w:val="000000"/>
           <w:kern w:val="0"/>
-          <w:sz w:val="22"/>
-          <w:szCs w:val="22"/>
-          <w:lang w:val="es-ES"/>
-        </w:rPr>
-      </w:pPr>
-      <w:r>
-        <w:rPr>
-          <w:rFonts w:ascii="Arial" w:hAnsi="Arial" w:cs="Arial"/>
+          <w:sz w:val="20"/>
+          <w:szCs w:val="20"/>
+          <w:lang w:val="en-US"/>
+        </w:rPr>
+      </w:pPr>
+      <w:r>
+        <w:rPr>
+          <w:rFonts w:ascii="Times New Roman" w:hAnsi="Times New Roman" w:cs="Times New Roman"/>
+          <w:b/>
+          <w:bCs/>
+          <w:color w:val="000000"/>
+          <w:kern w:val="0"/>
+          <w:sz w:val="20"/>
+          <w:szCs w:val="20"/>
+          <w:lang w:val="en-US"/>
+        </w:rPr>
+        <w:t>Multisite Research Scientist</w:t>
+      </w:r>
+      <w:r>
+        <w:rPr>
+          <w:rFonts w:ascii="Times New Roman" w:hAnsi="Times New Roman" w:cs="Times New Roman"/>
+          <w:b/>
+          <w:bCs/>
+          <w:color w:val="000000"/>
+          <w:kern w:val="0"/>
+          <w:sz w:val="20"/>
+          <w:szCs w:val="20"/>
+          <w:lang w:val="en-US"/>
+        </w:rPr>
+        <w:t xml:space="preserve"> </w:t>
+      </w:r>
+      <w:r>
+        <w:rPr>
+          <w:rFonts w:ascii="Times New Roman" w:hAnsi="Times New Roman" w:cs="Times New Roman"/>
+          <w:color w:val="000000"/>
+          <w:kern w:val="0"/>
+          <w:sz w:val="20"/>
+          <w:szCs w:val="20"/>
+          <w:lang w:val="en-US"/>
+        </w:rPr>
+        <w:t>(</w:t>
+      </w:r>
+      <w:r>
+        <w:rPr>
+          <w:rFonts w:ascii="Times New Roman" w:hAnsi="Times New Roman" w:cs="Times New Roman"/>
+          <w:color w:val="000000"/>
+          <w:kern w:val="0"/>
+          <w:sz w:val="20"/>
+          <w:szCs w:val="20"/>
+          <w:lang w:val="en-US"/>
+        </w:rPr>
+        <w:t>Evolution of Appointments</w:t>
+      </w:r>
+      <w:r>
+        <w:rPr>
+          <w:rFonts w:ascii="Times New Roman" w:hAnsi="Times New Roman" w:cs="Times New Roman"/>
+          <w:color w:val="000000"/>
+          <w:kern w:val="0"/>
+          <w:sz w:val="20"/>
+          <w:szCs w:val="20"/>
+          <w:lang w:val="en-US"/>
+        </w:rPr>
+        <w:t xml:space="preserve"> with the same research group</w:t>
+      </w:r>
+      <w:r>
+        <w:rPr>
+          <w:rFonts w:ascii="Times New Roman" w:hAnsi="Times New Roman" w:cs="Times New Roman"/>
+          <w:color w:val="000000"/>
+          <w:kern w:val="0"/>
+          <w:sz w:val="20"/>
+          <w:szCs w:val="20"/>
+          <w:lang w:val="en-US"/>
+        </w:rPr>
+        <w:t>: Associated Faculty • Visiting Scholar • Postdoctoral Research Associate • Doctoral Research Fellow</w:t>
+      </w:r>
+      <w:r>
+        <w:rPr>
+          <w:rFonts w:ascii="Times New Roman" w:hAnsi="Times New Roman" w:cs="Times New Roman"/>
+          <w:color w:val="000000"/>
+          <w:kern w:val="0"/>
+          <w:sz w:val="20"/>
+          <w:szCs w:val="20"/>
+          <w:lang w:val="en-US"/>
+        </w:rPr>
+        <w:t>)</w:t>
+      </w:r>
+      <w:r>
+        <w:rPr>
+          <w:rFonts w:ascii="Times New Roman" w:hAnsi="Times New Roman" w:cs="Times New Roman"/>
+          <w:color w:val="000000"/>
+          <w:kern w:val="0"/>
+          <w:sz w:val="20"/>
+          <w:szCs w:val="20"/>
+          <w:lang w:val="en-US"/>
+        </w:rPr>
+        <w:t xml:space="preserve">   </w:t>
+      </w:r>
+      <w:r>
+        <w:rPr>
+          <w:rFonts w:ascii="Times New Roman" w:hAnsi="Times New Roman" w:cs="Times New Roman"/>
+          <w:color w:val="000000"/>
+          <w:kern w:val="0"/>
+          <w:sz w:val="20"/>
+          <w:szCs w:val="20"/>
+          <w:lang w:val="en-US"/>
+        </w:rPr>
+        <w:t xml:space="preserve">   </w:t>
+      </w:r>
+      <w:r>
+        <w:rPr>
+          <w:rFonts w:ascii="Times New Roman" w:hAnsi="Times New Roman" w:cs="Times New Roman"/>
+          <w:color w:val="000000"/>
+          <w:kern w:val="0"/>
+          <w:sz w:val="20"/>
+          <w:szCs w:val="20"/>
+          <w:lang w:val="en-US"/>
+        </w:rPr>
+        <w:t xml:space="preserve"> </w:t>
+      </w:r>
+      <w:r>
+        <w:rPr>
+          <w:rFonts w:ascii="Times New Roman" w:hAnsi="Times New Roman" w:cs="Times New Roman"/>
+          <w:color w:val="000000"/>
+          <w:kern w:val="0"/>
+          <w:sz w:val="20"/>
+          <w:szCs w:val="20"/>
+          <w:lang w:val="en-US"/>
+        </w:rPr>
+        <w:t xml:space="preserve">         </w:t>
+      </w:r>
+      <w:r>
+        <w:rPr>
+          <w:rFonts w:ascii="Times New Roman" w:hAnsi="Times New Roman" w:cs="Times New Roman"/>
+          <w:color w:val="000000"/>
+          <w:kern w:val="0"/>
+          <w:sz w:val="20"/>
+          <w:szCs w:val="20"/>
+          <w:lang w:val="en-US"/>
+        </w:rPr>
+        <w:t xml:space="preserve">          </w:t>
+      </w:r>
+      <w:r>
+        <w:rPr>
+          <w:rFonts w:ascii="Times New Roman" w:hAnsi="Times New Roman" w:cs="Times New Roman"/>
+          <w:b/>
+          <w:bCs/>
+          <w:color w:val="000000"/>
+          <w:kern w:val="0"/>
+          <w:sz w:val="20"/>
+          <w:szCs w:val="20"/>
+          <w:lang w:val="en-US"/>
+        </w:rPr>
+        <w:t>07/20</w:t>
+      </w:r>
+      <w:r>
+        <w:rPr>
+          <w:rFonts w:ascii="Times New Roman" w:hAnsi="Times New Roman" w:cs="Times New Roman"/>
+          <w:b/>
+          <w:bCs/>
+          <w:color w:val="000000"/>
+          <w:kern w:val="0"/>
+          <w:sz w:val="20"/>
+          <w:szCs w:val="20"/>
+          <w:lang w:val="en-US"/>
+        </w:rPr>
+        <w:t>16</w:t>
+      </w:r>
+      <w:r>
+        <w:rPr>
+          <w:rFonts w:ascii="Times New Roman" w:hAnsi="Times New Roman" w:cs="Times New Roman"/>
+          <w:b/>
+          <w:bCs/>
+          <w:color w:val="000000"/>
+          <w:kern w:val="0"/>
+          <w:sz w:val="20"/>
+          <w:szCs w:val="20"/>
+          <w:lang w:val="en-US"/>
+        </w:rPr>
+        <w:t xml:space="preserve"> – Present </w:t>
+      </w:r>
+      <w:r>
+        <w:rPr>
+          <w:rFonts w:ascii="Times New Roman" w:hAnsi="Times New Roman" w:cs="Times New Roman"/>
           <w:i/>
           <w:iCs/>
           <w:color w:val="000000"/>
           <w:kern w:val="0"/>
-          <w:sz w:val="22"/>
-          <w:szCs w:val="22"/>
-          <w:lang w:val="es-ES"/>
-        </w:rPr>
-        <w:t>Instituto Nacional de Psiquiatría</w:t>
-      </w:r>
-      <w:r>
-        <w:rPr>
-          <w:rFonts w:ascii="Arial" w:hAnsi="Arial" w:cs="Arial"/>
-          <w:i/>
-          <w:iCs/>
-          <w:color w:val="000000"/>
-          <w:kern w:val="0"/>
-          <w:sz w:val="22"/>
-          <w:szCs w:val="22"/>
-          <w:lang w:val="es-ES"/>
-        </w:rPr>
-        <w:t xml:space="preserve"> (México)</w:t>
-      </w:r>
-      <w:r>
-        <w:rPr>
-          <w:rFonts w:ascii="Arial" w:hAnsi="Arial" w:cs="Arial"/>
-          <w:i/>
-          <w:iCs/>
-          <w:color w:val="000000"/>
-          <w:kern w:val="0"/>
-          <w:sz w:val="22"/>
-          <w:szCs w:val="22"/>
-          <w:lang w:val="es-ES"/>
-        </w:rPr>
-        <w:t xml:space="preserve">. </w:t>
+          <w:sz w:val="20"/>
+          <w:szCs w:val="20"/>
+          <w:lang w:val="en-US"/>
+        </w:rPr>
+        <w:t>Northeastern University • University of California Riverside • Oregon Health &amp; Science University • Instituto Nacional de Neurología y Neurocirugía (México) • Instituto Nacional de Psiquiatría (México)</w:t>
       </w:r>
     </w:p>
     <w:p>
@@ -1200,112 +1634,46 @@
         <w:adjustRightInd w:val="0"/>
         <w:ind w:left="142"/>
         <w:rPr>
-          <w:rFonts w:ascii="Arial" w:hAnsi="Arial" w:cs="Arial"/>
-          <w:color w:val="000000"/>
-          <w:kern w:val="0"/>
-          <w:sz w:val="20"/>
-          <w:szCs w:val="20"/>
-          <w:lang w:val="en-US"/>
-        </w:rPr>
-      </w:pPr>
-      <w:r>
-        <w:rPr>
-          <w:rFonts w:ascii="Arial" w:hAnsi="Arial" w:cs="Arial"/>
-          <w:color w:val="000000"/>
-          <w:kern w:val="0"/>
-          <w:sz w:val="20"/>
-          <w:szCs w:val="20"/>
-          <w:lang w:val="en-US"/>
-        </w:rPr>
-        <w:t>-</w:t>
-      </w:r>
-      <w:r>
-        <w:rPr>
-          <w:rFonts w:ascii="Arial" w:hAnsi="Arial" w:cs="Arial"/>
-          <w:color w:val="000000"/>
-          <w:kern w:val="0"/>
-          <w:sz w:val="20"/>
-          <w:szCs w:val="20"/>
-          <w:lang w:val="en-US"/>
-        </w:rPr>
-        <w:t>Localization, validation, and testing of auditory</w:t>
-      </w:r>
-      <w:r>
-        <w:rPr>
-          <w:rFonts w:ascii="Arial" w:hAnsi="Arial" w:cs="Arial"/>
-          <w:color w:val="000000"/>
-          <w:kern w:val="0"/>
-          <w:sz w:val="20"/>
-          <w:szCs w:val="20"/>
-          <w:lang w:val="en-US"/>
-        </w:rPr>
-        <w:t xml:space="preserve"> and cognitive</w:t>
-      </w:r>
-      <w:r>
-        <w:rPr>
-          <w:rFonts w:ascii="Arial" w:hAnsi="Arial" w:cs="Arial"/>
-          <w:color w:val="000000"/>
-          <w:kern w:val="0"/>
-          <w:sz w:val="20"/>
-          <w:szCs w:val="20"/>
-          <w:lang w:val="en-US"/>
-        </w:rPr>
-        <w:t xml:space="preserve"> a</w:t>
-      </w:r>
-      <w:r>
-        <w:rPr>
-          <w:rFonts w:ascii="Arial" w:hAnsi="Arial" w:cs="Arial"/>
-          <w:color w:val="000000"/>
-          <w:kern w:val="0"/>
-          <w:sz w:val="20"/>
-          <w:szCs w:val="20"/>
-          <w:lang w:val="en-US"/>
-        </w:rPr>
-        <w:t>ssessment</w:t>
-      </w:r>
-      <w:r>
-        <w:rPr>
-          <w:rFonts w:ascii="Arial" w:hAnsi="Arial" w:cs="Arial"/>
-          <w:color w:val="000000"/>
-          <w:kern w:val="0"/>
-          <w:sz w:val="20"/>
-          <w:szCs w:val="20"/>
-          <w:lang w:val="en-US"/>
-        </w:rPr>
-        <w:t xml:space="preserve"> and training </w:t>
-      </w:r>
-      <w:r>
-        <w:rPr>
-          <w:rFonts w:ascii="Arial" w:hAnsi="Arial" w:cs="Arial"/>
-          <w:color w:val="000000"/>
-          <w:kern w:val="0"/>
-          <w:sz w:val="20"/>
-          <w:szCs w:val="20"/>
-          <w:lang w:val="en-US"/>
-        </w:rPr>
-        <w:t>apps in Spanish</w:t>
-      </w:r>
-      <w:r>
-        <w:rPr>
-          <w:rFonts w:ascii="Arial" w:hAnsi="Arial" w:cs="Arial"/>
-          <w:color w:val="000000"/>
-          <w:kern w:val="0"/>
-          <w:sz w:val="20"/>
-          <w:szCs w:val="20"/>
-          <w:lang w:val="en-US"/>
-        </w:rPr>
-        <w:t>.</w:t>
-      </w:r>
-      <w:r>
-        <w:rPr>
-          <w:rFonts w:ascii="Arial" w:hAnsi="Arial" w:cs="Arial"/>
-          <w:color w:val="000000"/>
-          <w:kern w:val="0"/>
-          <w:sz w:val="20"/>
-          <w:szCs w:val="20"/>
-          <w:lang w:val="en-US"/>
-        </w:rPr>
-        <w:t xml:space="preserve"> </w:t>
+          <w:rFonts w:ascii="Times New Roman" w:hAnsi="Times New Roman" w:cs="Times New Roman"/>
+          <w:color w:val="000000"/>
+          <w:kern w:val="0"/>
+          <w:sz w:val="20"/>
+          <w:szCs w:val="20"/>
+          <w:lang w:val="en-US"/>
+        </w:rPr>
+      </w:pPr>
+      <w:r>
+        <w:rPr>
+          <w:rFonts w:ascii="Times New Roman" w:hAnsi="Times New Roman" w:cs="Times New Roman"/>
+          <w:color w:val="000000"/>
+          <w:kern w:val="0"/>
+          <w:sz w:val="20"/>
+          <w:szCs w:val="20"/>
+          <w:lang w:val="en-US"/>
+        </w:rPr>
+        <w:t xml:space="preserve">-Coordinated international collaboration with Mexican Institutions of Health </w:t>
+      </w:r>
+      <w:r>
+        <w:rPr>
+          <w:rFonts w:ascii="Times New Roman" w:hAnsi="Times New Roman" w:cs="Times New Roman"/>
+          <w:color w:val="000000"/>
+          <w:kern w:val="0"/>
+          <w:sz w:val="20"/>
+          <w:szCs w:val="20"/>
+          <w:lang w:val="en-US"/>
+        </w:rPr>
+        <w:t>to deploy and evaluate</w:t>
+      </w:r>
+      <w:r>
+        <w:rPr>
+          <w:rFonts w:ascii="Times New Roman" w:hAnsi="Times New Roman" w:cs="Times New Roman"/>
+          <w:color w:val="000000"/>
+          <w:kern w:val="0"/>
+          <w:sz w:val="20"/>
+          <w:szCs w:val="20"/>
+          <w:lang w:val="en-US"/>
+        </w:rPr>
+        <w:t xml:space="preserve"> research tools.</w:t>
       </w:r>
     </w:p>
     <w:p>
@@ -1329,311 +1697,76 @@
         <w:adjustRightInd w:val="0"/>
         <w:ind w:left="142"/>
         <w:rPr>
-          <w:rFonts w:ascii="Arial" w:hAnsi="Arial" w:cs="Arial"/>
-          <w:color w:val="000000"/>
-          <w:kern w:val="0"/>
-          <w:sz w:val="20"/>
-          <w:szCs w:val="20"/>
-          <w:lang w:val="en-US"/>
-        </w:rPr>
-      </w:pPr>
-      <w:r>
-        <w:rPr>
-          <w:rFonts w:ascii="Arial" w:hAnsi="Arial" w:cs="Arial"/>
-          <w:color w:val="000000"/>
-          <w:kern w:val="0"/>
-          <w:sz w:val="20"/>
-          <w:szCs w:val="20"/>
-          <w:lang w:val="en-US"/>
-        </w:rPr>
-        <w:t xml:space="preserve">-Tested over </w:t>
-      </w:r>
-      <w:r>
-        <w:rPr>
-          <w:rFonts w:ascii="Arial" w:hAnsi="Arial" w:cs="Arial"/>
-          <w:color w:val="000000"/>
-          <w:kern w:val="0"/>
-          <w:sz w:val="20"/>
-          <w:szCs w:val="20"/>
-          <w:lang w:val="en-US"/>
-        </w:rPr>
-        <w:t>500</w:t>
-      </w:r>
-      <w:r>
-        <w:rPr>
-          <w:rFonts w:ascii="Arial" w:hAnsi="Arial" w:cs="Arial"/>
-          <w:color w:val="000000"/>
-          <w:kern w:val="0"/>
-          <w:sz w:val="20"/>
-          <w:szCs w:val="20"/>
-          <w:lang w:val="en-US"/>
-        </w:rPr>
-        <w:t>+ participants including patients in clinical research settings.</w:t>
-      </w:r>
-    </w:p>
-    <w:p>
-      <w:pPr>
-        <w:tabs>
-          <w:tab w:val="left" w:pos="560"/>
-          <w:tab w:val="left" w:pos="1120"/>
-          <w:tab w:val="left" w:pos="1680"/>
-          <w:tab w:val="left" w:pos="2240"/>
-          <w:tab w:val="left" w:pos="2800"/>
-          <w:tab w:val="left" w:pos="3360"/>
-          <w:tab w:val="left" w:pos="3920"/>
-          <w:tab w:val="left" w:pos="4480"/>
-          <w:tab w:val="left" w:pos="5040"/>
-          <w:tab w:val="left" w:pos="5600"/>
-          <w:tab w:val="left" w:pos="6160"/>
-          <w:tab w:val="left" w:pos="6720"/>
-        </w:tabs>
-        <w:autoSpaceDE w:val="0"/>
-        <w:autoSpaceDN w:val="0"/>
-        <w:adjustRightInd w:val="0"/>
-        <w:spacing w:before="80"/>
-        <w:ind w:left="142"/>
-        <w:rPr>
-          <w:rFonts w:ascii="Arial" w:hAnsi="Arial" w:cs="Arial"/>
+          <w:rFonts w:ascii="Times New Roman" w:hAnsi="Times New Roman" w:cs="Times New Roman"/>
           <w:b/>
           <w:bCs/>
           <w:color w:val="000000"/>
           <w:kern w:val="0"/>
-          <w:sz w:val="22"/>
-          <w:szCs w:val="22"/>
-          <w:lang w:val="en-US"/>
-        </w:rPr>
-      </w:pPr>
-      <w:r>
-        <w:rPr>
-          <w:rFonts w:ascii="Arial" w:hAnsi="Arial" w:cs="Arial"/>
-          <w:b/>
-          <w:bCs/>
-          <w:color w:val="000000"/>
-          <w:kern w:val="0"/>
-          <w:sz w:val="22"/>
-          <w:szCs w:val="22"/>
-          <w:lang w:val="en-US"/>
-        </w:rPr>
-        <w:t>Brain Game Center Research</w:t>
-      </w:r>
-      <w:r>
-        <w:rPr>
-          <w:rFonts w:ascii="Arial" w:hAnsi="Arial" w:cs="Arial"/>
-          <w:b/>
-          <w:bCs/>
-          <w:color w:val="000000"/>
-          <w:kern w:val="0"/>
-          <w:sz w:val="22"/>
-          <w:szCs w:val="22"/>
-          <w:lang w:val="en-US"/>
-        </w:rPr>
-        <w:t>er</w:t>
-      </w:r>
-      <w:r>
-        <w:rPr>
-          <w:rFonts w:ascii="Arial" w:hAnsi="Arial" w:cs="Arial"/>
-          <w:b/>
-          <w:bCs/>
-          <w:color w:val="000000"/>
-          <w:kern w:val="0"/>
-          <w:sz w:val="22"/>
-          <w:szCs w:val="22"/>
-          <w:lang w:val="en-US"/>
-        </w:rPr>
-        <w:t>,</w:t>
-      </w:r>
-      <w:r>
-        <w:rPr>
-          <w:rFonts w:ascii="Arial" w:hAnsi="Arial" w:cs="Arial"/>
-          <w:color w:val="000000"/>
-          <w:kern w:val="0"/>
-          <w:sz w:val="22"/>
-          <w:szCs w:val="22"/>
-          <w:lang w:val="en-US"/>
+          <w:sz w:val="20"/>
+          <w:szCs w:val="20"/>
+          <w:lang w:val="en-US"/>
+        </w:rPr>
+      </w:pPr>
+      <w:r>
+        <w:rPr>
+          <w:rFonts w:ascii="Times New Roman" w:hAnsi="Times New Roman" w:cs="Times New Roman"/>
+          <w:color w:val="000000"/>
+          <w:kern w:val="0"/>
+          <w:sz w:val="20"/>
+          <w:szCs w:val="20"/>
+          <w:lang w:val="en-US"/>
+        </w:rPr>
+        <w:t>-</w:t>
+      </w:r>
+      <w:r>
+        <w:rPr>
+          <w:rFonts w:ascii="Times New Roman" w:hAnsi="Times New Roman" w:cs="Times New Roman"/>
+          <w:color w:val="000000"/>
+          <w:kern w:val="0"/>
+          <w:sz w:val="20"/>
+          <w:szCs w:val="20"/>
+        </w:rPr>
+        <w:t>Advised cross-functional teams in</w:t>
+      </w:r>
+      <w:r>
+        <w:rPr>
+          <w:rFonts w:ascii="Times New Roman" w:hAnsi="Times New Roman" w:cs="Times New Roman"/>
+          <w:color w:val="000000"/>
+          <w:kern w:val="0"/>
+          <w:sz w:val="20"/>
+          <w:szCs w:val="20"/>
         </w:rPr>
         <w:t xml:space="preserve"> </w:t>
       </w:r>
       <w:r>
         <w:rPr>
-          <w:rFonts w:ascii="Arial" w:hAnsi="Arial" w:cs="Arial"/>
-          <w:i/>
-          <w:iCs/>
-          <w:color w:val="000000"/>
-          <w:kern w:val="0"/>
-          <w:sz w:val="22"/>
-          <w:szCs w:val="22"/>
-          <w:lang w:val="en-US"/>
-        </w:rPr>
-        <w:t>University of California Riversi</w:t>
-      </w:r>
-      <w:r>
-        <w:rPr>
-          <w:rFonts w:ascii="Arial" w:hAnsi="Arial" w:cs="Arial"/>
-          <w:i/>
-          <w:iCs/>
-          <w:color w:val="000000"/>
-          <w:kern w:val="0"/>
-          <w:sz w:val="22"/>
-          <w:szCs w:val="22"/>
-          <w:lang w:val="en-US"/>
-        </w:rPr>
-        <w:t>de</w:t>
-      </w:r>
-      <w:r>
-        <w:rPr>
-          <w:rFonts w:ascii="Arial" w:hAnsi="Arial" w:cs="Arial"/>
-          <w:i/>
-          <w:iCs/>
-          <w:color w:val="000000"/>
-          <w:kern w:val="0"/>
-          <w:sz w:val="22"/>
-          <w:szCs w:val="22"/>
-          <w:lang w:val="en-US"/>
-        </w:rPr>
-        <w:t xml:space="preserve"> &amp;</w:t>
-      </w:r>
-      <w:r>
-        <w:rPr>
-          <w:rFonts w:ascii="Arial" w:hAnsi="Arial" w:cs="Arial"/>
-          <w:b/>
-          <w:bCs/>
-          <w:color w:val="000000"/>
-          <w:kern w:val="0"/>
-          <w:sz w:val="22"/>
-          <w:szCs w:val="22"/>
-          <w:lang w:val="en-US"/>
-        </w:rPr>
-        <w:t xml:space="preserve">  </w:t>
-      </w:r>
-      <w:r>
-        <w:rPr>
-          <w:rFonts w:ascii="Arial" w:hAnsi="Arial" w:cs="Arial"/>
-          <w:b/>
-          <w:bCs/>
-          <w:color w:val="000000"/>
-          <w:kern w:val="0"/>
-          <w:sz w:val="22"/>
-          <w:szCs w:val="22"/>
-          <w:lang w:val="en-US"/>
-        </w:rPr>
-        <w:t xml:space="preserve">     </w:t>
-      </w:r>
-      <w:r>
-        <w:rPr>
-          <w:rFonts w:ascii="Arial" w:hAnsi="Arial" w:cs="Arial"/>
-          <w:b/>
-          <w:bCs/>
-          <w:color w:val="000000"/>
-          <w:kern w:val="0"/>
-          <w:sz w:val="22"/>
-          <w:szCs w:val="22"/>
-          <w:lang w:val="en-US"/>
-        </w:rPr>
-        <w:t xml:space="preserve">  09/</w:t>
-      </w:r>
-      <w:r>
-        <w:rPr>
-          <w:rFonts w:ascii="Arial" w:hAnsi="Arial" w:cs="Arial"/>
-          <w:b/>
-          <w:bCs/>
-          <w:color w:val="000000"/>
-          <w:kern w:val="0"/>
-          <w:sz w:val="22"/>
-          <w:szCs w:val="22"/>
-          <w:lang w:val="en-US"/>
-        </w:rPr>
-        <w:t>201</w:t>
-      </w:r>
-      <w:r>
-        <w:rPr>
-          <w:rFonts w:ascii="Arial" w:hAnsi="Arial" w:cs="Arial"/>
-          <w:b/>
-          <w:bCs/>
-          <w:color w:val="000000"/>
-          <w:kern w:val="0"/>
-          <w:sz w:val="22"/>
-          <w:szCs w:val="22"/>
-          <w:lang w:val="en-US"/>
-        </w:rPr>
-        <w:t>6</w:t>
-      </w:r>
-      <w:r>
-        <w:rPr>
-          <w:rFonts w:ascii="Arial" w:hAnsi="Arial" w:cs="Arial"/>
-          <w:b/>
-          <w:bCs/>
-          <w:color w:val="000000"/>
-          <w:kern w:val="0"/>
-          <w:sz w:val="22"/>
-          <w:szCs w:val="22"/>
-          <w:lang w:val="en-US"/>
-        </w:rPr>
-        <w:t xml:space="preserve"> –</w:t>
-      </w:r>
-      <w:r>
-        <w:rPr>
-          <w:rFonts w:ascii="Arial" w:hAnsi="Arial" w:cs="Arial"/>
-          <w:b/>
-          <w:bCs/>
-          <w:color w:val="000000"/>
-          <w:kern w:val="0"/>
-          <w:sz w:val="22"/>
-          <w:szCs w:val="22"/>
-          <w:lang w:val="en-US"/>
+          <w:rFonts w:ascii="Times New Roman" w:hAnsi="Times New Roman" w:cs="Times New Roman"/>
+          <w:color w:val="000000"/>
+          <w:kern w:val="0"/>
+          <w:sz w:val="20"/>
+          <w:szCs w:val="20"/>
+        </w:rPr>
+        <w:t>five countries</w:t>
+      </w:r>
+      <w:r>
+        <w:rPr>
+          <w:rFonts w:ascii="Times New Roman" w:hAnsi="Times New Roman" w:cs="Times New Roman"/>
+          <w:color w:val="000000"/>
+          <w:kern w:val="0"/>
+          <w:sz w:val="20"/>
+          <w:szCs w:val="20"/>
         </w:rPr>
         <w:t xml:space="preserve"> </w:t>
       </w:r>
       <w:r>
         <w:rPr>
-          <w:rFonts w:ascii="Arial" w:hAnsi="Arial" w:cs="Arial"/>
-          <w:b/>
-          <w:bCs/>
-          <w:color w:val="000000"/>
-          <w:kern w:val="0"/>
-          <w:sz w:val="22"/>
-          <w:szCs w:val="22"/>
-          <w:lang w:val="en-US"/>
-        </w:rPr>
-        <w:t>Present</w:t>
-      </w:r>
-      <w:r>
-        <w:rPr>
-          <w:rFonts w:ascii="Arial" w:hAnsi="Arial" w:cs="Arial"/>
-          <w:b/>
-          <w:bCs/>
-          <w:color w:val="000000"/>
-          <w:kern w:val="0"/>
-          <w:sz w:val="22"/>
-          <w:szCs w:val="22"/>
-          <w:lang w:val="en-US"/>
-        </w:rPr>
-        <w:t xml:space="preserve"> </w:t>
-      </w:r>
-      <w:r>
-        <w:rPr>
-          <w:rFonts w:ascii="Arial" w:hAnsi="Arial" w:cs="Arial"/>
-          <w:i/>
-          <w:iCs/>
-          <w:color w:val="000000"/>
-          <w:kern w:val="0"/>
-          <w:sz w:val="22"/>
-          <w:szCs w:val="22"/>
-          <w:lang w:val="en-US"/>
-        </w:rPr>
-        <w:t>Northeastern University</w:t>
-      </w:r>
-      <w:r>
-        <w:rPr>
-          <w:rFonts w:ascii="Arial" w:hAnsi="Arial" w:cs="Arial"/>
-          <w:i/>
-          <w:iCs/>
-          <w:color w:val="000000"/>
-          <w:kern w:val="0"/>
-          <w:sz w:val="22"/>
-          <w:szCs w:val="22"/>
-          <w:lang w:val="en-US"/>
-        </w:rPr>
-        <w:t>.</w:t>
+          <w:rFonts w:ascii="Times New Roman" w:hAnsi="Times New Roman" w:cs="Times New Roman"/>
+          <w:color w:val="000000"/>
+          <w:kern w:val="0"/>
+          <w:sz w:val="20"/>
+          <w:szCs w:val="20"/>
+        </w:rPr>
+        <w:t>on app development, hearing science, and experimental design.</w:t>
       </w:r>
     </w:p>
     <w:p>
@@ -1657,46 +1790,134 @@
         <w:adjustRightInd w:val="0"/>
         <w:ind w:left="142"/>
         <w:rPr>
-          <w:rFonts w:ascii="Arial" w:hAnsi="Arial" w:cs="Arial"/>
-          <w:color w:val="000000"/>
-          <w:kern w:val="0"/>
-          <w:sz w:val="20"/>
-          <w:szCs w:val="20"/>
-          <w:lang w:val="en-US"/>
-        </w:rPr>
-      </w:pPr>
-      <w:r>
-        <w:rPr>
-          <w:rFonts w:ascii="Arial" w:hAnsi="Arial" w:cs="Arial"/>
-          <w:color w:val="000000"/>
-          <w:kern w:val="0"/>
-          <w:sz w:val="20"/>
-          <w:szCs w:val="20"/>
-          <w:lang w:val="en-US"/>
-        </w:rPr>
-        <w:t xml:space="preserve">- Led </w:t>
-      </w:r>
-      <w:r>
-        <w:rPr>
-          <w:rFonts w:ascii="Arial" w:hAnsi="Arial" w:cs="Arial"/>
-          <w:color w:val="000000"/>
-          <w:kern w:val="0"/>
-          <w:sz w:val="20"/>
-          <w:szCs w:val="20"/>
-          <w:lang w:val="en-US"/>
-        </w:rPr>
-        <w:t>15</w:t>
-      </w:r>
-      <w:r>
-        <w:rPr>
-          <w:rFonts w:ascii="Arial" w:hAnsi="Arial" w:cs="Arial"/>
-          <w:color w:val="000000"/>
-          <w:kern w:val="0"/>
-          <w:sz w:val="20"/>
-          <w:szCs w:val="20"/>
-          <w:lang w:val="en-US"/>
-        </w:rPr>
-        <w:t>+ studies on multi-sensory perception and cognition.</w:t>
+          <w:rFonts w:ascii="Times New Roman" w:hAnsi="Times New Roman" w:cs="Times New Roman"/>
+          <w:color w:val="000000"/>
+          <w:kern w:val="0"/>
+          <w:sz w:val="20"/>
+          <w:szCs w:val="20"/>
+          <w:lang w:val="en-US"/>
+        </w:rPr>
+      </w:pPr>
+      <w:r>
+        <w:rPr>
+          <w:rFonts w:ascii="Times New Roman" w:hAnsi="Times New Roman" w:cs="Times New Roman"/>
+          <w:color w:val="000000"/>
+          <w:kern w:val="0"/>
+          <w:sz w:val="20"/>
+          <w:szCs w:val="20"/>
+          <w:lang w:val="en-US"/>
+        </w:rPr>
+        <w:t>-</w:t>
+      </w:r>
+      <w:r>
+        <w:rPr>
+          <w:rFonts w:ascii="Times New Roman" w:hAnsi="Times New Roman" w:cs="Times New Roman"/>
+          <w:color w:val="000000"/>
+          <w:kern w:val="0"/>
+          <w:sz w:val="20"/>
+          <w:szCs w:val="20"/>
+          <w:lang w:val="en-US"/>
+        </w:rPr>
+        <w:t>L</w:t>
+      </w:r>
+      <w:r>
+        <w:rPr>
+          <w:rFonts w:ascii="Times New Roman" w:hAnsi="Times New Roman" w:cs="Times New Roman"/>
+          <w:color w:val="000000"/>
+          <w:kern w:val="0"/>
+          <w:sz w:val="20"/>
+          <w:szCs w:val="20"/>
+          <w:lang w:val="en-US"/>
+        </w:rPr>
+        <w:t>ed the l</w:t>
+      </w:r>
+      <w:r>
+        <w:rPr>
+          <w:rFonts w:ascii="Times New Roman" w:hAnsi="Times New Roman" w:cs="Times New Roman"/>
+          <w:color w:val="000000"/>
+          <w:kern w:val="0"/>
+          <w:sz w:val="20"/>
+          <w:szCs w:val="20"/>
+          <w:lang w:val="en-US"/>
+        </w:rPr>
+        <w:t>ocalization, validation, and testing of auditory</w:t>
+      </w:r>
+      <w:r>
+        <w:rPr>
+          <w:rFonts w:ascii="Times New Roman" w:hAnsi="Times New Roman" w:cs="Times New Roman"/>
+          <w:color w:val="000000"/>
+          <w:kern w:val="0"/>
+          <w:sz w:val="20"/>
+          <w:szCs w:val="20"/>
+          <w:lang w:val="en-US"/>
+        </w:rPr>
+        <w:t xml:space="preserve"> and cognitive</w:t>
+      </w:r>
+      <w:r>
+        <w:rPr>
+          <w:rFonts w:ascii="Times New Roman" w:hAnsi="Times New Roman" w:cs="Times New Roman"/>
+          <w:color w:val="000000"/>
+          <w:kern w:val="0"/>
+          <w:sz w:val="20"/>
+          <w:szCs w:val="20"/>
+          <w:lang w:val="en-US"/>
+        </w:rPr>
+        <w:t xml:space="preserve"> a</w:t>
+      </w:r>
+      <w:r>
+        <w:rPr>
+          <w:rFonts w:ascii="Times New Roman" w:hAnsi="Times New Roman" w:cs="Times New Roman"/>
+          <w:color w:val="000000"/>
+          <w:kern w:val="0"/>
+          <w:sz w:val="20"/>
+          <w:szCs w:val="20"/>
+          <w:lang w:val="en-US"/>
+        </w:rPr>
+        <w:t>ssessment</w:t>
+      </w:r>
+      <w:r>
+        <w:rPr>
+          <w:rFonts w:ascii="Times New Roman" w:hAnsi="Times New Roman" w:cs="Times New Roman"/>
+          <w:color w:val="000000"/>
+          <w:kern w:val="0"/>
+          <w:sz w:val="20"/>
+          <w:szCs w:val="20"/>
+          <w:lang w:val="en-US"/>
+        </w:rPr>
+        <w:t xml:space="preserve"> and training </w:t>
+      </w:r>
+      <w:r>
+        <w:rPr>
+          <w:rFonts w:ascii="Times New Roman" w:hAnsi="Times New Roman" w:cs="Times New Roman"/>
+          <w:color w:val="000000"/>
+          <w:kern w:val="0"/>
+          <w:sz w:val="20"/>
+          <w:szCs w:val="20"/>
+          <w:lang w:val="en-US"/>
+        </w:rPr>
+        <w:t>apps in Spanish</w:t>
+      </w:r>
+      <w:r>
+        <w:rPr>
+          <w:rFonts w:ascii="Times New Roman" w:hAnsi="Times New Roman" w:cs="Times New Roman"/>
+          <w:color w:val="000000"/>
+          <w:kern w:val="0"/>
+          <w:sz w:val="20"/>
+          <w:szCs w:val="20"/>
+          <w:lang w:val="en-US"/>
+        </w:rPr>
+        <w:t>.</w:t>
+      </w:r>
+      <w:r>
+        <w:rPr>
+          <w:rFonts w:ascii="Times New Roman" w:hAnsi="Times New Roman" w:cs="Times New Roman"/>
+          <w:color w:val="000000"/>
+          <w:kern w:val="0"/>
+          <w:sz w:val="20"/>
+          <w:szCs w:val="20"/>
+          <w:lang w:val="en-US"/>
+        </w:rPr>
+        <w:t xml:space="preserve"> </w:t>
       </w:r>
     </w:p>
     <w:p>
@@ -1720,46 +1941,24 @@
         <w:adjustRightInd w:val="0"/>
         <w:ind w:left="142"/>
         <w:rPr>
-          <w:rFonts w:ascii="Arial" w:hAnsi="Arial" w:cs="Arial"/>
-          <w:color w:val="000000"/>
-          <w:kern w:val="0"/>
-          <w:sz w:val="20"/>
-          <w:szCs w:val="20"/>
-          <w:lang w:val="en-US"/>
-        </w:rPr>
-      </w:pPr>
-      <w:r>
-        <w:rPr>
-          <w:rFonts w:ascii="Arial" w:hAnsi="Arial" w:cs="Arial"/>
-          <w:color w:val="000000"/>
-          <w:kern w:val="0"/>
-          <w:sz w:val="20"/>
-          <w:szCs w:val="20"/>
-          <w:lang w:val="en-US"/>
-        </w:rPr>
-        <w:t xml:space="preserve">- Collected data from </w:t>
-      </w:r>
-      <w:r>
-        <w:rPr>
-          <w:rFonts w:ascii="Arial" w:hAnsi="Arial" w:cs="Arial"/>
-          <w:color w:val="000000"/>
-          <w:kern w:val="0"/>
-          <w:sz w:val="20"/>
-          <w:szCs w:val="20"/>
-          <w:lang w:val="en-US"/>
-        </w:rPr>
-        <w:t>2000</w:t>
-      </w:r>
-      <w:r>
-        <w:rPr>
-          <w:rFonts w:ascii="Arial" w:hAnsi="Arial" w:cs="Arial"/>
-          <w:color w:val="000000"/>
-          <w:kern w:val="0"/>
-          <w:sz w:val="20"/>
-          <w:szCs w:val="20"/>
-          <w:lang w:val="en-US"/>
-        </w:rPr>
-        <w:t>+ participants using digital health apps with mixed-methods.</w:t>
+          <w:rFonts w:ascii="Times New Roman" w:hAnsi="Times New Roman" w:cs="Times New Roman"/>
+          <w:color w:val="000000"/>
+          <w:kern w:val="0"/>
+          <w:sz w:val="20"/>
+          <w:szCs w:val="20"/>
+          <w:lang w:val="en-US"/>
+        </w:rPr>
+      </w:pPr>
+      <w:r>
+        <w:rPr>
+          <w:rFonts w:ascii="Times New Roman" w:hAnsi="Times New Roman" w:cs="Times New Roman"/>
+          <w:color w:val="000000"/>
+          <w:kern w:val="0"/>
+          <w:sz w:val="20"/>
+          <w:szCs w:val="20"/>
+          <w:lang w:val="en-US"/>
+        </w:rPr>
+        <w:t>-Served as reviewer for 30+ research articles across multiple international journals.</w:t>
       </w:r>
     </w:p>
     <w:p>
@@ -1783,57 +1982,94 @@
         <w:adjustRightInd w:val="0"/>
         <w:ind w:left="142"/>
         <w:rPr>
-          <w:rFonts w:ascii="Arial" w:hAnsi="Arial" w:cs="Arial"/>
-          <w:color w:val="000000"/>
-          <w:kern w:val="0"/>
-          <w:sz w:val="20"/>
-          <w:szCs w:val="20"/>
-          <w:lang w:val="en-US"/>
-        </w:rPr>
-      </w:pPr>
-      <w:r>
-        <w:rPr>
-          <w:rFonts w:ascii="Arial" w:hAnsi="Arial" w:cs="Arial"/>
-          <w:color w:val="000000"/>
-          <w:kern w:val="0"/>
-          <w:sz w:val="20"/>
-          <w:szCs w:val="20"/>
-          <w:lang w:val="en-US"/>
-        </w:rPr>
-        <w:t xml:space="preserve">- Managed and developed </w:t>
-      </w:r>
-      <w:r>
-        <w:rPr>
-          <w:rFonts w:ascii="Arial" w:hAnsi="Arial" w:cs="Arial"/>
-          <w:color w:val="000000"/>
-          <w:kern w:val="0"/>
-          <w:sz w:val="20"/>
-          <w:szCs w:val="20"/>
-          <w:lang w:val="en-US"/>
-        </w:rPr>
-        <w:t>7+</w:t>
-      </w:r>
-      <w:r>
-        <w:rPr>
-          <w:rFonts w:ascii="Arial" w:hAnsi="Arial" w:cs="Arial"/>
-          <w:color w:val="000000"/>
-          <w:kern w:val="0"/>
-          <w:sz w:val="20"/>
-          <w:szCs w:val="20"/>
-          <w:lang w:val="en-US"/>
-        </w:rPr>
-        <w:t xml:space="preserve"> teams of 6-25 researchers</w:t>
-      </w:r>
-      <w:r>
-        <w:rPr>
-          <w:rFonts w:ascii="Arial" w:hAnsi="Arial" w:cs="Arial"/>
-          <w:color w:val="000000"/>
-          <w:kern w:val="0"/>
-          <w:sz w:val="20"/>
-          <w:szCs w:val="20"/>
-          <w:lang w:val="en-US"/>
+          <w:rFonts w:ascii="Times New Roman" w:hAnsi="Times New Roman" w:cs="Times New Roman"/>
+          <w:color w:val="000000"/>
+          <w:kern w:val="0"/>
+          <w:sz w:val="20"/>
+          <w:szCs w:val="20"/>
+          <w:lang w:val="en-US"/>
+        </w:rPr>
+      </w:pPr>
+      <w:r>
+        <w:rPr>
+          <w:rFonts w:ascii="Times New Roman" w:hAnsi="Times New Roman" w:cs="Times New Roman"/>
+          <w:color w:val="000000"/>
+          <w:kern w:val="0"/>
+          <w:sz w:val="20"/>
+          <w:szCs w:val="20"/>
+          <w:lang w:val="en-US"/>
+        </w:rPr>
+        <w:t>-</w:t>
+      </w:r>
+      <w:r>
+        <w:rPr>
+          <w:rFonts w:ascii="Times New Roman" w:hAnsi="Times New Roman" w:cs="Times New Roman"/>
+          <w:color w:val="000000"/>
+          <w:kern w:val="0"/>
+          <w:sz w:val="20"/>
+          <w:szCs w:val="20"/>
+        </w:rPr>
+        <w:t>Conducted data collection with</w:t>
+      </w:r>
+      <w:r>
+        <w:rPr>
+          <w:rFonts w:ascii="Times New Roman" w:hAnsi="Times New Roman" w:cs="Times New Roman"/>
+          <w:color w:val="000000"/>
+          <w:kern w:val="0"/>
+          <w:sz w:val="20"/>
+          <w:szCs w:val="20"/>
+        </w:rPr>
+        <w:t xml:space="preserve"> </w:t>
+      </w:r>
+      <w:r>
+        <w:rPr>
+          <w:rFonts w:ascii="Times New Roman" w:hAnsi="Times New Roman" w:cs="Times New Roman"/>
+          <w:color w:val="000000"/>
+          <w:kern w:val="0"/>
+          <w:sz w:val="20"/>
+          <w:szCs w:val="20"/>
+        </w:rPr>
+        <w:t>500+ clinical and community participants</w:t>
+      </w:r>
+      <w:r>
+        <w:rPr>
+          <w:rFonts w:ascii="Times New Roman" w:hAnsi="Times New Roman" w:cs="Times New Roman"/>
+          <w:color w:val="000000"/>
+          <w:kern w:val="0"/>
+          <w:sz w:val="20"/>
+          <w:szCs w:val="20"/>
+        </w:rPr>
+        <w:t xml:space="preserve"> </w:t>
+      </w:r>
+      <w:r>
+        <w:rPr>
+          <w:rFonts w:ascii="Times New Roman" w:hAnsi="Times New Roman" w:cs="Times New Roman"/>
+          <w:color w:val="000000"/>
+          <w:kern w:val="0"/>
+          <w:sz w:val="20"/>
+          <w:szCs w:val="20"/>
+        </w:rPr>
+        <w:t>in Mexico</w:t>
+      </w:r>
+      <w:r>
+        <w:rPr>
+          <w:rFonts w:ascii="Times New Roman" w:hAnsi="Times New Roman" w:cs="Times New Roman"/>
+          <w:color w:val="000000"/>
+          <w:kern w:val="0"/>
+          <w:sz w:val="20"/>
+          <w:szCs w:val="20"/>
         </w:rPr>
         <w:t>.</w:t>
+      </w:r>
+      <w:r>
+        <w:rPr>
+          <w:rFonts w:ascii="Times New Roman" w:hAnsi="Times New Roman" w:cs="Times New Roman"/>
+          <w:color w:val="000000"/>
+          <w:kern w:val="0"/>
+          <w:sz w:val="20"/>
+          <w:szCs w:val="20"/>
+        </w:rPr>
+        <w:t xml:space="preserve"> </w:t>
       </w:r>
     </w:p>
     <w:p>
@@ -1857,227 +2093,65 @@
         <w:adjustRightInd w:val="0"/>
         <w:ind w:left="142"/>
         <w:rPr>
-          <w:rFonts w:ascii="Arial" w:hAnsi="Arial" w:cs="Arial"/>
-          <w:color w:val="000000"/>
-          <w:kern w:val="0"/>
-          <w:sz w:val="20"/>
-          <w:szCs w:val="20"/>
-          <w:lang w:val="en-US"/>
-        </w:rPr>
-      </w:pPr>
-      <w:r>
-        <w:rPr>
-          <w:rFonts w:ascii="Arial" w:hAnsi="Arial" w:cs="Arial"/>
-          <w:color w:val="000000"/>
-          <w:kern w:val="0"/>
-          <w:sz w:val="20"/>
-          <w:szCs w:val="20"/>
-          <w:lang w:val="en-US"/>
-        </w:rPr>
-        <w:t>-</w:t>
-      </w:r>
-      <w:r>
-        <w:rPr>
-          <w:rFonts w:ascii="-webkit-standard" w:hAnsi="-webkit-standard"/>
-          <w:color w:val="000000"/>
-          <w:sz w:val="27"/>
-          <w:szCs w:val="27"/>
-        </w:rPr>
-        <w:t xml:space="preserve"> </w:t>
-      </w:r>
-      <w:r>
-        <w:rPr>
-          <w:rFonts w:ascii="Arial" w:hAnsi="Arial" w:cs="Arial"/>
-          <w:color w:val="000000"/>
-          <w:kern w:val="0"/>
-          <w:sz w:val="20"/>
-          <w:szCs w:val="20"/>
-        </w:rPr>
-        <w:t>UX research with developed apps</w:t>
-      </w:r>
-      <w:r>
-        <w:rPr>
-          <w:rFonts w:ascii="Arial" w:hAnsi="Arial" w:cs="Arial"/>
-          <w:color w:val="000000"/>
-          <w:kern w:val="0"/>
-          <w:sz w:val="20"/>
-          <w:szCs w:val="20"/>
-        </w:rPr>
-        <w:t>, generation and</w:t>
-      </w:r>
-      <w:r>
-        <w:rPr>
-          <w:rFonts w:ascii="Arial" w:hAnsi="Arial" w:cs="Arial"/>
-          <w:color w:val="000000"/>
-          <w:kern w:val="0"/>
-          <w:sz w:val="20"/>
-          <w:szCs w:val="20"/>
-        </w:rPr>
-        <w:t xml:space="preserve"> application of key insights to re-design</w:t>
-      </w:r>
-      <w:r>
-        <w:rPr>
-          <w:rFonts w:ascii="Arial" w:hAnsi="Arial" w:cs="Arial"/>
-          <w:color w:val="000000"/>
-          <w:kern w:val="0"/>
-          <w:sz w:val="20"/>
-          <w:szCs w:val="20"/>
-        </w:rPr>
-        <w:t>.</w:t>
-      </w:r>
-      <w:r>
-        <w:rPr>
-          <w:rFonts w:ascii="Arial" w:hAnsi="Arial" w:cs="Arial"/>
-          <w:color w:val="000000"/>
-          <w:kern w:val="0"/>
-          <w:sz w:val="20"/>
-          <w:szCs w:val="20"/>
-          <w:lang w:val="en-US"/>
-        </w:rPr>
-        <w:t xml:space="preserve"> </w:t>
-      </w:r>
-    </w:p>
-    <w:p>
-      <w:pPr>
-        <w:tabs>
-          <w:tab w:val="left" w:pos="560"/>
-          <w:tab w:val="left" w:pos="1120"/>
-          <w:tab w:val="left" w:pos="1680"/>
-          <w:tab w:val="left" w:pos="2240"/>
-          <w:tab w:val="left" w:pos="2800"/>
-          <w:tab w:val="left" w:pos="3360"/>
-          <w:tab w:val="left" w:pos="3920"/>
-          <w:tab w:val="left" w:pos="4480"/>
-          <w:tab w:val="left" w:pos="5040"/>
-          <w:tab w:val="left" w:pos="5600"/>
-          <w:tab w:val="left" w:pos="6160"/>
-          <w:tab w:val="left" w:pos="6720"/>
-        </w:tabs>
-        <w:autoSpaceDE w:val="0"/>
-        <w:autoSpaceDN w:val="0"/>
-        <w:adjustRightInd w:val="0"/>
-        <w:spacing w:before="80"/>
-        <w:ind w:left="142"/>
-        <w:rPr>
-          <w:rFonts w:ascii="Arial" w:hAnsi="Arial" w:cs="Arial"/>
-          <w:i/>
-          <w:iCs/>
-          <w:color w:val="000000"/>
-          <w:kern w:val="0"/>
-          <w:sz w:val="22"/>
-          <w:szCs w:val="22"/>
-          <w:lang w:val="en-US"/>
-        </w:rPr>
-      </w:pPr>
-      <w:r>
-        <w:rPr>
-          <w:rFonts w:ascii="Arial" w:hAnsi="Arial" w:cs="Arial"/>
-          <w:b/>
-          <w:bCs/>
-          <w:color w:val="000000"/>
-          <w:kern w:val="0"/>
-          <w:sz w:val="22"/>
-          <w:szCs w:val="22"/>
-          <w:lang w:val="en-US"/>
-        </w:rPr>
-        <w:t>Postdoctoral Research</w:t>
-      </w:r>
-      <w:r>
-        <w:rPr>
-          <w:rFonts w:ascii="Arial" w:hAnsi="Arial" w:cs="Arial"/>
-          <w:b/>
-          <w:bCs/>
-          <w:color w:val="000000"/>
-          <w:kern w:val="0"/>
-          <w:sz w:val="22"/>
-          <w:szCs w:val="22"/>
-          <w:lang w:val="en-US"/>
-        </w:rPr>
-        <w:t xml:space="preserve"> </w:t>
-      </w:r>
-      <w:r>
-        <w:rPr>
-          <w:rFonts w:ascii="Arial" w:hAnsi="Arial" w:cs="Arial"/>
-          <w:b/>
-          <w:bCs/>
-          <w:color w:val="000000"/>
-          <w:kern w:val="0"/>
-          <w:sz w:val="22"/>
-          <w:szCs w:val="22"/>
-          <w:lang w:val="en-US"/>
-        </w:rPr>
-        <w:t>Associate</w:t>
-      </w:r>
-      <w:r>
-        <w:rPr>
-          <w:rFonts w:ascii="Arial" w:hAnsi="Arial" w:cs="Arial"/>
-          <w:color w:val="000000"/>
-          <w:kern w:val="0"/>
-          <w:sz w:val="22"/>
-          <w:szCs w:val="22"/>
-          <w:lang w:val="en-US"/>
-        </w:rPr>
-        <w:t xml:space="preserve">, </w:t>
-      </w:r>
-      <w:r>
-        <w:rPr>
-          <w:rFonts w:ascii="Arial" w:hAnsi="Arial" w:cs="Arial"/>
-          <w:i/>
-          <w:iCs/>
-          <w:color w:val="000000"/>
-          <w:kern w:val="0"/>
-          <w:sz w:val="22"/>
-          <w:szCs w:val="22"/>
-          <w:lang w:val="en-US"/>
-        </w:rPr>
-        <w:t xml:space="preserve">Northeastern University,          </w:t>
-      </w:r>
-      <w:r>
-        <w:rPr>
-          <w:rFonts w:ascii="Arial" w:hAnsi="Arial" w:cs="Arial"/>
-          <w:color w:val="000000"/>
-          <w:kern w:val="0"/>
-          <w:sz w:val="22"/>
-          <w:szCs w:val="22"/>
-          <w:lang w:val="en-US"/>
-        </w:rPr>
-        <w:t xml:space="preserve">            </w:t>
-      </w:r>
-      <w:r>
-        <w:rPr>
-          <w:rFonts w:ascii="Arial" w:hAnsi="Arial" w:cs="Arial"/>
-          <w:b/>
-          <w:bCs/>
-          <w:color w:val="000000"/>
-          <w:kern w:val="0"/>
-          <w:sz w:val="22"/>
-          <w:szCs w:val="22"/>
-          <w:lang w:val="en-US"/>
-        </w:rPr>
-        <w:t xml:space="preserve">09/2021 – 07/2024 </w:t>
-      </w:r>
-      <w:r>
-        <w:rPr>
-          <w:rFonts w:ascii="Arial" w:hAnsi="Arial" w:cs="Arial"/>
-          <w:i/>
-          <w:iCs/>
-          <w:color w:val="000000"/>
-          <w:kern w:val="0"/>
-          <w:sz w:val="22"/>
-          <w:szCs w:val="22"/>
-          <w:lang w:val="en-US"/>
-        </w:rPr>
-        <w:t>University of California Riverside, and Oregon Health &amp; Science University</w:t>
-      </w:r>
-      <w:r>
-        <w:rPr>
-          <w:rFonts w:ascii="Arial" w:hAnsi="Arial" w:cs="Arial"/>
-          <w:i/>
-          <w:iCs/>
-          <w:color w:val="000000"/>
-          <w:kern w:val="0"/>
-          <w:sz w:val="22"/>
-          <w:szCs w:val="22"/>
+          <w:rFonts w:ascii="Times New Roman" w:hAnsi="Times New Roman" w:cs="Times New Roman"/>
+          <w:color w:val="000000"/>
+          <w:kern w:val="0"/>
+          <w:sz w:val="20"/>
+          <w:szCs w:val="20"/>
+          <w:lang w:val="en-US"/>
+        </w:rPr>
+      </w:pPr>
+      <w:r>
+        <w:rPr>
+          <w:rFonts w:ascii="Times New Roman" w:hAnsi="Times New Roman" w:cs="Times New Roman"/>
+          <w:color w:val="000000"/>
+          <w:kern w:val="0"/>
+          <w:sz w:val="20"/>
+          <w:szCs w:val="20"/>
+          <w:lang w:val="en-US"/>
+        </w:rPr>
+        <w:t xml:space="preserve">-Collected data from </w:t>
+      </w:r>
+      <w:r>
+        <w:rPr>
+          <w:rFonts w:ascii="Times New Roman" w:hAnsi="Times New Roman" w:cs="Times New Roman"/>
+          <w:color w:val="000000"/>
+          <w:kern w:val="0"/>
+          <w:sz w:val="20"/>
+          <w:szCs w:val="20"/>
+          <w:lang w:val="en-US"/>
+        </w:rPr>
+        <w:t>2000</w:t>
+      </w:r>
+      <w:r>
+        <w:rPr>
+          <w:rFonts w:ascii="Times New Roman" w:hAnsi="Times New Roman" w:cs="Times New Roman"/>
+          <w:color w:val="000000"/>
+          <w:kern w:val="0"/>
+          <w:sz w:val="20"/>
+          <w:szCs w:val="20"/>
+          <w:lang w:val="en-US"/>
+        </w:rPr>
+        <w:t>+ participants using digital health apps with mixed-methods</w:t>
+      </w:r>
+      <w:r>
+        <w:rPr>
+          <w:rFonts w:ascii="Times New Roman" w:hAnsi="Times New Roman" w:cs="Times New Roman"/>
+          <w:color w:val="000000"/>
+          <w:kern w:val="0"/>
+          <w:sz w:val="20"/>
+          <w:szCs w:val="20"/>
+          <w:lang w:val="en-US"/>
+        </w:rPr>
+        <w:t xml:space="preserve"> across the US</w:t>
+      </w:r>
+      <w:r>
+        <w:rPr>
+          <w:rFonts w:ascii="Times New Roman" w:hAnsi="Times New Roman" w:cs="Times New Roman"/>
+          <w:color w:val="000000"/>
+          <w:kern w:val="0"/>
+          <w:sz w:val="20"/>
+          <w:szCs w:val="20"/>
           <w:lang w:val="en-US"/>
         </w:rPr>
         <w:t>.</w:t>
@@ -2104,17 +2178,16 @@
         <w:adjustRightInd w:val="0"/>
         <w:ind w:left="142"/>
         <w:rPr>
-          <w:rFonts w:ascii="Arial" w:hAnsi="Arial" w:cs="Arial"/>
-          <w:color w:val="000000"/>
-          <w:kern w:val="0"/>
-          <w:sz w:val="20"/>
-          <w:szCs w:val="20"/>
-          <w:lang w:val="en-US"/>
-        </w:rPr>
-      </w:pPr>
-      <w:r>
-        <w:rPr>
-          <w:rFonts w:ascii="Arial" w:hAnsi="Arial" w:cs="Arial"/>
+          <w:rFonts w:ascii="Times New Roman" w:hAnsi="Times New Roman" w:cs="Times New Roman"/>
+          <w:color w:val="000000"/>
+          <w:kern w:val="0"/>
+          <w:sz w:val="20"/>
+          <w:szCs w:val="20"/>
+        </w:rPr>
+      </w:pPr>
+      <w:r>
+        <w:rPr>
+          <w:rFonts w:ascii="Times New Roman" w:hAnsi="Times New Roman" w:cs="Times New Roman"/>
           <w:color w:val="000000"/>
           <w:kern w:val="0"/>
           <w:sz w:val="20"/>
@@ -2125,80 +2198,35 @@
       </w:r>
       <w:r>
         <w:rPr>
-          <w:rFonts w:ascii="Arial" w:hAnsi="Arial" w:cs="Arial"/>
-          <w:color w:val="000000"/>
-          <w:kern w:val="0"/>
-          <w:sz w:val="20"/>
-          <w:szCs w:val="20"/>
-          <w:lang w:val="en-US"/>
-        </w:rPr>
-        <w:t xml:space="preserve"> </w:t>
-      </w:r>
-      <w:r>
-        <w:rPr>
-          <w:rFonts w:ascii="Arial" w:hAnsi="Arial" w:cs="Arial"/>
-          <w:color w:val="000000"/>
-          <w:kern w:val="0"/>
-          <w:sz w:val="20"/>
-          <w:szCs w:val="20"/>
-          <w:lang w:val="en-US"/>
-        </w:rPr>
-        <w:t xml:space="preserve">Wrote </w:t>
-      </w:r>
-      <w:r>
-        <w:rPr>
-          <w:rFonts w:ascii="Arial" w:hAnsi="Arial" w:cs="Arial"/>
-          <w:color w:val="000000"/>
-          <w:kern w:val="0"/>
-          <w:sz w:val="20"/>
-          <w:szCs w:val="20"/>
-          <w:lang w:val="en-US"/>
-        </w:rPr>
-        <w:t>1</w:t>
-      </w:r>
-      <w:r>
-        <w:rPr>
-          <w:rFonts w:ascii="Arial" w:hAnsi="Arial" w:cs="Arial"/>
-          <w:color w:val="000000"/>
-          <w:kern w:val="0"/>
-          <w:sz w:val="20"/>
-          <w:szCs w:val="20"/>
-          <w:lang w:val="en-US"/>
-        </w:rPr>
-        <w:t>2</w:t>
-      </w:r>
-      <w:r>
-        <w:rPr>
-          <w:rFonts w:ascii="Arial" w:hAnsi="Arial" w:cs="Arial"/>
-          <w:color w:val="000000"/>
-          <w:kern w:val="0"/>
-          <w:sz w:val="20"/>
-          <w:szCs w:val="20"/>
-          <w:lang w:val="en-US"/>
-        </w:rPr>
-        <w:t xml:space="preserve"> first-author papers on a</w:t>
-      </w:r>
-      <w:r>
-        <w:rPr>
-          <w:rFonts w:ascii="Arial" w:hAnsi="Arial" w:cs="Arial"/>
-          <w:color w:val="000000"/>
-          <w:kern w:val="0"/>
-          <w:sz w:val="20"/>
-          <w:szCs w:val="20"/>
-          <w:lang w:val="en-US"/>
-        </w:rPr>
-        <w:t>ssessment and training of audit</w:t>
-      </w:r>
-      <w:r>
-        <w:rPr>
-          <w:rFonts w:ascii="Arial" w:hAnsi="Arial" w:cs="Arial"/>
-          <w:color w:val="000000"/>
-          <w:kern w:val="0"/>
-          <w:sz w:val="20"/>
-          <w:szCs w:val="20"/>
-          <w:lang w:val="en-US"/>
-        </w:rPr>
-        <w:t>ory and cognitive function.</w:t>
+          <w:rFonts w:ascii="Times New Roman" w:hAnsi="Times New Roman" w:cs="Times New Roman"/>
+          <w:color w:val="000000"/>
+          <w:kern w:val="0"/>
+          <w:sz w:val="20"/>
+          <w:szCs w:val="20"/>
+          <w:lang w:val="en-US"/>
+        </w:rPr>
+        <w:t>Directed</w:t>
+      </w:r>
+      <w:r>
+        <w:rPr>
+          <w:rFonts w:ascii="Times New Roman" w:hAnsi="Times New Roman" w:cs="Times New Roman"/>
+          <w:color w:val="000000"/>
+          <w:kern w:val="0"/>
+          <w:sz w:val="20"/>
+          <w:szCs w:val="20"/>
+          <w:lang w:val="en-US"/>
+        </w:rPr>
+        <w:t xml:space="preserve"> 15+ studies </w:t>
+      </w:r>
+      <w:r>
+        <w:rPr>
+          <w:rFonts w:ascii="Times New Roman" w:hAnsi="Times New Roman" w:cs="Times New Roman"/>
+          <w:color w:val="000000"/>
+          <w:kern w:val="0"/>
+          <w:sz w:val="20"/>
+          <w:szCs w:val="20"/>
+        </w:rPr>
+        <w:t>using behavioral, psychophysical, and digital health methodologies.</w:t>
       </w:r>
     </w:p>
     <w:p>
@@ -2222,94 +2250,148 @@
         <w:adjustRightInd w:val="0"/>
         <w:ind w:left="142"/>
         <w:rPr>
-          <w:rFonts w:ascii="Arial" w:hAnsi="Arial" w:cs="Arial"/>
-          <w:color w:val="000000"/>
-          <w:kern w:val="0"/>
-          <w:sz w:val="20"/>
-          <w:szCs w:val="20"/>
-          <w:lang w:val="en-US"/>
-        </w:rPr>
-      </w:pPr>
-      <w:r>
-        <w:rPr>
-          <w:rFonts w:ascii="Arial" w:hAnsi="Arial" w:cs="Arial"/>
-          <w:color w:val="000000"/>
-          <w:kern w:val="0"/>
-          <w:sz w:val="20"/>
-          <w:szCs w:val="20"/>
-          <w:lang w:val="en-US"/>
-        </w:rPr>
-        <w:t>-</w:t>
-      </w:r>
-      <w:r>
-        <w:rPr>
-          <w:rFonts w:ascii="Arial" w:hAnsi="Arial" w:cs="Arial"/>
-          <w:color w:val="000000"/>
-          <w:kern w:val="0"/>
-          <w:sz w:val="20"/>
-          <w:szCs w:val="20"/>
-          <w:lang w:val="en-US"/>
-        </w:rPr>
-        <w:t xml:space="preserve"> </w:t>
-      </w:r>
-      <w:r>
-        <w:rPr>
-          <w:rFonts w:ascii="Arial" w:hAnsi="Arial" w:cs="Arial"/>
-          <w:color w:val="000000"/>
-          <w:kern w:val="0"/>
-          <w:sz w:val="20"/>
-          <w:szCs w:val="20"/>
-          <w:lang w:val="en-US"/>
-        </w:rPr>
-        <w:t xml:space="preserve">Communicated research findings in </w:t>
-      </w:r>
-      <w:r>
-        <w:rPr>
-          <w:rFonts w:ascii="Arial" w:hAnsi="Arial" w:cs="Arial"/>
-          <w:color w:val="000000"/>
-          <w:kern w:val="0"/>
-          <w:sz w:val="20"/>
-          <w:szCs w:val="20"/>
-          <w:lang w:val="en-US"/>
-        </w:rPr>
-        <w:t>3</w:t>
-      </w:r>
-      <w:r>
-        <w:rPr>
-          <w:rFonts w:ascii="Arial" w:hAnsi="Arial" w:cs="Arial"/>
-          <w:color w:val="000000"/>
-          <w:kern w:val="0"/>
-          <w:sz w:val="20"/>
-          <w:szCs w:val="20"/>
-          <w:lang w:val="en-US"/>
-        </w:rPr>
-        <w:t>0</w:t>
-      </w:r>
-      <w:r>
-        <w:rPr>
-          <w:rFonts w:ascii="Arial" w:hAnsi="Arial" w:cs="Arial"/>
-          <w:color w:val="000000"/>
-          <w:kern w:val="0"/>
-          <w:sz w:val="20"/>
-          <w:szCs w:val="20"/>
-          <w:lang w:val="en-US"/>
-        </w:rPr>
-        <w:t>+ presentations</w:t>
-      </w:r>
-      <w:r>
-        <w:rPr>
-          <w:rFonts w:ascii="Arial" w:hAnsi="Arial" w:cs="Arial"/>
-          <w:color w:val="000000"/>
-          <w:kern w:val="0"/>
-          <w:sz w:val="20"/>
-          <w:szCs w:val="20"/>
-          <w:lang w:val="en-US"/>
-        </w:rPr>
-        <w:t xml:space="preserve"> at international research conferences</w:t>
-      </w:r>
-      <w:r>
-        <w:rPr>
-          <w:rFonts w:ascii="Arial" w:hAnsi="Arial" w:cs="Arial"/>
+          <w:rFonts w:ascii="Times New Roman" w:hAnsi="Times New Roman" w:cs="Times New Roman"/>
+          <w:color w:val="000000"/>
+          <w:kern w:val="0"/>
+          <w:sz w:val="20"/>
+          <w:szCs w:val="20"/>
+          <w:lang w:val="en-US"/>
+        </w:rPr>
+      </w:pPr>
+      <w:r>
+        <w:rPr>
+          <w:rFonts w:ascii="Times New Roman" w:hAnsi="Times New Roman" w:cs="Times New Roman"/>
+          <w:color w:val="000000"/>
+          <w:kern w:val="0"/>
+          <w:sz w:val="20"/>
+          <w:szCs w:val="20"/>
+          <w:lang w:val="en-US"/>
+        </w:rPr>
+        <w:t xml:space="preserve">-Managed and </w:t>
+      </w:r>
+      <w:r>
+        <w:rPr>
+          <w:rFonts w:ascii="Times New Roman" w:hAnsi="Times New Roman" w:cs="Times New Roman"/>
+          <w:color w:val="000000"/>
+          <w:kern w:val="0"/>
+          <w:sz w:val="20"/>
+          <w:szCs w:val="20"/>
+          <w:lang w:val="en-US"/>
+        </w:rPr>
+        <w:t>mentor</w:t>
+      </w:r>
+      <w:r>
+        <w:rPr>
+          <w:rFonts w:ascii="Times New Roman" w:hAnsi="Times New Roman" w:cs="Times New Roman"/>
+          <w:color w:val="000000"/>
+          <w:kern w:val="0"/>
+          <w:sz w:val="20"/>
+          <w:szCs w:val="20"/>
+          <w:lang w:val="en-US"/>
+        </w:rPr>
+        <w:t xml:space="preserve">ed </w:t>
+      </w:r>
+      <w:r>
+        <w:rPr>
+          <w:rFonts w:ascii="Times New Roman" w:hAnsi="Times New Roman" w:cs="Times New Roman"/>
+          <w:color w:val="000000"/>
+          <w:kern w:val="0"/>
+          <w:sz w:val="20"/>
+          <w:szCs w:val="20"/>
+          <w:lang w:val="en-US"/>
+        </w:rPr>
+        <w:t>7+</w:t>
+      </w:r>
+      <w:r>
+        <w:rPr>
+          <w:rFonts w:ascii="Times New Roman" w:hAnsi="Times New Roman" w:cs="Times New Roman"/>
+          <w:color w:val="000000"/>
+          <w:kern w:val="0"/>
+          <w:sz w:val="20"/>
+          <w:szCs w:val="20"/>
+          <w:lang w:val="en-US"/>
+        </w:rPr>
+        <w:t xml:space="preserve"> research</w:t>
+      </w:r>
+      <w:r>
+        <w:rPr>
+          <w:rFonts w:ascii="Times New Roman" w:hAnsi="Times New Roman" w:cs="Times New Roman"/>
+          <w:color w:val="000000"/>
+          <w:kern w:val="0"/>
+          <w:sz w:val="20"/>
+          <w:szCs w:val="20"/>
+          <w:lang w:val="en-US"/>
+        </w:rPr>
+        <w:t xml:space="preserve"> teams </w:t>
+      </w:r>
+      <w:r>
+        <w:rPr>
+          <w:rFonts w:ascii="Times New Roman" w:hAnsi="Times New Roman" w:cs="Times New Roman"/>
+          <w:color w:val="000000"/>
+          <w:kern w:val="0"/>
+          <w:sz w:val="20"/>
+          <w:szCs w:val="20"/>
+          <w:lang w:val="en-US"/>
+        </w:rPr>
+        <w:t>(</w:t>
+      </w:r>
+      <w:r>
+        <w:rPr>
+          <w:rFonts w:ascii="Times New Roman" w:hAnsi="Times New Roman" w:cs="Times New Roman"/>
+          <w:color w:val="000000"/>
+          <w:kern w:val="0"/>
+          <w:sz w:val="20"/>
+          <w:szCs w:val="20"/>
+          <w:lang w:val="en-US"/>
+        </w:rPr>
+        <w:t xml:space="preserve">6-25 </w:t>
+      </w:r>
+      <w:r>
+        <w:rPr>
+          <w:rFonts w:ascii="Times New Roman" w:hAnsi="Times New Roman" w:cs="Times New Roman"/>
+          <w:color w:val="000000"/>
+          <w:kern w:val="0"/>
+          <w:sz w:val="20"/>
+          <w:szCs w:val="20"/>
+          <w:lang w:val="en-US"/>
+        </w:rPr>
+        <w:t>memb</w:t>
+      </w:r>
+      <w:r>
+        <w:rPr>
+          <w:rFonts w:ascii="Times New Roman" w:hAnsi="Times New Roman" w:cs="Times New Roman"/>
+          <w:color w:val="000000"/>
+          <w:kern w:val="0"/>
+          <w:sz w:val="20"/>
+          <w:szCs w:val="20"/>
+          <w:lang w:val="en-US"/>
+        </w:rPr>
+        <w:t>ers</w:t>
+      </w:r>
+      <w:r>
+        <w:rPr>
+          <w:rFonts w:ascii="Times New Roman" w:hAnsi="Times New Roman" w:cs="Times New Roman"/>
+          <w:color w:val="000000"/>
+          <w:kern w:val="0"/>
+          <w:sz w:val="20"/>
+          <w:szCs w:val="20"/>
+          <w:lang w:val="en-US"/>
+        </w:rPr>
+        <w:t xml:space="preserve">) across institutions </w:t>
+      </w:r>
+      <w:r>
+        <w:rPr>
+          <w:rFonts w:ascii="Times New Roman" w:hAnsi="Times New Roman" w:cs="Times New Roman"/>
+          <w:color w:val="000000"/>
+          <w:kern w:val="0"/>
+          <w:sz w:val="20"/>
+          <w:szCs w:val="20"/>
+        </w:rPr>
+        <w:t>ensuring high-quality execution</w:t>
+      </w:r>
+      <w:r>
+        <w:rPr>
+          <w:rFonts w:ascii="Times New Roman" w:hAnsi="Times New Roman" w:cs="Times New Roman"/>
           <w:color w:val="000000"/>
           <w:kern w:val="0"/>
           <w:sz w:val="20"/>
@@ -2340,17 +2422,17 @@
         <w:adjustRightInd w:val="0"/>
         <w:ind w:left="142"/>
         <w:rPr>
-          <w:rFonts w:ascii="Arial" w:hAnsi="Arial" w:cs="Arial"/>
-          <w:color w:val="000000"/>
-          <w:kern w:val="0"/>
-          <w:sz w:val="20"/>
-          <w:szCs w:val="20"/>
-          <w:lang w:val="en-US"/>
-        </w:rPr>
-      </w:pPr>
-      <w:r>
-        <w:rPr>
-          <w:rFonts w:ascii="Arial" w:hAnsi="Arial" w:cs="Arial"/>
+          <w:rFonts w:ascii="Times New Roman" w:hAnsi="Times New Roman" w:cs="Times New Roman"/>
+          <w:color w:val="000000"/>
+          <w:kern w:val="0"/>
+          <w:sz w:val="20"/>
+          <w:szCs w:val="20"/>
+          <w:lang w:val="en-US"/>
+        </w:rPr>
+      </w:pPr>
+      <w:r>
+        <w:rPr>
+          <w:rFonts w:ascii="Times New Roman" w:hAnsi="Times New Roman" w:cs="Times New Roman"/>
           <w:color w:val="000000"/>
           <w:kern w:val="0"/>
           <w:sz w:val="20"/>
@@ -2361,58 +2443,54 @@
       </w:r>
       <w:r>
         <w:rPr>
-          <w:rFonts w:ascii="Arial" w:hAnsi="Arial" w:cs="Arial"/>
-          <w:color w:val="000000"/>
-          <w:kern w:val="0"/>
-          <w:sz w:val="20"/>
-          <w:szCs w:val="20"/>
-          <w:lang w:val="en-US"/>
+          <w:rFonts w:ascii="Times New Roman" w:hAnsi="Times New Roman" w:cs="Times New Roman"/>
+          <w:color w:val="000000"/>
+          <w:kern w:val="0"/>
+          <w:sz w:val="20"/>
+          <w:szCs w:val="20"/>
+        </w:rPr>
+        <w:t>Performed UX research on digital health apps, generating actionable insights that informed</w:t>
+      </w:r>
+      <w:r>
+        <w:rPr>
+          <w:rFonts w:ascii="Times New Roman" w:hAnsi="Times New Roman" w:cs="Times New Roman"/>
+          <w:color w:val="000000"/>
+          <w:kern w:val="0"/>
+          <w:sz w:val="20"/>
+          <w:szCs w:val="20"/>
         </w:rPr>
         <w:t xml:space="preserve"> </w:t>
       </w:r>
       <w:r>
         <w:rPr>
-          <w:rFonts w:ascii="Arial" w:hAnsi="Arial" w:cs="Arial"/>
-          <w:color w:val="000000"/>
-          <w:kern w:val="0"/>
-          <w:sz w:val="20"/>
-          <w:szCs w:val="20"/>
-          <w:lang w:val="en-US"/>
-        </w:rPr>
-        <w:t>Participated in writing and conduc</w:t>
-      </w:r>
-      <w:r>
-        <w:rPr>
-          <w:rFonts w:ascii="Arial" w:hAnsi="Arial" w:cs="Arial"/>
-          <w:color w:val="000000"/>
-          <w:kern w:val="0"/>
-          <w:sz w:val="20"/>
-          <w:szCs w:val="20"/>
-          <w:lang w:val="en-US"/>
-        </w:rPr>
-        <w:t xml:space="preserve">ting digital health research grants for a total of $12.5 M </w:t>
-      </w:r>
-      <w:r>
-        <w:rPr>
-          <w:rFonts w:ascii="Arial" w:hAnsi="Arial" w:cs="Arial"/>
-          <w:color w:val="000000"/>
-          <w:kern w:val="0"/>
-          <w:sz w:val="20"/>
-          <w:szCs w:val="20"/>
-          <w:lang w:val="en-US"/>
-        </w:rPr>
-        <w:t>(US)</w:t>
-      </w:r>
-      <w:r>
-        <w:rPr>
-          <w:rFonts w:ascii="Arial" w:hAnsi="Arial" w:cs="Arial"/>
-          <w:color w:val="000000"/>
-          <w:kern w:val="0"/>
-          <w:sz w:val="20"/>
-          <w:szCs w:val="20"/>
-          <w:lang w:val="en-US"/>
+          <w:rFonts w:ascii="Times New Roman" w:hAnsi="Times New Roman" w:cs="Times New Roman"/>
+          <w:color w:val="000000"/>
+          <w:kern w:val="0"/>
+          <w:sz w:val="20"/>
+          <w:szCs w:val="20"/>
+        </w:rPr>
+        <w:t>redesign cycles</w:t>
+      </w:r>
+      <w:r>
+        <w:rPr>
+          <w:rFonts w:ascii="Times New Roman" w:hAnsi="Times New Roman" w:cs="Times New Roman"/>
+          <w:color w:val="000000"/>
+          <w:kern w:val="0"/>
+          <w:sz w:val="20"/>
+          <w:szCs w:val="20"/>
         </w:rPr>
         <w:t>.</w:t>
+      </w:r>
+      <w:r>
+        <w:rPr>
+          <w:rFonts w:ascii="Times New Roman" w:hAnsi="Times New Roman" w:cs="Times New Roman"/>
+          <w:color w:val="000000"/>
+          <w:kern w:val="0"/>
+          <w:sz w:val="20"/>
+          <w:szCs w:val="20"/>
+          <w:lang w:val="en-US"/>
+        </w:rPr>
+        <w:t xml:space="preserve"> </w:t>
       </w:r>
     </w:p>
     <w:p>
@@ -2436,17 +2514,16 @@
         <w:adjustRightInd w:val="0"/>
         <w:ind w:left="142"/>
         <w:rPr>
-          <w:rFonts w:ascii="Arial" w:hAnsi="Arial" w:cs="Arial"/>
-          <w:color w:val="000000"/>
-          <w:kern w:val="0"/>
-          <w:sz w:val="20"/>
-          <w:szCs w:val="20"/>
-          <w:lang w:val="en-US"/>
-        </w:rPr>
-      </w:pPr>
-      <w:r>
-        <w:rPr>
-          <w:rFonts w:ascii="Arial" w:hAnsi="Arial" w:cs="Arial"/>
+          <w:rFonts w:ascii="Times New Roman" w:hAnsi="Times New Roman" w:cs="Times New Roman"/>
+          <w:color w:val="000000"/>
+          <w:kern w:val="0"/>
+          <w:sz w:val="20"/>
+          <w:szCs w:val="20"/>
+        </w:rPr>
+      </w:pPr>
+      <w:r>
+        <w:rPr>
+          <w:rFonts w:ascii="Times New Roman" w:hAnsi="Times New Roman" w:cs="Times New Roman"/>
           <w:color w:val="000000"/>
           <w:kern w:val="0"/>
           <w:sz w:val="20"/>
@@ -2457,130 +2534,103 @@
       </w:r>
       <w:r>
         <w:rPr>
-          <w:rFonts w:ascii="Arial" w:hAnsi="Arial" w:cs="Arial"/>
-          <w:color w:val="000000"/>
-          <w:kern w:val="0"/>
-          <w:sz w:val="20"/>
-          <w:szCs w:val="20"/>
-          <w:lang w:val="en-US"/>
+          <w:rFonts w:ascii="Times New Roman" w:hAnsi="Times New Roman" w:cs="Times New Roman"/>
+          <w:color w:val="000000"/>
+          <w:kern w:val="0"/>
+          <w:sz w:val="20"/>
+          <w:szCs w:val="20"/>
+        </w:rPr>
+        <w:t>Wrote</w:t>
+      </w:r>
+      <w:r>
+        <w:rPr>
+          <w:rFonts w:ascii="Times New Roman" w:hAnsi="Times New Roman" w:cs="Times New Roman"/>
+          <w:color w:val="000000"/>
+          <w:kern w:val="0"/>
+          <w:sz w:val="20"/>
+          <w:szCs w:val="20"/>
+        </w:rPr>
+        <w:t xml:space="preserve"> 14 first-author papers </w:t>
+      </w:r>
+      <w:r>
+        <w:rPr>
+          <w:rFonts w:ascii="Times New Roman" w:hAnsi="Times New Roman" w:cs="Times New Roman"/>
+          <w:color w:val="000000"/>
+          <w:kern w:val="0"/>
+          <w:sz w:val="20"/>
+          <w:szCs w:val="20"/>
+        </w:rPr>
+        <w:t xml:space="preserve">and </w:t>
+      </w:r>
+      <w:r>
+        <w:rPr>
+          <w:rFonts w:ascii="Times New Roman" w:hAnsi="Times New Roman" w:cs="Times New Roman"/>
+          <w:color w:val="000000"/>
+          <w:kern w:val="0"/>
+          <w:sz w:val="20"/>
+          <w:szCs w:val="20"/>
+        </w:rPr>
+        <w:t>2</w:t>
+      </w:r>
+      <w:r>
+        <w:rPr>
+          <w:rFonts w:ascii="Times New Roman" w:hAnsi="Times New Roman" w:cs="Times New Roman"/>
+          <w:color w:val="000000"/>
+          <w:kern w:val="0"/>
+          <w:sz w:val="20"/>
+          <w:szCs w:val="20"/>
+        </w:rPr>
+        <w:t>7</w:t>
+      </w:r>
+      <w:r>
+        <w:rPr>
+          <w:rFonts w:ascii="Times New Roman" w:hAnsi="Times New Roman" w:cs="Times New Roman"/>
+          <w:color w:val="000000"/>
+          <w:kern w:val="0"/>
+          <w:sz w:val="20"/>
+          <w:szCs w:val="20"/>
         </w:rPr>
         <w:t xml:space="preserve"> </w:t>
       </w:r>
       <w:r>
         <w:rPr>
-          <w:rFonts w:ascii="Arial" w:hAnsi="Arial" w:cs="Arial"/>
-          <w:color w:val="000000"/>
-          <w:kern w:val="0"/>
-          <w:sz w:val="20"/>
-          <w:szCs w:val="20"/>
-          <w:lang w:val="en-US"/>
-        </w:rPr>
-        <w:t xml:space="preserve">Improved time-efficiency of a large battery of auditory and cognitive digital health tests by </w:t>
-      </w:r>
-      <w:r>
-        <w:rPr>
-          <w:rFonts w:ascii="Arial" w:hAnsi="Arial" w:cs="Arial"/>
-          <w:color w:val="000000"/>
-          <w:kern w:val="0"/>
-          <w:sz w:val="20"/>
-          <w:szCs w:val="20"/>
-          <w:lang w:val="en-US"/>
-        </w:rPr>
-        <w:t>6</w:t>
-      </w:r>
-      <w:r>
-        <w:rPr>
-          <w:rFonts w:ascii="Arial" w:hAnsi="Arial" w:cs="Arial"/>
-          <w:color w:val="000000"/>
-          <w:kern w:val="0"/>
-          <w:sz w:val="20"/>
-          <w:szCs w:val="20"/>
-          <w:lang w:val="en-US"/>
-        </w:rPr>
-        <w:t>0%</w:t>
-      </w:r>
-      <w:r>
-        <w:rPr>
-          <w:rFonts w:ascii="Arial" w:hAnsi="Arial" w:cs="Arial"/>
-          <w:color w:val="000000"/>
-          <w:kern w:val="0"/>
-          <w:sz w:val="20"/>
-          <w:szCs w:val="20"/>
-          <w:lang w:val="en-US"/>
-        </w:rPr>
-        <w:t>.</w:t>
-      </w:r>
-    </w:p>
-    <w:p>
-      <w:pPr>
-        <w:tabs>
-          <w:tab w:val="left" w:pos="560"/>
-          <w:tab w:val="left" w:pos="1120"/>
-          <w:tab w:val="left" w:pos="1680"/>
-          <w:tab w:val="left" w:pos="2240"/>
-          <w:tab w:val="left" w:pos="2800"/>
-          <w:tab w:val="left" w:pos="3360"/>
-          <w:tab w:val="left" w:pos="3920"/>
-          <w:tab w:val="left" w:pos="4480"/>
-          <w:tab w:val="left" w:pos="5040"/>
-          <w:tab w:val="left" w:pos="5600"/>
-          <w:tab w:val="left" w:pos="6160"/>
-          <w:tab w:val="left" w:pos="6720"/>
-        </w:tabs>
-        <w:autoSpaceDE w:val="0"/>
-        <w:autoSpaceDN w:val="0"/>
-        <w:adjustRightInd w:val="0"/>
-        <w:spacing w:before="80"/>
-        <w:ind w:left="142"/>
-        <w:rPr>
-          <w:rFonts w:ascii="Arial" w:hAnsi="Arial" w:cs="Arial"/>
-          <w:b/>
-          <w:bCs/>
-          <w:color w:val="000000"/>
-          <w:kern w:val="0"/>
-          <w:sz w:val="22"/>
-          <w:szCs w:val="22"/>
-          <w:lang w:val="en-US"/>
-        </w:rPr>
-      </w:pPr>
-      <w:r>
-        <w:rPr>
-          <w:rFonts w:ascii="Arial" w:hAnsi="Arial" w:cs="Arial"/>
-          <w:b/>
-          <w:bCs/>
-          <w:color w:val="000000"/>
-          <w:kern w:val="0"/>
-          <w:sz w:val="22"/>
-          <w:szCs w:val="22"/>
-          <w:lang w:val="en-US"/>
-        </w:rPr>
-        <w:t xml:space="preserve">Cognitive Neuroscience Lecturer </w:t>
-      </w:r>
-      <w:r>
-        <w:rPr>
-          <w:rFonts w:ascii="Arial" w:hAnsi="Arial" w:cs="Arial"/>
-          <w:i/>
-          <w:iCs/>
-          <w:color w:val="000000"/>
-          <w:kern w:val="0"/>
-          <w:sz w:val="22"/>
-          <w:szCs w:val="22"/>
-          <w:lang w:val="en-US"/>
-        </w:rPr>
-        <w:t xml:space="preserve">Universidad Iberoamericana.                 </w:t>
-      </w:r>
-      <w:r>
-        <w:rPr>
-          <w:rFonts w:ascii="Arial" w:hAnsi="Arial" w:cs="Arial"/>
-          <w:b/>
-          <w:bCs/>
-          <w:color w:val="000000"/>
-          <w:kern w:val="0"/>
-          <w:sz w:val="22"/>
-          <w:szCs w:val="22"/>
-          <w:lang w:val="en-US"/>
-        </w:rPr>
-        <w:t>01/2012 – 06/2016</w:t>
+          <w:rFonts w:ascii="Times New Roman" w:hAnsi="Times New Roman" w:cs="Times New Roman"/>
+          <w:color w:val="000000"/>
+          <w:kern w:val="0"/>
+          <w:sz w:val="20"/>
+          <w:szCs w:val="20"/>
+        </w:rPr>
+        <w:t xml:space="preserve">total </w:t>
+      </w:r>
+      <w:r>
+        <w:rPr>
+          <w:rFonts w:ascii="Times New Roman" w:hAnsi="Times New Roman" w:cs="Times New Roman"/>
+          <w:color w:val="000000"/>
+          <w:kern w:val="0"/>
+          <w:sz w:val="20"/>
+          <w:szCs w:val="20"/>
+        </w:rPr>
+        <w:t xml:space="preserve">publications </w:t>
+      </w:r>
+      <w:r>
+        <w:rPr>
+          <w:rFonts w:ascii="Times New Roman" w:hAnsi="Times New Roman" w:cs="Times New Roman"/>
+          <w:color w:val="000000"/>
+          <w:kern w:val="0"/>
+          <w:sz w:val="20"/>
+          <w:szCs w:val="20"/>
+        </w:rPr>
+        <w:t>advancing</w:t>
+      </w:r>
+      <w:r>
+        <w:rPr>
+          <w:rFonts w:ascii="Times New Roman" w:hAnsi="Times New Roman" w:cs="Times New Roman"/>
+          <w:color w:val="000000"/>
+          <w:kern w:val="0"/>
+          <w:sz w:val="20"/>
+          <w:szCs w:val="20"/>
+        </w:rPr>
+        <w:t xml:space="preserve"> auditory and cognitive assessment and training.</w:t>
       </w:r>
     </w:p>
     <w:p>
@@ -2604,48 +2654,444 @@
         <w:adjustRightInd w:val="0"/>
         <w:ind w:left="142"/>
         <w:rPr>
-          <w:rFonts w:ascii="Arial" w:hAnsi="Arial" w:cs="Arial"/>
-          <w:color w:val="000000"/>
-          <w:kern w:val="0"/>
-          <w:sz w:val="20"/>
-          <w:szCs w:val="20"/>
-          <w:lang w:val="en-US"/>
-        </w:rPr>
-      </w:pPr>
-      <w:r>
-        <w:rPr>
-          <w:rFonts w:ascii="Arial" w:hAnsi="Arial" w:cs="Arial"/>
-          <w:color w:val="000000"/>
-          <w:kern w:val="0"/>
-          <w:sz w:val="22"/>
-          <w:szCs w:val="22"/>
+          <w:rFonts w:ascii="Times New Roman" w:hAnsi="Times New Roman" w:cs="Times New Roman"/>
+          <w:color w:val="000000"/>
+          <w:kern w:val="0"/>
+          <w:sz w:val="20"/>
+          <w:szCs w:val="20"/>
+          <w:lang w:val="en-US"/>
+        </w:rPr>
+      </w:pPr>
+      <w:r>
+        <w:rPr>
+          <w:rFonts w:ascii="Times New Roman" w:hAnsi="Times New Roman" w:cs="Times New Roman"/>
+          <w:color w:val="000000"/>
+          <w:kern w:val="0"/>
+          <w:sz w:val="20"/>
+          <w:szCs w:val="20"/>
           <w:lang w:val="en-US"/>
         </w:rPr>
         <w:t>-</w:t>
       </w:r>
       <w:r>
         <w:rPr>
-          <w:rFonts w:ascii="Arial" w:hAnsi="Arial" w:cs="Arial"/>
+          <w:rFonts w:ascii="Times New Roman" w:hAnsi="Times New Roman" w:cs="Times New Roman"/>
+          <w:color w:val="000000"/>
+          <w:kern w:val="0"/>
+          <w:sz w:val="20"/>
+          <w:szCs w:val="20"/>
+        </w:rPr>
+        <w:t>Delivered</w:t>
+      </w:r>
+      <w:r>
+        <w:rPr>
+          <w:rFonts w:ascii="Times New Roman" w:hAnsi="Times New Roman" w:cs="Times New Roman"/>
+          <w:color w:val="000000"/>
+          <w:kern w:val="0"/>
+          <w:sz w:val="20"/>
+          <w:szCs w:val="20"/>
+        </w:rPr>
+        <w:t xml:space="preserve"> </w:t>
+      </w:r>
+      <w:r>
+        <w:rPr>
+          <w:rFonts w:ascii="Times New Roman" w:hAnsi="Times New Roman" w:cs="Times New Roman"/>
+          <w:color w:val="000000"/>
+          <w:kern w:val="0"/>
+          <w:sz w:val="20"/>
+          <w:szCs w:val="20"/>
+        </w:rPr>
+        <w:t>30+ presentations</w:t>
+      </w:r>
+      <w:r>
+        <w:rPr>
+          <w:rFonts w:ascii="Times New Roman" w:hAnsi="Times New Roman" w:cs="Times New Roman"/>
+          <w:color w:val="000000"/>
+          <w:kern w:val="0"/>
+          <w:sz w:val="20"/>
+          <w:szCs w:val="20"/>
+        </w:rPr>
+        <w:t xml:space="preserve"> </w:t>
+      </w:r>
+      <w:r>
+        <w:rPr>
+          <w:rFonts w:ascii="Times New Roman" w:hAnsi="Times New Roman" w:cs="Times New Roman"/>
+          <w:color w:val="000000"/>
+          <w:kern w:val="0"/>
+          <w:sz w:val="20"/>
+          <w:szCs w:val="20"/>
+        </w:rPr>
+        <w:t>at international conferences in psychology, neuroscience, and auditory science.</w:t>
+      </w:r>
+    </w:p>
+    <w:p>
+      <w:pPr>
+        <w:tabs>
+          <w:tab w:val="left" w:pos="560"/>
+          <w:tab w:val="left" w:pos="1120"/>
+          <w:tab w:val="left" w:pos="1680"/>
+          <w:tab w:val="left" w:pos="2240"/>
+          <w:tab w:val="left" w:pos="2800"/>
+          <w:tab w:val="left" w:pos="3360"/>
+          <w:tab w:val="left" w:pos="3920"/>
+          <w:tab w:val="left" w:pos="4480"/>
+          <w:tab w:val="left" w:pos="5040"/>
+          <w:tab w:val="left" w:pos="5600"/>
+          <w:tab w:val="left" w:pos="6160"/>
+          <w:tab w:val="left" w:pos="6720"/>
+        </w:tabs>
+        <w:autoSpaceDE w:val="0"/>
+        <w:autoSpaceDN w:val="0"/>
+        <w:adjustRightInd w:val="0"/>
+        <w:ind w:left="142"/>
+        <w:rPr>
+          <w:rFonts w:ascii="Times New Roman" w:hAnsi="Times New Roman" w:cs="Times New Roman"/>
+          <w:color w:val="000000"/>
+          <w:kern w:val="0"/>
+          <w:sz w:val="20"/>
+          <w:szCs w:val="20"/>
+          <w:lang w:val="en-US"/>
+        </w:rPr>
+      </w:pPr>
+      <w:r>
+        <w:rPr>
+          <w:rFonts w:ascii="Times New Roman" w:hAnsi="Times New Roman" w:cs="Times New Roman"/>
+          <w:color w:val="000000"/>
+          <w:kern w:val="0"/>
+          <w:sz w:val="20"/>
+          <w:szCs w:val="20"/>
+          <w:lang w:val="en-US"/>
+        </w:rPr>
+        <w:t>-</w:t>
+      </w:r>
+      <w:r>
+        <w:rPr>
+          <w:rFonts w:ascii="Times New Roman" w:hAnsi="Times New Roman" w:cs="Times New Roman"/>
+          <w:color w:val="000000"/>
+          <w:kern w:val="0"/>
+          <w:sz w:val="20"/>
+          <w:szCs w:val="20"/>
+          <w:lang w:val="en-US"/>
+        </w:rPr>
+        <w:t>Contribu</w:t>
+      </w:r>
+      <w:r>
+        <w:rPr>
+          <w:rFonts w:ascii="Times New Roman" w:hAnsi="Times New Roman" w:cs="Times New Roman"/>
+          <w:color w:val="000000"/>
+          <w:kern w:val="0"/>
+          <w:sz w:val="20"/>
+          <w:szCs w:val="20"/>
+          <w:lang w:val="en-US"/>
+        </w:rPr>
+        <w:t xml:space="preserve">ted writing and conducting digital health research grants for a total of $12.5 M </w:t>
+      </w:r>
+      <w:r>
+        <w:rPr>
+          <w:rFonts w:ascii="Times New Roman" w:hAnsi="Times New Roman" w:cs="Times New Roman"/>
+          <w:color w:val="000000"/>
+          <w:kern w:val="0"/>
+          <w:sz w:val="20"/>
+          <w:szCs w:val="20"/>
+          <w:lang w:val="en-US"/>
+        </w:rPr>
+        <w:t>(US)</w:t>
+      </w:r>
+      <w:r>
+        <w:rPr>
+          <w:rFonts w:ascii="Times New Roman" w:hAnsi="Times New Roman" w:cs="Times New Roman"/>
+          <w:color w:val="000000"/>
+          <w:kern w:val="0"/>
+          <w:sz w:val="20"/>
+          <w:szCs w:val="20"/>
+          <w:lang w:val="en-US"/>
+        </w:rPr>
+        <w:t>.</w:t>
+      </w:r>
+    </w:p>
+    <w:p>
+      <w:pPr>
+        <w:tabs>
+          <w:tab w:val="left" w:pos="560"/>
+          <w:tab w:val="left" w:pos="1120"/>
+          <w:tab w:val="left" w:pos="1680"/>
+          <w:tab w:val="left" w:pos="2240"/>
+          <w:tab w:val="left" w:pos="2800"/>
+          <w:tab w:val="left" w:pos="3360"/>
+          <w:tab w:val="left" w:pos="3920"/>
+          <w:tab w:val="left" w:pos="4480"/>
+          <w:tab w:val="left" w:pos="5040"/>
+          <w:tab w:val="left" w:pos="5600"/>
+          <w:tab w:val="left" w:pos="6160"/>
+          <w:tab w:val="left" w:pos="6720"/>
+        </w:tabs>
+        <w:autoSpaceDE w:val="0"/>
+        <w:autoSpaceDN w:val="0"/>
+        <w:adjustRightInd w:val="0"/>
+        <w:ind w:left="142"/>
+        <w:rPr>
+          <w:rFonts w:ascii="Times New Roman" w:hAnsi="Times New Roman" w:cs="Times New Roman"/>
+          <w:color w:val="000000"/>
+          <w:kern w:val="0"/>
+          <w:sz w:val="20"/>
+          <w:szCs w:val="20"/>
+          <w:lang w:val="en-US"/>
+        </w:rPr>
+      </w:pPr>
+      <w:r>
+        <w:rPr>
+          <w:rFonts w:ascii="Times New Roman" w:hAnsi="Times New Roman" w:cs="Times New Roman"/>
+          <w:color w:val="000000"/>
+          <w:kern w:val="0"/>
+          <w:sz w:val="20"/>
+          <w:szCs w:val="20"/>
+          <w:lang w:val="en-US"/>
+        </w:rPr>
+        <w:t xml:space="preserve">-Improved time-efficiency of a large battery of auditory and cognitive digital health tests by </w:t>
+      </w:r>
+      <w:r>
+        <w:rPr>
+          <w:rFonts w:ascii="Times New Roman" w:hAnsi="Times New Roman" w:cs="Times New Roman"/>
+          <w:color w:val="000000"/>
+          <w:kern w:val="0"/>
+          <w:sz w:val="20"/>
+          <w:szCs w:val="20"/>
+          <w:lang w:val="en-US"/>
+        </w:rPr>
+        <w:t>6</w:t>
+      </w:r>
+      <w:r>
+        <w:rPr>
+          <w:rFonts w:ascii="Times New Roman" w:hAnsi="Times New Roman" w:cs="Times New Roman"/>
+          <w:color w:val="000000"/>
+          <w:kern w:val="0"/>
+          <w:sz w:val="20"/>
+          <w:szCs w:val="20"/>
+          <w:lang w:val="en-US"/>
+        </w:rPr>
+        <w:t>0%</w:t>
+      </w:r>
+      <w:r>
+        <w:rPr>
+          <w:rFonts w:ascii="Times New Roman" w:hAnsi="Times New Roman" w:cs="Times New Roman"/>
+          <w:color w:val="000000"/>
+          <w:kern w:val="0"/>
+          <w:sz w:val="20"/>
+          <w:szCs w:val="20"/>
+          <w:lang w:val="en-US"/>
+        </w:rPr>
+        <w:t>.</w:t>
+      </w:r>
+    </w:p>
+    <w:p>
+      <w:pPr>
+        <w:tabs>
+          <w:tab w:val="left" w:pos="560"/>
+          <w:tab w:val="left" w:pos="1120"/>
+          <w:tab w:val="left" w:pos="1680"/>
+          <w:tab w:val="left" w:pos="2240"/>
+          <w:tab w:val="left" w:pos="2800"/>
+          <w:tab w:val="left" w:pos="3360"/>
+          <w:tab w:val="left" w:pos="3920"/>
+          <w:tab w:val="left" w:pos="4480"/>
+          <w:tab w:val="left" w:pos="5040"/>
+          <w:tab w:val="left" w:pos="5600"/>
+          <w:tab w:val="left" w:pos="6160"/>
+          <w:tab w:val="left" w:pos="6720"/>
+        </w:tabs>
+        <w:autoSpaceDE w:val="0"/>
+        <w:autoSpaceDN w:val="0"/>
+        <w:adjustRightInd w:val="0"/>
+        <w:spacing w:before="80" w:after="80"/>
+        <w:ind w:left="142"/>
+        <w:rPr>
+          <w:rFonts w:ascii="Times New Roman" w:hAnsi="Times New Roman" w:cs="Times New Roman"/>
           <w:b/>
           <w:bCs/>
           <w:color w:val="000000"/>
           <w:kern w:val="0"/>
-          <w:sz w:val="22"/>
-          <w:szCs w:val="22"/>
+          <w:sz w:val="20"/>
+          <w:szCs w:val="20"/>
+          <w:lang w:val="en-US"/>
+        </w:rPr>
+      </w:pPr>
+      <w:r>
+        <w:rPr>
+          <w:rFonts w:ascii="Times New Roman" w:hAnsi="Times New Roman" w:cs="Times New Roman"/>
+          <w:b/>
+          <w:bCs/>
+          <w:color w:val="000000"/>
+          <w:kern w:val="0"/>
+          <w:sz w:val="20"/>
+          <w:szCs w:val="20"/>
+          <w:lang w:val="en-US"/>
+        </w:rPr>
+        <w:t xml:space="preserve">Cognitive Neuroscience Lecturer </w:t>
+      </w:r>
+      <w:r>
+        <w:rPr>
+          <w:rFonts w:ascii="Times New Roman" w:hAnsi="Times New Roman" w:cs="Times New Roman"/>
+          <w:i/>
+          <w:iCs/>
+          <w:color w:val="000000"/>
+          <w:kern w:val="0"/>
+          <w:sz w:val="20"/>
+          <w:szCs w:val="20"/>
+          <w:lang w:val="en-US"/>
+        </w:rPr>
+        <w:t xml:space="preserve">Universidad Iberoamericana.      </w:t>
+      </w:r>
+      <w:r>
+        <w:rPr>
+          <w:rFonts w:ascii="Times New Roman" w:hAnsi="Times New Roman" w:cs="Times New Roman"/>
+          <w:i/>
+          <w:iCs/>
+          <w:color w:val="000000"/>
+          <w:kern w:val="0"/>
+          <w:sz w:val="20"/>
+          <w:szCs w:val="20"/>
+          <w:lang w:val="en-US"/>
+        </w:rPr>
+        <w:t xml:space="preserve">    </w:t>
+      </w:r>
+      <w:r>
+        <w:rPr>
+          <w:rFonts w:ascii="Times New Roman" w:hAnsi="Times New Roman" w:cs="Times New Roman"/>
+          <w:i/>
+          <w:iCs/>
+          <w:color w:val="000000"/>
+          <w:kern w:val="0"/>
+          <w:sz w:val="20"/>
+          <w:szCs w:val="20"/>
+          <w:lang w:val="en-US"/>
+        </w:rPr>
+        <w:t xml:space="preserve">                 </w:t>
+      </w:r>
+      <w:r>
+        <w:rPr>
+          <w:rFonts w:ascii="Times New Roman" w:hAnsi="Times New Roman" w:cs="Times New Roman"/>
+          <w:i/>
+          <w:iCs/>
+          <w:color w:val="000000"/>
+          <w:kern w:val="0"/>
+          <w:sz w:val="20"/>
+          <w:szCs w:val="20"/>
+          <w:lang w:val="en-US"/>
+        </w:rPr>
+        <w:t xml:space="preserve">           </w:t>
+      </w:r>
+      <w:r>
+        <w:rPr>
+          <w:rFonts w:ascii="Times New Roman" w:hAnsi="Times New Roman" w:cs="Times New Roman"/>
+          <w:i/>
+          <w:iCs/>
+          <w:color w:val="000000"/>
+          <w:kern w:val="0"/>
+          <w:sz w:val="20"/>
+          <w:szCs w:val="20"/>
+          <w:lang w:val="en-US"/>
+        </w:rPr>
+        <w:t xml:space="preserve">           </w:t>
+      </w:r>
+      <w:r>
+        <w:rPr>
+          <w:rFonts w:ascii="Times New Roman" w:hAnsi="Times New Roman" w:cs="Times New Roman"/>
+          <w:b/>
+          <w:bCs/>
+          <w:color w:val="000000"/>
+          <w:kern w:val="0"/>
+          <w:sz w:val="20"/>
+          <w:szCs w:val="20"/>
+          <w:lang w:val="en-US"/>
+        </w:rPr>
+        <w:t>01/2012 – 06/2016</w:t>
+      </w:r>
+    </w:p>
+    <w:p>
+      <w:pPr>
+        <w:tabs>
+          <w:tab w:val="left" w:pos="560"/>
+          <w:tab w:val="left" w:pos="1120"/>
+          <w:tab w:val="left" w:pos="1680"/>
+          <w:tab w:val="left" w:pos="2240"/>
+          <w:tab w:val="left" w:pos="2800"/>
+          <w:tab w:val="left" w:pos="3360"/>
+          <w:tab w:val="left" w:pos="3920"/>
+          <w:tab w:val="left" w:pos="4480"/>
+          <w:tab w:val="left" w:pos="5040"/>
+          <w:tab w:val="left" w:pos="5600"/>
+          <w:tab w:val="left" w:pos="6160"/>
+          <w:tab w:val="left" w:pos="6720"/>
+        </w:tabs>
+        <w:autoSpaceDE w:val="0"/>
+        <w:autoSpaceDN w:val="0"/>
+        <w:adjustRightInd w:val="0"/>
+        <w:ind w:left="142"/>
+        <w:rPr>
+          <w:rFonts w:ascii="Times New Roman" w:hAnsi="Times New Roman" w:cs="Times New Roman"/>
+          <w:color w:val="000000"/>
+          <w:kern w:val="0"/>
+          <w:sz w:val="20"/>
+          <w:szCs w:val="20"/>
+          <w:lang w:val="en-US"/>
+        </w:rPr>
+      </w:pPr>
+      <w:r>
+        <w:rPr>
+          <w:rFonts w:ascii="Times New Roman" w:hAnsi="Times New Roman" w:cs="Times New Roman"/>
+          <w:color w:val="000000"/>
+          <w:kern w:val="0"/>
+          <w:sz w:val="20"/>
+          <w:szCs w:val="20"/>
+          <w:lang w:val="en-US"/>
+        </w:rPr>
+        <w:t>-</w:t>
+      </w:r>
+      <w:r>
+        <w:rPr>
+          <w:rFonts w:ascii="Times New Roman" w:hAnsi="Times New Roman" w:cs="Times New Roman"/>
+          <w:b/>
+          <w:bCs/>
+          <w:color w:val="000000"/>
+          <w:kern w:val="0"/>
+          <w:sz w:val="20"/>
+          <w:szCs w:val="20"/>
           <w:lang w:val="en-US"/>
         </w:rPr>
         <w:t xml:space="preserve"> </w:t>
       </w:r>
       <w:r>
         <w:rPr>
-          <w:rFonts w:ascii="Arial" w:hAnsi="Arial" w:cs="Arial"/>
-          <w:color w:val="000000"/>
-          <w:kern w:val="0"/>
-          <w:sz w:val="20"/>
-          <w:szCs w:val="20"/>
-          <w:lang w:val="en-US"/>
-        </w:rPr>
-        <w:t>Taught 16 courses in the Cognitive Neuroscience area of the Department of Psychology.</w:t>
+          <w:rFonts w:ascii="Times New Roman" w:hAnsi="Times New Roman" w:cs="Times New Roman"/>
+          <w:color w:val="000000"/>
+          <w:kern w:val="0"/>
+          <w:sz w:val="20"/>
+          <w:szCs w:val="20"/>
+          <w:lang w:val="en-US"/>
+        </w:rPr>
+        <w:t>Taught 16</w:t>
+      </w:r>
+      <w:r>
+        <w:rPr>
+          <w:rFonts w:ascii="Times New Roman" w:hAnsi="Times New Roman" w:cs="Times New Roman"/>
+          <w:color w:val="000000"/>
+          <w:kern w:val="0"/>
+          <w:sz w:val="20"/>
+          <w:szCs w:val="20"/>
+          <w:lang w:val="en-US"/>
+        </w:rPr>
+        <w:t>+</w:t>
+      </w:r>
+      <w:r>
+        <w:rPr>
+          <w:rFonts w:ascii="Times New Roman" w:hAnsi="Times New Roman" w:cs="Times New Roman"/>
+          <w:color w:val="000000"/>
+          <w:kern w:val="0"/>
+          <w:sz w:val="20"/>
+          <w:szCs w:val="20"/>
+          <w:lang w:val="en-US"/>
+        </w:rPr>
+        <w:t xml:space="preserve"> courses in the Cognitive Neuroscience area of the Department of Psychology.</w:t>
       </w:r>
     </w:p>
     <w:p>
@@ -2672,21 +3118,25 @@
         <w:adjustRightInd w:val="0"/>
         <w:spacing w:before="120"/>
         <w:rPr>
-          <w:rFonts w:ascii="Arial" w:hAnsi="Arial" w:cs="Arial"/>
+          <w:rFonts w:ascii="Times New Roman" w:hAnsi="Times New Roman" w:cs="Times New Roman"/>
           <w:b/>
           <w:bCs/>
           <w:color w:val="000000"/>
           <w:kern w:val="0"/>
-          <w:lang w:val="en-US"/>
-        </w:rPr>
-      </w:pPr>
-      <w:r>
-        <w:rPr>
-          <w:rFonts w:ascii="Arial" w:hAnsi="Arial" w:cs="Arial"/>
+          <w:sz w:val="22"/>
+          <w:szCs w:val="22"/>
+          <w:lang w:val="en-US"/>
+        </w:rPr>
+      </w:pPr>
+      <w:r>
+        <w:rPr>
+          <w:rFonts w:ascii="Times New Roman" w:hAnsi="Times New Roman" w:cs="Times New Roman"/>
           <w:b/>
           <w:bCs/>
           <w:color w:val="000000"/>
           <w:kern w:val="0"/>
+          <w:sz w:val="22"/>
+          <w:szCs w:val="22"/>
           <w:lang w:val="en-US"/>
         </w:rPr>
         <w:t>SKILLS</w:t>
@@ -2714,39 +3164,28 @@
         <w:spacing w:before="80"/>
         <w:ind w:left="142"/>
         <w:rPr>
-          <w:rFonts w:ascii="Arial" w:hAnsi="Arial" w:cs="Arial"/>
-          <w:color w:val="000000"/>
-          <w:kern w:val="0"/>
-          <w:sz w:val="20"/>
-          <w:szCs w:val="20"/>
-          <w:lang w:val="en-US"/>
-        </w:rPr>
-      </w:pPr>
-      <w:r>
-        <w:rPr>
-          <w:rFonts w:ascii="Arial" w:hAnsi="Arial" w:cs="Arial"/>
-          <w:color w:val="000000"/>
-          <w:kern w:val="0"/>
-          <w:sz w:val="20"/>
-          <w:szCs w:val="20"/>
-          <w:lang w:val="en-US"/>
-        </w:rPr>
-        <w:t xml:space="preserve">Perceptual, Cognitive, Health &amp; </w:t>
-      </w:r>
-      <w:r>
-        <w:rPr>
-          <w:rFonts w:ascii="Arial" w:hAnsi="Arial" w:cs="Arial"/>
-          <w:color w:val="000000"/>
-          <w:kern w:val="0"/>
-          <w:sz w:val="20"/>
-          <w:szCs w:val="20"/>
-          <w:lang w:val="en-US"/>
-        </w:rPr>
-        <w:t xml:space="preserve">UX Research; </w:t>
-      </w:r>
-      <w:r>
-        <w:rPr>
-          <w:rFonts w:ascii="Arial" w:hAnsi="Arial" w:cs="Arial"/>
+          <w:rFonts w:ascii="Times New Roman" w:hAnsi="Times New Roman" w:cs="Times New Roman"/>
+          <w:color w:val="000000"/>
+          <w:kern w:val="0"/>
+          <w:sz w:val="20"/>
+          <w:szCs w:val="20"/>
+          <w:lang w:val="en-US"/>
+        </w:rPr>
+      </w:pPr>
+      <w:r>
+        <w:rPr>
+          <w:rFonts w:ascii="Times New Roman" w:hAnsi="Times New Roman" w:cs="Times New Roman"/>
+          <w:color w:val="000000"/>
+          <w:kern w:val="0"/>
+          <w:sz w:val="20"/>
+          <w:szCs w:val="20"/>
+          <w:lang w:val="en-US"/>
+        </w:rPr>
+        <w:t xml:space="preserve">Perceptual, Cognitive, Health &amp; UX Research; </w:t>
+      </w:r>
+      <w:r>
+        <w:rPr>
+          <w:rFonts w:ascii="Times New Roman" w:hAnsi="Times New Roman" w:cs="Times New Roman"/>
           <w:color w:val="000000"/>
           <w:kern w:val="0"/>
           <w:sz w:val="20"/>
@@ -2757,7 +3196,7 @@
       </w:r>
       <w:r>
         <w:rPr>
-          <w:rFonts w:ascii="Arial" w:hAnsi="Arial" w:cs="Arial"/>
+          <w:rFonts w:ascii="Times New Roman" w:hAnsi="Times New Roman" w:cs="Times New Roman"/>
           <w:color w:val="000000"/>
           <w:kern w:val="0"/>
           <w:sz w:val="20"/>
@@ -2768,7 +3207,7 @@
       </w:r>
       <w:r>
         <w:rPr>
-          <w:rFonts w:ascii="Arial" w:hAnsi="Arial" w:cs="Arial"/>
+          <w:rFonts w:ascii="Times New Roman" w:hAnsi="Times New Roman" w:cs="Times New Roman"/>
           <w:color w:val="000000"/>
           <w:kern w:val="0"/>
           <w:sz w:val="20"/>
@@ -2779,7 +3218,7 @@
       </w:r>
       <w:r>
         <w:rPr>
-          <w:rFonts w:ascii="Arial" w:hAnsi="Arial" w:cs="Arial"/>
+          <w:rFonts w:ascii="Times New Roman" w:hAnsi="Times New Roman" w:cs="Times New Roman"/>
           <w:color w:val="000000"/>
           <w:kern w:val="0"/>
           <w:sz w:val="20"/>
@@ -2790,7 +3229,7 @@
       </w:r>
       <w:r>
         <w:rPr>
-          <w:rFonts w:ascii="Arial" w:hAnsi="Arial" w:cs="Arial"/>
+          <w:rFonts w:ascii="Times New Roman" w:hAnsi="Times New Roman" w:cs="Times New Roman"/>
           <w:color w:val="000000"/>
           <w:kern w:val="0"/>
           <w:sz w:val="20"/>
@@ -2801,29 +3240,18 @@
       </w:r>
       <w:r>
         <w:rPr>
-          <w:rFonts w:ascii="Arial" w:hAnsi="Arial" w:cs="Arial"/>
-          <w:color w:val="000000"/>
-          <w:kern w:val="0"/>
-          <w:sz w:val="20"/>
-          <w:szCs w:val="20"/>
-          <w:lang w:val="en-US"/>
-        </w:rPr>
-        <w:t xml:space="preserve"> </w:t>
-      </w:r>
-      <w:r>
-        <w:rPr>
-          <w:rFonts w:ascii="Arial" w:hAnsi="Arial" w:cs="Arial"/>
-          <w:color w:val="000000"/>
-          <w:kern w:val="0"/>
-          <w:sz w:val="20"/>
-          <w:szCs w:val="20"/>
-          <w:lang w:val="en-US"/>
-        </w:rPr>
-        <w:t>Behavioral Modelling</w:t>
-      </w:r>
-      <w:r>
-        <w:rPr>
-          <w:rFonts w:ascii="Arial" w:hAnsi="Arial" w:cs="Arial"/>
+          <w:rFonts w:ascii="Times New Roman" w:hAnsi="Times New Roman" w:cs="Times New Roman"/>
+          <w:color w:val="000000"/>
+          <w:kern w:val="0"/>
+          <w:sz w:val="20"/>
+          <w:szCs w:val="20"/>
+          <w:lang w:val="en-US"/>
+        </w:rPr>
+        <w:t xml:space="preserve"> Behavioral Modelling</w:t>
+      </w:r>
+      <w:r>
+        <w:rPr>
+          <w:rFonts w:ascii="Times New Roman" w:hAnsi="Times New Roman" w:cs="Times New Roman"/>
           <w:color w:val="000000"/>
           <w:kern w:val="0"/>
           <w:sz w:val="20"/>
@@ -2834,7 +3262,7 @@
       </w:r>
       <w:r>
         <w:rPr>
-          <w:rFonts w:ascii="Arial" w:hAnsi="Arial" w:cs="Arial"/>
+          <w:rFonts w:ascii="Times New Roman" w:hAnsi="Times New Roman" w:cs="Times New Roman"/>
           <w:color w:val="000000"/>
           <w:kern w:val="0"/>
           <w:sz w:val="20"/>
@@ -2845,7 +3273,7 @@
       </w:r>
       <w:r>
         <w:rPr>
-          <w:rFonts w:ascii="Arial" w:hAnsi="Arial" w:cs="Arial"/>
+          <w:rFonts w:ascii="Times New Roman" w:hAnsi="Times New Roman" w:cs="Times New Roman"/>
           <w:color w:val="000000"/>
           <w:kern w:val="0"/>
           <w:sz w:val="20"/>
@@ -2856,7 +3284,7 @@
       </w:r>
       <w:r>
         <w:rPr>
-          <w:rFonts w:ascii="Arial" w:hAnsi="Arial" w:cs="Arial"/>
+          <w:rFonts w:ascii="Times New Roman" w:hAnsi="Times New Roman" w:cs="Times New Roman"/>
           <w:color w:val="000000"/>
           <w:kern w:val="0"/>
           <w:sz w:val="20"/>
@@ -2867,7 +3295,7 @@
       </w:r>
       <w:r>
         <w:rPr>
-          <w:rFonts w:ascii="Arial" w:hAnsi="Arial" w:cs="Arial"/>
+          <w:rFonts w:ascii="Times New Roman" w:hAnsi="Times New Roman" w:cs="Times New Roman"/>
           <w:color w:val="000000"/>
           <w:kern w:val="0"/>
           <w:sz w:val="20"/>
@@ -2878,7 +3306,7 @@
       </w:r>
       <w:r>
         <w:rPr>
-          <w:rFonts w:ascii="Arial" w:hAnsi="Arial" w:cs="Arial"/>
+          <w:rFonts w:ascii="Times New Roman" w:hAnsi="Times New Roman" w:cs="Times New Roman"/>
           <w:color w:val="000000"/>
           <w:kern w:val="0"/>
           <w:sz w:val="20"/>
@@ -2889,84 +3317,18 @@
       </w:r>
       <w:r>
         <w:rPr>
-          <w:rFonts w:ascii="Arial" w:hAnsi="Arial" w:cs="Arial"/>
-          <w:color w:val="000000"/>
-          <w:kern w:val="0"/>
-          <w:sz w:val="20"/>
-          <w:szCs w:val="20"/>
-          <w:lang w:val="en-US"/>
-        </w:rPr>
-        <w:t>;</w:t>
-      </w:r>
-      <w:r>
-        <w:rPr>
-          <w:rFonts w:ascii="Arial" w:hAnsi="Arial" w:cs="Arial"/>
-          <w:color w:val="000000"/>
-          <w:kern w:val="0"/>
-          <w:sz w:val="20"/>
-          <w:szCs w:val="20"/>
-          <w:lang w:val="en-US"/>
-        </w:rPr>
-        <w:t xml:space="preserve"> </w:t>
-      </w:r>
-      <w:r>
-        <w:rPr>
-          <w:rFonts w:ascii="Arial" w:hAnsi="Arial" w:cs="Arial"/>
-          <w:color w:val="000000"/>
-          <w:kern w:val="0"/>
-          <w:sz w:val="20"/>
-          <w:szCs w:val="20"/>
-          <w:lang w:val="en-US"/>
-        </w:rPr>
-        <w:t>T</w:t>
-      </w:r>
-      <w:r>
-        <w:rPr>
-          <w:rFonts w:ascii="Arial" w:hAnsi="Arial" w:cs="Arial"/>
-          <w:color w:val="000000"/>
-          <w:kern w:val="0"/>
-          <w:sz w:val="20"/>
-          <w:szCs w:val="20"/>
-          <w:lang w:val="en-US"/>
-        </w:rPr>
-        <w:t xml:space="preserve">eam </w:t>
-      </w:r>
-      <w:r>
-        <w:rPr>
-          <w:rFonts w:ascii="Arial" w:hAnsi="Arial" w:cs="Arial"/>
-          <w:color w:val="000000"/>
-          <w:kern w:val="0"/>
-          <w:sz w:val="20"/>
-          <w:szCs w:val="20"/>
-          <w:lang w:val="en-US"/>
-        </w:rPr>
-        <w:t>M</w:t>
-      </w:r>
-      <w:r>
-        <w:rPr>
-          <w:rFonts w:ascii="Arial" w:hAnsi="Arial" w:cs="Arial"/>
-          <w:color w:val="000000"/>
-          <w:kern w:val="0"/>
-          <w:sz w:val="20"/>
-          <w:szCs w:val="20"/>
-          <w:lang w:val="en-US"/>
-        </w:rPr>
-        <w:t>anagement</w:t>
-      </w:r>
-      <w:r>
-        <w:rPr>
-          <w:rFonts w:ascii="Arial" w:hAnsi="Arial" w:cs="Arial"/>
-          <w:color w:val="000000"/>
-          <w:kern w:val="0"/>
-          <w:sz w:val="20"/>
-          <w:szCs w:val="20"/>
-          <w:lang w:val="en-US"/>
-        </w:rPr>
-        <w:t>; Teaching</w:t>
-      </w:r>
-      <w:r>
-        <w:rPr>
-          <w:rFonts w:ascii="Arial" w:hAnsi="Arial" w:cs="Arial"/>
+          <w:rFonts w:ascii="Times New Roman" w:hAnsi="Times New Roman" w:cs="Times New Roman"/>
+          <w:color w:val="000000"/>
+          <w:kern w:val="0"/>
+          <w:sz w:val="20"/>
+          <w:szCs w:val="20"/>
+          <w:lang w:val="en-US"/>
+        </w:rPr>
+        <w:t>; Team Management; Teaching</w:t>
+      </w:r>
+      <w:r>
+        <w:rPr>
+          <w:rFonts w:ascii="Times New Roman" w:hAnsi="Times New Roman" w:cs="Times New Roman"/>
           <w:color w:val="000000"/>
           <w:kern w:val="0"/>
           <w:sz w:val="20"/>
@@ -3000,32 +3362,38 @@
         <w:adjustRightInd w:val="0"/>
         <w:spacing w:before="120"/>
         <w:rPr>
-          <w:rFonts w:ascii="Arial" w:hAnsi="Arial" w:cs="Arial"/>
+          <w:rFonts w:ascii="Times New Roman" w:hAnsi="Times New Roman" w:cs="Times New Roman"/>
           <w:b/>
           <w:bCs/>
           <w:color w:val="000000"/>
           <w:kern w:val="0"/>
-          <w:lang w:val="en-US"/>
-        </w:rPr>
-      </w:pPr>
-      <w:r>
-        <w:rPr>
-          <w:rFonts w:ascii="Arial" w:hAnsi="Arial" w:cs="Arial"/>
+          <w:sz w:val="22"/>
+          <w:szCs w:val="22"/>
+          <w:lang w:val="en-US"/>
+        </w:rPr>
+      </w:pPr>
+      <w:r>
+        <w:rPr>
+          <w:rFonts w:ascii="Times New Roman" w:hAnsi="Times New Roman" w:cs="Times New Roman"/>
           <w:b/>
           <w:bCs/>
           <w:color w:val="000000"/>
           <w:kern w:val="0"/>
+          <w:sz w:val="22"/>
+          <w:szCs w:val="22"/>
           <w:lang w:val="en-US"/>
         </w:rPr>
         <w:t>AWARDS</w:t>
       </w:r>
       <w:r>
         <w:rPr>
-          <w:rFonts w:ascii="Arial" w:hAnsi="Arial" w:cs="Arial"/>
+          <w:rFonts w:ascii="Times New Roman" w:hAnsi="Times New Roman" w:cs="Times New Roman"/>
           <w:b/>
           <w:bCs/>
           <w:color w:val="000000"/>
           <w:kern w:val="0"/>
+          <w:sz w:val="22"/>
+          <w:szCs w:val="22"/>
           <w:lang w:val="en-US"/>
         </w:rPr>
         <w:t xml:space="preserve"> &amp; FELLOWSHIPS</w:t>
@@ -3053,74 +3421,63 @@
         <w:spacing w:before="80"/>
         <w:ind w:left="142"/>
         <w:rPr>
-          <w:rFonts w:ascii="Arial" w:hAnsi="Arial" w:cs="Arial"/>
-          <w:color w:val="000000"/>
-          <w:kern w:val="0"/>
-          <w:sz w:val="22"/>
-          <w:szCs w:val="22"/>
-          <w:lang w:val="en-US"/>
-        </w:rPr>
-      </w:pPr>
-      <w:r>
-        <w:rPr>
-          <w:rFonts w:ascii="Arial" w:hAnsi="Arial" w:cs="Arial"/>
+          <w:rFonts w:ascii="Times New Roman" w:hAnsi="Times New Roman" w:cs="Times New Roman"/>
+          <w:color w:val="000000"/>
+          <w:kern w:val="0"/>
+          <w:sz w:val="20"/>
+          <w:szCs w:val="20"/>
+          <w:lang w:val="en-US"/>
+        </w:rPr>
+      </w:pPr>
+      <w:r>
+        <w:rPr>
+          <w:rFonts w:ascii="Times New Roman" w:hAnsi="Times New Roman" w:cs="Times New Roman"/>
           <w:b/>
           <w:bCs/>
           <w:color w:val="000000"/>
           <w:kern w:val="0"/>
-          <w:sz w:val="22"/>
-          <w:szCs w:val="22"/>
+          <w:sz w:val="20"/>
+          <w:szCs w:val="20"/>
           <w:lang w:val="en-US"/>
         </w:rPr>
         <w:t>1</w:t>
       </w:r>
       <w:r>
         <w:rPr>
-          <w:rFonts w:ascii="Arial" w:hAnsi="Arial" w:cs="Arial"/>
+          <w:rFonts w:ascii="Times New Roman" w:hAnsi="Times New Roman" w:cs="Times New Roman"/>
           <w:b/>
           <w:bCs/>
           <w:color w:val="000000"/>
           <w:kern w:val="0"/>
-          <w:sz w:val="22"/>
-          <w:szCs w:val="22"/>
-          <w:lang w:val="en-US"/>
-        </w:rPr>
-        <w:t>3</w:t>
-      </w:r>
-      <w:r>
-        <w:rPr>
-          <w:rFonts w:ascii="Arial" w:hAnsi="Arial" w:cs="Arial"/>
+          <w:sz w:val="20"/>
+          <w:szCs w:val="20"/>
+          <w:lang w:val="en-US"/>
+        </w:rPr>
+        <w:t>7</w:t>
+      </w:r>
+      <w:r>
+        <w:rPr>
+          <w:rFonts w:ascii="Times New Roman" w:hAnsi="Times New Roman" w:cs="Times New Roman"/>
           <w:b/>
           <w:bCs/>
           <w:color w:val="000000"/>
           <w:kern w:val="0"/>
-          <w:sz w:val="22"/>
-          <w:szCs w:val="22"/>
+          <w:sz w:val="20"/>
+          <w:szCs w:val="20"/>
           <w:lang w:val="en-US"/>
         </w:rPr>
         <w:t xml:space="preserve"> Awards</w:t>
       </w:r>
       <w:r>
         <w:rPr>
-          <w:rFonts w:ascii="Arial" w:hAnsi="Arial" w:cs="Arial"/>
-          <w:color w:val="000000"/>
-          <w:kern w:val="0"/>
-          <w:sz w:val="22"/>
-          <w:szCs w:val="22"/>
-          <w:lang w:val="en-US"/>
-        </w:rPr>
-        <w:t xml:space="preserve"> </w:t>
-      </w:r>
-      <w:r>
-        <w:rPr>
-          <w:rFonts w:ascii="Arial" w:hAnsi="Arial" w:cs="Arial"/>
-          <w:color w:val="000000"/>
-          <w:kern w:val="0"/>
-          <w:sz w:val="20"/>
-          <w:szCs w:val="20"/>
-          <w:lang w:val="en-US"/>
-        </w:rPr>
-        <w:t>including external funding for research and travel to academic conferences.</w:t>
+          <w:rFonts w:ascii="Times New Roman" w:hAnsi="Times New Roman" w:cs="Times New Roman"/>
+          <w:color w:val="000000"/>
+          <w:kern w:val="0"/>
+          <w:sz w:val="20"/>
+          <w:szCs w:val="20"/>
+          <w:lang w:val="en-US"/>
+        </w:rPr>
+        <w:t xml:space="preserve"> including external funding for research and travel to academic conferences.</w:t>
       </w:r>
     </w:p>
     <w:p>
@@ -3144,59 +3501,46 @@
         <w:adjustRightInd w:val="0"/>
         <w:ind w:left="142"/>
         <w:rPr>
-          <w:rFonts w:ascii="Arial" w:hAnsi="Arial" w:cs="Arial"/>
+          <w:rFonts w:ascii="Times New Roman" w:hAnsi="Times New Roman" w:cs="Times New Roman"/>
           <w:b/>
           <w:bCs/>
           <w:color w:val="000000"/>
           <w:kern w:val="0"/>
-          <w:sz w:val="22"/>
-          <w:szCs w:val="22"/>
-          <w:lang w:val="en-US"/>
-        </w:rPr>
-      </w:pPr>
-      <w:r>
-        <w:rPr>
-          <w:rFonts w:ascii="Arial" w:hAnsi="Arial" w:cs="Arial"/>
+          <w:sz w:val="20"/>
+          <w:szCs w:val="20"/>
+          <w:lang w:val="en-US"/>
+        </w:rPr>
+      </w:pPr>
+      <w:r>
+        <w:rPr>
+          <w:rFonts w:ascii="Times New Roman" w:hAnsi="Times New Roman" w:cs="Times New Roman"/>
           <w:b/>
           <w:bCs/>
           <w:color w:val="000000"/>
           <w:kern w:val="0"/>
-          <w:sz w:val="22"/>
-          <w:szCs w:val="22"/>
+          <w:sz w:val="20"/>
+          <w:szCs w:val="20"/>
           <w:lang w:val="en-US"/>
         </w:rPr>
         <w:t xml:space="preserve">2023 </w:t>
       </w:r>
       <w:r>
         <w:rPr>
+          <w:rFonts w:ascii="Times New Roman" w:hAnsi="Times New Roman" w:cs="Times New Roman"/>
           <w:b/>
           <w:bCs/>
+          <w:sz w:val="20"/>
+          <w:szCs w:val="20"/>
         </w:rPr>
         <w:t xml:space="preserve">Laureate for VR research application: </w:t>
       </w:r>
       <w:r>
         <w:rPr>
-          <w:rFonts w:ascii="Arial" w:hAnsi="Arial" w:cs="Arial"/>
-          <w:sz w:val="20"/>
-          <w:szCs w:val="20"/>
-        </w:rPr>
-        <w:t>Space Party Rescue: an auditory training VR experience. Developed at the XR Brain Jam</w:t>
-      </w:r>
-      <w:r>
-        <w:rPr>
-          <w:rFonts w:ascii="Arial" w:hAnsi="Arial" w:cs="Arial"/>
-          <w:sz w:val="20"/>
-          <w:szCs w:val="20"/>
-        </w:rPr>
-        <w:t>,</w:t>
-      </w:r>
-      <w:r>
-        <w:rPr>
-          <w:rFonts w:ascii="Arial" w:hAnsi="Arial" w:cs="Arial"/>
-          <w:sz w:val="20"/>
-          <w:szCs w:val="20"/>
-        </w:rPr>
-        <w:t xml:space="preserve"> Games for Change Festival. New York City, NY, USA.</w:t>
+          <w:rFonts w:ascii="Times New Roman" w:hAnsi="Times New Roman" w:cs="Times New Roman"/>
+          <w:sz w:val="20"/>
+          <w:szCs w:val="20"/>
+        </w:rPr>
+        <w:t xml:space="preserve">Space Party Rescue: an auditory VR experience. </w:t>
       </w:r>
     </w:p>
     <w:p>
@@ -3220,32 +3564,32 @@
         <w:adjustRightInd w:val="0"/>
         <w:ind w:left="142"/>
         <w:rPr>
-          <w:rFonts w:ascii="Arial" w:hAnsi="Arial" w:cs="Arial"/>
+          <w:rFonts w:ascii="Times New Roman" w:hAnsi="Times New Roman" w:cs="Times New Roman"/>
           <w:b/>
           <w:bCs/>
           <w:color w:val="000000"/>
           <w:kern w:val="0"/>
-          <w:sz w:val="22"/>
-          <w:szCs w:val="22"/>
-          <w:lang w:val="en-US"/>
-        </w:rPr>
-      </w:pPr>
-      <w:r>
-        <w:rPr>
-          <w:rFonts w:ascii="Arial" w:hAnsi="Arial" w:cs="Arial"/>
+          <w:sz w:val="20"/>
+          <w:szCs w:val="20"/>
+          <w:lang w:val="en-US"/>
+        </w:rPr>
+      </w:pPr>
+      <w:r>
+        <w:rPr>
+          <w:rFonts w:ascii="Times New Roman" w:hAnsi="Times New Roman" w:cs="Times New Roman"/>
           <w:b/>
           <w:bCs/>
           <w:color w:val="000000"/>
           <w:kern w:val="0"/>
-          <w:sz w:val="22"/>
-          <w:szCs w:val="22"/>
+          <w:sz w:val="20"/>
+          <w:szCs w:val="20"/>
           <w:lang w:val="en-US"/>
         </w:rPr>
         <w:t xml:space="preserve">2020 PhD Fellowship </w:t>
       </w:r>
       <w:r>
         <w:rPr>
-          <w:rFonts w:ascii="Arial" w:hAnsi="Arial" w:cs="Arial"/>
+          <w:rFonts w:ascii="Times New Roman" w:hAnsi="Times New Roman" w:cs="Times New Roman"/>
           <w:color w:val="000000"/>
           <w:kern w:val="0"/>
           <w:sz w:val="20"/>
@@ -3257,7 +3601,7 @@
       <w:proofErr w:type="spellStart"/>
       <w:r>
         <w:rPr>
-          <w:rFonts w:ascii="Arial" w:hAnsi="Arial" w:cs="Arial"/>
+          <w:rFonts w:ascii="Times New Roman" w:hAnsi="Times New Roman" w:cs="Times New Roman"/>
           <w:color w:val="000000"/>
           <w:kern w:val="0"/>
           <w:sz w:val="20"/>
@@ -3269,25 +3613,14 @@
       <w:proofErr w:type="spellEnd"/>
       <w:r>
         <w:rPr>
-          <w:rFonts w:ascii="Arial" w:hAnsi="Arial" w:cs="Arial"/>
-          <w:color w:val="000000"/>
-          <w:kern w:val="0"/>
-          <w:sz w:val="20"/>
-          <w:szCs w:val="20"/>
-          <w:lang w:val="en-US"/>
-        </w:rPr>
-        <w:t>)</w:t>
-      </w:r>
-      <w:r>
-        <w:rPr>
-          <w:rFonts w:ascii="Arial" w:hAnsi="Arial" w:cs="Arial"/>
-          <w:color w:val="000000"/>
-          <w:kern w:val="0"/>
-          <w:sz w:val="20"/>
-          <w:szCs w:val="20"/>
-          <w:lang w:val="en-US"/>
-        </w:rPr>
-        <w:t>.</w:t>
+          <w:rFonts w:ascii="Times New Roman" w:hAnsi="Times New Roman" w:cs="Times New Roman"/>
+          <w:color w:val="000000"/>
+          <w:kern w:val="0"/>
+          <w:sz w:val="20"/>
+          <w:szCs w:val="20"/>
+          <w:lang w:val="en-US"/>
+        </w:rPr>
+        <w:t>).</w:t>
       </w:r>
     </w:p>
     <w:p>
@@ -3311,32 +3644,32 @@
         <w:adjustRightInd w:val="0"/>
         <w:ind w:left="142"/>
         <w:rPr>
-          <w:rFonts w:ascii="Arial" w:hAnsi="Arial" w:cs="Arial"/>
+          <w:rFonts w:ascii="Times New Roman" w:hAnsi="Times New Roman" w:cs="Times New Roman"/>
           <w:b/>
           <w:bCs/>
           <w:color w:val="000000"/>
           <w:kern w:val="0"/>
-          <w:sz w:val="22"/>
-          <w:szCs w:val="22"/>
-          <w:lang w:val="en-US"/>
-        </w:rPr>
-      </w:pPr>
-      <w:r>
-        <w:rPr>
-          <w:rFonts w:ascii="Arial" w:hAnsi="Arial" w:cs="Arial"/>
+          <w:sz w:val="20"/>
+          <w:szCs w:val="20"/>
+          <w:lang w:val="en-US"/>
+        </w:rPr>
+      </w:pPr>
+      <w:r>
+        <w:rPr>
+          <w:rFonts w:ascii="Times New Roman" w:hAnsi="Times New Roman" w:cs="Times New Roman"/>
           <w:b/>
           <w:bCs/>
           <w:color w:val="000000"/>
           <w:kern w:val="0"/>
-          <w:sz w:val="22"/>
-          <w:szCs w:val="22"/>
+          <w:sz w:val="20"/>
+          <w:szCs w:val="20"/>
           <w:lang w:val="en-US"/>
         </w:rPr>
         <w:t xml:space="preserve">2016 PhD Fellowship </w:t>
       </w:r>
       <w:r>
         <w:rPr>
-          <w:rFonts w:ascii="Arial" w:hAnsi="Arial" w:cs="Arial"/>
+          <w:rFonts w:ascii="Times New Roman" w:hAnsi="Times New Roman" w:cs="Times New Roman"/>
           <w:color w:val="000000"/>
           <w:kern w:val="0"/>
           <w:sz w:val="20"/>
@@ -3347,7 +3680,7 @@
       </w:r>
       <w:r>
         <w:rPr>
-          <w:rFonts w:ascii="Arial" w:hAnsi="Arial" w:cs="Arial"/>
+          <w:rFonts w:ascii="Times New Roman" w:hAnsi="Times New Roman" w:cs="Times New Roman"/>
           <w:b/>
           <w:bCs/>
           <w:color w:val="000000"/>
@@ -3360,25 +3693,14 @@
       </w:r>
       <w:r>
         <w:rPr>
-          <w:rFonts w:ascii="Arial" w:hAnsi="Arial" w:cs="Arial"/>
-          <w:color w:val="000000"/>
-          <w:kern w:val="0"/>
-          <w:sz w:val="20"/>
-          <w:szCs w:val="20"/>
-          <w:lang w:val="en-US"/>
-        </w:rPr>
-        <w:t>from the Science and Technology Council in Mexico (CONAHCYT)</w:t>
-      </w:r>
-      <w:r>
-        <w:rPr>
-          <w:rFonts w:ascii="Arial" w:hAnsi="Arial" w:cs="Arial"/>
-          <w:color w:val="000000"/>
-          <w:kern w:val="0"/>
-          <w:sz w:val="20"/>
-          <w:szCs w:val="20"/>
-          <w:lang w:val="en-US"/>
-        </w:rPr>
-        <w:t>.</w:t>
+          <w:rFonts w:ascii="Times New Roman" w:hAnsi="Times New Roman" w:cs="Times New Roman"/>
+          <w:color w:val="000000"/>
+          <w:kern w:val="0"/>
+          <w:sz w:val="20"/>
+          <w:szCs w:val="20"/>
+          <w:lang w:val="en-US"/>
+        </w:rPr>
+        <w:t>from the Science and Technology Council in Mexico (CONAHCYT).</w:t>
       </w:r>
     </w:p>
     <w:p>
@@ -3402,43 +3724,43 @@
         <w:adjustRightInd w:val="0"/>
         <w:ind w:left="142"/>
         <w:rPr>
-          <w:rFonts w:ascii="Arial" w:hAnsi="Arial" w:cs="Arial"/>
-          <w:color w:val="000000"/>
-          <w:kern w:val="0"/>
-          <w:sz w:val="20"/>
-          <w:szCs w:val="20"/>
-          <w:lang w:val="en-US"/>
-        </w:rPr>
-      </w:pPr>
-      <w:r>
-        <w:rPr>
-          <w:rFonts w:ascii="Arial" w:hAnsi="Arial" w:cs="Arial"/>
+          <w:rFonts w:ascii="Times New Roman" w:hAnsi="Times New Roman" w:cs="Times New Roman"/>
+          <w:color w:val="000000"/>
+          <w:kern w:val="0"/>
+          <w:sz w:val="20"/>
+          <w:szCs w:val="20"/>
+          <w:lang w:val="en-US"/>
+        </w:rPr>
+      </w:pPr>
+      <w:r>
+        <w:rPr>
+          <w:rFonts w:ascii="Times New Roman" w:hAnsi="Times New Roman" w:cs="Times New Roman"/>
           <w:b/>
           <w:bCs/>
           <w:color w:val="000000"/>
           <w:kern w:val="0"/>
-          <w:sz w:val="22"/>
-          <w:szCs w:val="22"/>
+          <w:sz w:val="20"/>
+          <w:szCs w:val="20"/>
           <w:lang w:val="en-US"/>
         </w:rPr>
         <w:t>2011 MSc Fellowship</w:t>
       </w:r>
       <w:r>
         <w:rPr>
-          <w:rFonts w:ascii="Arial" w:hAnsi="Arial" w:cs="Arial"/>
+          <w:rFonts w:ascii="Times New Roman" w:hAnsi="Times New Roman" w:cs="Times New Roman"/>
           <w:b/>
           <w:bCs/>
           <w:color w:val="000000"/>
           <w:kern w:val="0"/>
-          <w:sz w:val="22"/>
-          <w:szCs w:val="22"/>
+          <w:sz w:val="20"/>
+          <w:szCs w:val="20"/>
           <w:lang w:val="en-US"/>
         </w:rPr>
         <w:t xml:space="preserve"> </w:t>
       </w:r>
       <w:r>
         <w:rPr>
-          <w:rFonts w:ascii="Arial" w:hAnsi="Arial" w:cs="Arial"/>
+          <w:rFonts w:ascii="Times New Roman" w:hAnsi="Times New Roman" w:cs="Times New Roman"/>
           <w:color w:val="000000"/>
           <w:kern w:val="0"/>
           <w:sz w:val="20"/>
@@ -3449,7 +3771,7 @@
       </w:r>
       <w:r>
         <w:rPr>
-          <w:rFonts w:ascii="Arial" w:hAnsi="Arial" w:cs="Arial"/>
+          <w:rFonts w:ascii="Times New Roman" w:hAnsi="Times New Roman" w:cs="Times New Roman"/>
           <w:b/>
           <w:bCs/>
           <w:color w:val="000000"/>
@@ -3462,47 +3784,14 @@
       </w:r>
       <w:r>
         <w:rPr>
-          <w:rFonts w:ascii="Arial" w:hAnsi="Arial" w:cs="Arial"/>
-          <w:color w:val="000000"/>
-          <w:kern w:val="0"/>
-          <w:sz w:val="20"/>
-          <w:szCs w:val="20"/>
-          <w:lang w:val="en-US"/>
-        </w:rPr>
-        <w:t xml:space="preserve">from the Science and Technology Council </w:t>
-      </w:r>
-      <w:r>
-        <w:rPr>
-          <w:rFonts w:ascii="Arial" w:hAnsi="Arial" w:cs="Arial"/>
-          <w:color w:val="000000"/>
-          <w:kern w:val="0"/>
-          <w:sz w:val="20"/>
-          <w:szCs w:val="20"/>
-          <w:lang w:val="en-US"/>
-        </w:rPr>
-        <w:t xml:space="preserve">in Mexico </w:t>
-      </w:r>
-      <w:r>
-        <w:rPr>
-          <w:rFonts w:ascii="Arial" w:hAnsi="Arial" w:cs="Arial"/>
-          <w:color w:val="000000"/>
-          <w:kern w:val="0"/>
-          <w:sz w:val="20"/>
-          <w:szCs w:val="20"/>
-          <w:lang w:val="en-US"/>
-        </w:rPr>
-        <w:t>(CONAHCYT)</w:t>
-      </w:r>
-      <w:r>
-        <w:rPr>
-          <w:rFonts w:ascii="Arial" w:hAnsi="Arial" w:cs="Arial"/>
-          <w:color w:val="000000"/>
-          <w:kern w:val="0"/>
-          <w:sz w:val="20"/>
-          <w:szCs w:val="20"/>
-          <w:lang w:val="en-US"/>
-        </w:rPr>
-        <w:t>.</w:t>
+          <w:rFonts w:ascii="Times New Roman" w:hAnsi="Times New Roman" w:cs="Times New Roman"/>
+          <w:color w:val="000000"/>
+          <w:kern w:val="0"/>
+          <w:sz w:val="20"/>
+          <w:szCs w:val="20"/>
+          <w:lang w:val="en-US"/>
+        </w:rPr>
+        <w:t>from the Science and Technology Council in Mexico (CONAHCYT).</w:t>
       </w:r>
     </w:p>
     <w:p>
@@ -3529,22 +3818,26 @@
         <w:adjustRightInd w:val="0"/>
         <w:spacing w:before="120"/>
         <w:rPr>
-          <w:rFonts w:ascii="Arial" w:hAnsi="Arial" w:cs="Arial"/>
+          <w:rFonts w:ascii="Times New Roman" w:hAnsi="Times New Roman" w:cs="Times New Roman"/>
           <w:b/>
           <w:bCs/>
           <w:color w:val="000000"/>
           <w:kern w:val="0"/>
+          <w:sz w:val="22"/>
+          <w:szCs w:val="22"/>
           <w:u w:val="single"/>
           <w:lang w:val="en-US"/>
         </w:rPr>
       </w:pPr>
       <w:r>
         <w:rPr>
-          <w:rFonts w:ascii="Arial" w:hAnsi="Arial" w:cs="Arial"/>
+          <w:rFonts w:ascii="Times New Roman" w:hAnsi="Times New Roman" w:cs="Times New Roman"/>
           <w:b/>
           <w:bCs/>
           <w:color w:val="000000"/>
           <w:kern w:val="0"/>
+          <w:sz w:val="22"/>
+          <w:szCs w:val="22"/>
           <w:u w:val="single"/>
           <w:lang w:val="en-US"/>
         </w:rPr>
@@ -3573,54 +3866,43 @@
         <w:spacing w:before="80"/>
         <w:ind w:left="142"/>
         <w:rPr>
-          <w:rFonts w:ascii="Arial" w:hAnsi="Arial" w:cs="Arial"/>
+          <w:rFonts w:ascii="Times New Roman" w:hAnsi="Times New Roman" w:cs="Times New Roman"/>
           <w:b/>
           <w:bCs/>
           <w:color w:val="000000"/>
           <w:kern w:val="0"/>
-          <w:sz w:val="22"/>
-          <w:szCs w:val="22"/>
-          <w:lang w:val="en-US"/>
-        </w:rPr>
-      </w:pPr>
-      <w:r>
-        <w:rPr>
-          <w:rFonts w:ascii="Arial" w:hAnsi="Arial" w:cs="Arial"/>
+          <w:sz w:val="20"/>
+          <w:szCs w:val="20"/>
+          <w:lang w:val="en-US"/>
+        </w:rPr>
+      </w:pPr>
+      <w:r>
+        <w:rPr>
+          <w:rFonts w:ascii="Times New Roman" w:hAnsi="Times New Roman" w:cs="Times New Roman"/>
           <w:b/>
           <w:bCs/>
           <w:color w:val="000000"/>
           <w:kern w:val="0"/>
-          <w:sz w:val="22"/>
-          <w:szCs w:val="22"/>
+          <w:sz w:val="20"/>
+          <w:szCs w:val="20"/>
           <w:lang w:val="en-US"/>
         </w:rPr>
         <w:t>Ph.D.</w:t>
       </w:r>
       <w:r>
         <w:rPr>
-          <w:rFonts w:ascii="Arial" w:hAnsi="Arial" w:cs="Arial"/>
-          <w:color w:val="000000"/>
-          <w:kern w:val="0"/>
-          <w:sz w:val="22"/>
-          <w:szCs w:val="22"/>
-          <w:lang w:val="en-US"/>
-        </w:rPr>
-        <w:t xml:space="preserve"> </w:t>
-      </w:r>
-      <w:r>
-        <w:rPr>
-          <w:rFonts w:ascii="Arial" w:hAnsi="Arial" w:cs="Arial"/>
-          <w:color w:val="000000"/>
-          <w:kern w:val="0"/>
-          <w:sz w:val="20"/>
-          <w:szCs w:val="20"/>
-          <w:lang w:val="en-US"/>
-        </w:rPr>
-        <w:t xml:space="preserve">in Cognition &amp; Cognitive Neuroscience, </w:t>
-      </w:r>
-      <w:r>
-        <w:rPr>
-          <w:rFonts w:ascii="Arial" w:hAnsi="Arial" w:cs="Arial"/>
+          <w:rFonts w:ascii="Times New Roman" w:hAnsi="Times New Roman" w:cs="Times New Roman"/>
+          <w:color w:val="000000"/>
+          <w:kern w:val="0"/>
+          <w:sz w:val="20"/>
+          <w:szCs w:val="20"/>
+          <w:lang w:val="en-US"/>
+        </w:rPr>
+        <w:t xml:space="preserve"> in Cognition &amp; Cognitive Neuroscience, </w:t>
+      </w:r>
+      <w:r>
+        <w:rPr>
+          <w:rFonts w:ascii="Times New Roman" w:hAnsi="Times New Roman" w:cs="Times New Roman"/>
           <w:i/>
           <w:iCs/>
           <w:color w:val="000000"/>
@@ -3633,7 +3915,7 @@
       </w:r>
       <w:r>
         <w:rPr>
-          <w:rFonts w:ascii="Arial" w:hAnsi="Arial" w:cs="Arial"/>
+          <w:rFonts w:ascii="Times New Roman" w:hAnsi="Times New Roman" w:cs="Times New Roman"/>
           <w:color w:val="000000"/>
           <w:kern w:val="0"/>
           <w:sz w:val="20"/>
@@ -3644,18 +3926,40 @@
       </w:r>
       <w:r>
         <w:rPr>
-          <w:rFonts w:ascii="Arial" w:hAnsi="Arial" w:cs="Arial"/>
-          <w:color w:val="000000"/>
-          <w:kern w:val="0"/>
-          <w:sz w:val="20"/>
-          <w:szCs w:val="20"/>
-          <w:lang w:val="en-US"/>
-        </w:rPr>
-        <w:t xml:space="preserve">            </w:t>
-      </w:r>
-      <w:r>
-        <w:rPr>
-          <w:rFonts w:ascii="Arial" w:hAnsi="Arial" w:cs="Arial"/>
+          <w:rFonts w:ascii="Times New Roman" w:hAnsi="Times New Roman" w:cs="Times New Roman"/>
+          <w:color w:val="000000"/>
+          <w:kern w:val="0"/>
+          <w:sz w:val="20"/>
+          <w:szCs w:val="20"/>
+          <w:lang w:val="en-US"/>
+        </w:rPr>
+        <w:t xml:space="preserve">      </w:t>
+      </w:r>
+      <w:r>
+        <w:rPr>
+          <w:rFonts w:ascii="Times New Roman" w:hAnsi="Times New Roman" w:cs="Times New Roman"/>
+          <w:color w:val="000000"/>
+          <w:kern w:val="0"/>
+          <w:sz w:val="20"/>
+          <w:szCs w:val="20"/>
+          <w:lang w:val="en-US"/>
+        </w:rPr>
+        <w:t xml:space="preserve">                </w:t>
+      </w:r>
+      <w:r>
+        <w:rPr>
+          <w:rFonts w:ascii="Times New Roman" w:hAnsi="Times New Roman" w:cs="Times New Roman"/>
+          <w:color w:val="000000"/>
+          <w:kern w:val="0"/>
+          <w:sz w:val="20"/>
+          <w:szCs w:val="20"/>
+          <w:lang w:val="en-US"/>
+        </w:rPr>
+        <w:t xml:space="preserve">      </w:t>
+      </w:r>
+      <w:r>
+        <w:rPr>
+          <w:rFonts w:ascii="Times New Roman" w:hAnsi="Times New Roman" w:cs="Times New Roman"/>
           <w:color w:val="000000"/>
           <w:kern w:val="0"/>
           <w:sz w:val="20"/>
@@ -3666,24 +3970,24 @@
       </w:r>
       <w:r>
         <w:rPr>
-          <w:rFonts w:ascii="Arial" w:hAnsi="Arial" w:cs="Arial"/>
-          <w:color w:val="000000"/>
-          <w:kern w:val="0"/>
-          <w:sz w:val="22"/>
-          <w:szCs w:val="22"/>
+          <w:rFonts w:ascii="Times New Roman" w:hAnsi="Times New Roman" w:cs="Times New Roman"/>
+          <w:color w:val="000000"/>
+          <w:kern w:val="0"/>
+          <w:sz w:val="20"/>
+          <w:szCs w:val="20"/>
           <w:lang w:val="en-US"/>
         </w:rPr>
         <w:t xml:space="preserve">  </w:t>
       </w:r>
       <w:r>
         <w:rPr>
-          <w:rFonts w:ascii="Arial" w:hAnsi="Arial" w:cs="Arial"/>
+          <w:rFonts w:ascii="Times New Roman" w:hAnsi="Times New Roman" w:cs="Times New Roman"/>
           <w:b/>
           <w:bCs/>
           <w:color w:val="000000"/>
           <w:kern w:val="0"/>
-          <w:sz w:val="22"/>
-          <w:szCs w:val="22"/>
+          <w:sz w:val="20"/>
+          <w:szCs w:val="20"/>
           <w:lang w:val="en-US"/>
         </w:rPr>
         <w:t>2021</w:t>
@@ -3710,54 +4014,43 @@
         <w:adjustRightInd w:val="0"/>
         <w:ind w:left="142"/>
         <w:rPr>
-          <w:rFonts w:ascii="Arial" w:hAnsi="Arial" w:cs="Arial"/>
+          <w:rFonts w:ascii="Times New Roman" w:hAnsi="Times New Roman" w:cs="Times New Roman"/>
           <w:b/>
           <w:bCs/>
           <w:color w:val="000000"/>
           <w:kern w:val="0"/>
-          <w:sz w:val="22"/>
-          <w:szCs w:val="22"/>
-          <w:lang w:val="en-US"/>
-        </w:rPr>
-      </w:pPr>
-      <w:r>
-        <w:rPr>
-          <w:rFonts w:ascii="Arial" w:hAnsi="Arial" w:cs="Arial"/>
+          <w:sz w:val="20"/>
+          <w:szCs w:val="20"/>
+          <w:lang w:val="en-US"/>
+        </w:rPr>
+      </w:pPr>
+      <w:r>
+        <w:rPr>
+          <w:rFonts w:ascii="Times New Roman" w:hAnsi="Times New Roman" w:cs="Times New Roman"/>
           <w:b/>
           <w:bCs/>
           <w:color w:val="000000"/>
           <w:kern w:val="0"/>
-          <w:sz w:val="22"/>
-          <w:szCs w:val="22"/>
+          <w:sz w:val="20"/>
+          <w:szCs w:val="20"/>
           <w:lang w:val="en-US"/>
         </w:rPr>
         <w:t>M.A.</w:t>
       </w:r>
       <w:r>
         <w:rPr>
-          <w:rFonts w:ascii="Arial" w:hAnsi="Arial" w:cs="Arial"/>
-          <w:color w:val="000000"/>
-          <w:kern w:val="0"/>
-          <w:sz w:val="22"/>
-          <w:szCs w:val="22"/>
-          <w:lang w:val="en-US"/>
-        </w:rPr>
-        <w:t xml:space="preserve"> </w:t>
-      </w:r>
-      <w:r>
-        <w:rPr>
-          <w:rFonts w:ascii="Arial" w:hAnsi="Arial" w:cs="Arial"/>
-          <w:color w:val="000000"/>
-          <w:kern w:val="0"/>
-          <w:sz w:val="20"/>
-          <w:szCs w:val="20"/>
-          <w:lang w:val="en-US"/>
-        </w:rPr>
-        <w:t xml:space="preserve">in Psychology, </w:t>
-      </w:r>
-      <w:r>
-        <w:rPr>
-          <w:rFonts w:ascii="Arial" w:hAnsi="Arial" w:cs="Arial"/>
+          <w:rFonts w:ascii="Times New Roman" w:hAnsi="Times New Roman" w:cs="Times New Roman"/>
+          <w:color w:val="000000"/>
+          <w:kern w:val="0"/>
+          <w:sz w:val="20"/>
+          <w:szCs w:val="20"/>
+          <w:lang w:val="en-US"/>
+        </w:rPr>
+        <w:t xml:space="preserve"> in Psychology, </w:t>
+      </w:r>
+      <w:r>
+        <w:rPr>
+          <w:rFonts w:ascii="Times New Roman" w:hAnsi="Times New Roman" w:cs="Times New Roman"/>
           <w:i/>
           <w:iCs/>
           <w:color w:val="000000"/>
@@ -3770,89 +4063,115 @@
       </w:r>
       <w:r>
         <w:rPr>
-          <w:rFonts w:ascii="Arial" w:hAnsi="Arial" w:cs="Arial"/>
-          <w:color w:val="000000"/>
-          <w:kern w:val="0"/>
-          <w:sz w:val="22"/>
-          <w:szCs w:val="22"/>
+          <w:rFonts w:ascii="Times New Roman" w:hAnsi="Times New Roman" w:cs="Times New Roman"/>
+          <w:color w:val="000000"/>
+          <w:kern w:val="0"/>
+          <w:sz w:val="20"/>
+          <w:szCs w:val="20"/>
           <w:lang w:val="en-US"/>
         </w:rPr>
         <w:t xml:space="preserve">         </w:t>
       </w:r>
       <w:r>
         <w:rPr>
-          <w:rFonts w:ascii="Arial" w:hAnsi="Arial" w:cs="Arial"/>
+          <w:rFonts w:ascii="Times New Roman" w:hAnsi="Times New Roman" w:cs="Times New Roman"/>
           <w:i/>
           <w:iCs/>
           <w:color w:val="000000"/>
           <w:kern w:val="0"/>
-          <w:sz w:val="22"/>
-          <w:szCs w:val="22"/>
+          <w:sz w:val="20"/>
+          <w:szCs w:val="20"/>
           <w:lang w:val="en-US"/>
         </w:rPr>
         <w:t xml:space="preserve">             </w:t>
       </w:r>
       <w:r>
         <w:rPr>
-          <w:rFonts w:ascii="Arial" w:hAnsi="Arial" w:cs="Arial"/>
+          <w:rFonts w:ascii="Times New Roman" w:hAnsi="Times New Roman" w:cs="Times New Roman"/>
           <w:i/>
           <w:iCs/>
           <w:color w:val="000000"/>
           <w:kern w:val="0"/>
-          <w:sz w:val="22"/>
-          <w:szCs w:val="22"/>
+          <w:sz w:val="20"/>
+          <w:szCs w:val="20"/>
           <w:lang w:val="en-US"/>
         </w:rPr>
         <w:t xml:space="preserve">        </w:t>
       </w:r>
       <w:r>
         <w:rPr>
-          <w:rFonts w:ascii="Arial" w:hAnsi="Arial" w:cs="Arial"/>
+          <w:rFonts w:ascii="Times New Roman" w:hAnsi="Times New Roman" w:cs="Times New Roman"/>
           <w:i/>
           <w:iCs/>
           <w:color w:val="000000"/>
           <w:kern w:val="0"/>
-          <w:sz w:val="22"/>
-          <w:szCs w:val="22"/>
-          <w:lang w:val="en-US"/>
-        </w:rPr>
-        <w:t xml:space="preserve">                      </w:t>
-      </w:r>
-      <w:r>
-        <w:rPr>
-          <w:rFonts w:ascii="Arial" w:hAnsi="Arial" w:cs="Arial"/>
+          <w:sz w:val="20"/>
+          <w:szCs w:val="20"/>
+          <w:lang w:val="en-US"/>
+        </w:rPr>
+        <w:t xml:space="preserve">                    </w:t>
+      </w:r>
+      <w:r>
+        <w:rPr>
+          <w:rFonts w:ascii="Times New Roman" w:hAnsi="Times New Roman" w:cs="Times New Roman"/>
           <w:i/>
           <w:iCs/>
           <w:color w:val="000000"/>
           <w:kern w:val="0"/>
-          <w:sz w:val="22"/>
-          <w:szCs w:val="22"/>
-          <w:lang w:val="en-US"/>
-        </w:rPr>
-        <w:t xml:space="preserve"> </w:t>
-      </w:r>
-      <w:r>
-        <w:rPr>
-          <w:rFonts w:ascii="Arial" w:hAnsi="Arial" w:cs="Arial"/>
+          <w:sz w:val="20"/>
+          <w:szCs w:val="20"/>
+          <w:lang w:val="en-US"/>
+        </w:rPr>
+        <w:t xml:space="preserve">                      </w:t>
+      </w:r>
+      <w:r>
+        <w:rPr>
+          <w:rFonts w:ascii="Times New Roman" w:hAnsi="Times New Roman" w:cs="Times New Roman"/>
           <w:i/>
           <w:iCs/>
           <w:color w:val="000000"/>
           <w:kern w:val="0"/>
-          <w:sz w:val="22"/>
-          <w:szCs w:val="22"/>
+          <w:sz w:val="20"/>
+          <w:szCs w:val="20"/>
           <w:lang w:val="en-US"/>
         </w:rPr>
         <w:t xml:space="preserve">  </w:t>
       </w:r>
       <w:r>
         <w:rPr>
-          <w:rFonts w:ascii="Arial" w:hAnsi="Arial" w:cs="Arial"/>
+          <w:rFonts w:ascii="Times New Roman" w:hAnsi="Times New Roman" w:cs="Times New Roman"/>
+          <w:i/>
+          <w:iCs/>
+          <w:color w:val="000000"/>
+          <w:kern w:val="0"/>
+          <w:sz w:val="20"/>
+          <w:szCs w:val="20"/>
+          <w:lang w:val="en-US"/>
+        </w:rPr>
+        <w:t xml:space="preserve"> </w:t>
+      </w:r>
+      <w:r>
+        <w:rPr>
+          <w:rFonts w:ascii="Times New Roman" w:hAnsi="Times New Roman" w:cs="Times New Roman"/>
+          <w:i/>
+          <w:iCs/>
+          <w:color w:val="000000"/>
+          <w:kern w:val="0"/>
+          <w:sz w:val="20"/>
+          <w:szCs w:val="20"/>
+          <w:lang w:val="en-US"/>
+        </w:rPr>
+        <w:t xml:space="preserve">  </w:t>
+      </w:r>
+      <w:r>
+        <w:rPr>
+          <w:rFonts w:ascii="Times New Roman" w:hAnsi="Times New Roman" w:cs="Times New Roman"/>
           <w:b/>
           <w:bCs/>
           <w:color w:val="000000"/>
           <w:kern w:val="0"/>
-          <w:sz w:val="22"/>
-          <w:szCs w:val="22"/>
+          <w:sz w:val="20"/>
+          <w:szCs w:val="20"/>
           <w:lang w:val="en-US"/>
         </w:rPr>
         <w:t>2018</w:t>
@@ -3879,54 +4198,43 @@
         <w:adjustRightInd w:val="0"/>
         <w:ind w:left="142"/>
         <w:rPr>
-          <w:rFonts w:ascii="Arial" w:hAnsi="Arial" w:cs="Arial"/>
+          <w:rFonts w:ascii="Times New Roman" w:hAnsi="Times New Roman" w:cs="Times New Roman"/>
           <w:b/>
           <w:bCs/>
           <w:color w:val="000000"/>
           <w:kern w:val="0"/>
-          <w:sz w:val="22"/>
-          <w:szCs w:val="22"/>
+          <w:sz w:val="20"/>
+          <w:szCs w:val="20"/>
           <w:lang w:val="es-ES"/>
         </w:rPr>
       </w:pPr>
       <w:r>
         <w:rPr>
-          <w:rFonts w:ascii="Arial" w:hAnsi="Arial" w:cs="Arial"/>
+          <w:rFonts w:ascii="Times New Roman" w:hAnsi="Times New Roman" w:cs="Times New Roman"/>
           <w:b/>
           <w:bCs/>
           <w:color w:val="000000"/>
           <w:kern w:val="0"/>
-          <w:sz w:val="22"/>
-          <w:szCs w:val="22"/>
+          <w:sz w:val="20"/>
+          <w:szCs w:val="20"/>
           <w:lang w:val="en-US"/>
         </w:rPr>
         <w:t>M.Sc.</w:t>
       </w:r>
       <w:r>
         <w:rPr>
-          <w:rFonts w:ascii="Arial" w:hAnsi="Arial" w:cs="Arial"/>
-          <w:color w:val="000000"/>
-          <w:kern w:val="0"/>
-          <w:sz w:val="22"/>
-          <w:szCs w:val="22"/>
-          <w:lang w:val="en-US"/>
-        </w:rPr>
-        <w:t xml:space="preserve"> </w:t>
-      </w:r>
-      <w:r>
-        <w:rPr>
-          <w:rFonts w:ascii="Arial" w:hAnsi="Arial" w:cs="Arial"/>
-          <w:color w:val="000000"/>
-          <w:kern w:val="0"/>
-          <w:sz w:val="20"/>
-          <w:szCs w:val="20"/>
-          <w:lang w:val="en-US"/>
-        </w:rPr>
-        <w:t xml:space="preserve">in Cognitive Systems &amp; Interactive Media, </w:t>
-      </w:r>
-      <w:r>
-        <w:rPr>
-          <w:rFonts w:ascii="Arial" w:hAnsi="Arial" w:cs="Arial"/>
+          <w:rFonts w:ascii="Times New Roman" w:hAnsi="Times New Roman" w:cs="Times New Roman"/>
+          <w:color w:val="000000"/>
+          <w:kern w:val="0"/>
+          <w:sz w:val="20"/>
+          <w:szCs w:val="20"/>
+          <w:lang w:val="en-US"/>
+        </w:rPr>
+        <w:t xml:space="preserve"> in Cognitive Systems &amp; Interactive Media, </w:t>
+      </w:r>
+      <w:r>
+        <w:rPr>
+          <w:rFonts w:ascii="Times New Roman" w:hAnsi="Times New Roman" w:cs="Times New Roman"/>
           <w:i/>
           <w:iCs/>
           <w:color w:val="000000"/>
@@ -3939,7 +4247,7 @@
       </w:r>
       <w:r>
         <w:rPr>
-          <w:rFonts w:ascii="Arial" w:hAnsi="Arial" w:cs="Arial"/>
+          <w:rFonts w:ascii="Times New Roman" w:hAnsi="Times New Roman" w:cs="Times New Roman"/>
           <w:i/>
           <w:iCs/>
           <w:color w:val="000000"/>
@@ -3948,11 +4256,11 @@
           <w:szCs w:val="20"/>
           <w:lang w:val="en-US"/>
         </w:rPr>
-        <w:t xml:space="preserve">              </w:t>
-      </w:r>
-      <w:r>
-        <w:rPr>
-          <w:rFonts w:ascii="Arial" w:hAnsi="Arial" w:cs="Arial"/>
+        <w:t xml:space="preserve">          </w:t>
+      </w:r>
+      <w:r>
+        <w:rPr>
+          <w:rFonts w:ascii="Times New Roman" w:hAnsi="Times New Roman" w:cs="Times New Roman"/>
           <w:i/>
           <w:iCs/>
           <w:color w:val="000000"/>
@@ -3961,11 +4269,11 @@
           <w:szCs w:val="20"/>
           <w:lang w:val="en-US"/>
         </w:rPr>
-        <w:t xml:space="preserve"> </w:t>
-      </w:r>
-      <w:r>
-        <w:rPr>
-          <w:rFonts w:ascii="Arial" w:hAnsi="Arial" w:cs="Arial"/>
+        <w:t xml:space="preserve">                </w:t>
+      </w:r>
+      <w:r>
+        <w:rPr>
+          <w:rFonts w:ascii="Times New Roman" w:hAnsi="Times New Roman" w:cs="Times New Roman"/>
           <w:i/>
           <w:iCs/>
           <w:color w:val="000000"/>
@@ -3974,11 +4282,11 @@
           <w:szCs w:val="20"/>
           <w:lang w:val="en-US"/>
         </w:rPr>
-        <w:t xml:space="preserve"> </w:t>
-      </w:r>
-      <w:r>
-        <w:rPr>
-          <w:rFonts w:ascii="Arial" w:hAnsi="Arial" w:cs="Arial"/>
+        <w:t xml:space="preserve">    </w:t>
+      </w:r>
+      <w:r>
+        <w:rPr>
+          <w:rFonts w:ascii="Times New Roman" w:hAnsi="Times New Roman" w:cs="Times New Roman"/>
           <w:i/>
           <w:iCs/>
           <w:color w:val="000000"/>
@@ -3987,17 +4295,43 @@
           <w:szCs w:val="20"/>
           <w:lang w:val="en-US"/>
         </w:rPr>
+        <w:t xml:space="preserve"> </w:t>
+      </w:r>
+      <w:r>
+        <w:rPr>
+          <w:rFonts w:ascii="Times New Roman" w:hAnsi="Times New Roman" w:cs="Times New Roman"/>
+          <w:i/>
+          <w:iCs/>
+          <w:color w:val="000000"/>
+          <w:kern w:val="0"/>
+          <w:sz w:val="20"/>
+          <w:szCs w:val="20"/>
+          <w:lang w:val="en-US"/>
+        </w:rPr>
+        <w:t xml:space="preserve"> </w:t>
+      </w:r>
+      <w:r>
+        <w:rPr>
+          <w:rFonts w:ascii="Times New Roman" w:hAnsi="Times New Roman" w:cs="Times New Roman"/>
+          <w:i/>
+          <w:iCs/>
+          <w:color w:val="000000"/>
+          <w:kern w:val="0"/>
+          <w:sz w:val="20"/>
+          <w:szCs w:val="20"/>
+          <w:lang w:val="en-US"/>
+        </w:rPr>
         <w:t xml:space="preserve">  </w:t>
       </w:r>
       <w:r>
         <w:rPr>
-          <w:rFonts w:ascii="Arial" w:hAnsi="Arial" w:cs="Arial"/>
+          <w:rFonts w:ascii="Times New Roman" w:hAnsi="Times New Roman" w:cs="Times New Roman"/>
           <w:b/>
           <w:bCs/>
           <w:color w:val="000000"/>
           <w:kern w:val="0"/>
-          <w:sz w:val="22"/>
-          <w:szCs w:val="22"/>
+          <w:sz w:val="20"/>
+          <w:szCs w:val="20"/>
           <w:lang w:val="es-ES"/>
         </w:rPr>
         <w:t>2012</w:t>
@@ -4024,78 +4358,67 @@
         <w:adjustRightInd w:val="0"/>
         <w:ind w:left="142"/>
         <w:rPr>
-          <w:rFonts w:ascii="Arial" w:hAnsi="Arial" w:cs="Arial"/>
+          <w:rFonts w:ascii="Times New Roman" w:hAnsi="Times New Roman" w:cs="Times New Roman"/>
           <w:b/>
           <w:bCs/>
           <w:color w:val="000000"/>
           <w:kern w:val="0"/>
-          <w:sz w:val="22"/>
-          <w:szCs w:val="22"/>
-          <w:lang w:val="en-US"/>
-        </w:rPr>
-      </w:pPr>
-      <w:r>
-        <w:rPr>
-          <w:rFonts w:ascii="Arial" w:hAnsi="Arial" w:cs="Arial"/>
+          <w:sz w:val="20"/>
+          <w:szCs w:val="20"/>
+          <w:lang w:val="en-US"/>
+        </w:rPr>
+      </w:pPr>
+      <w:r>
+        <w:rPr>
+          <w:rFonts w:ascii="Times New Roman" w:hAnsi="Times New Roman" w:cs="Times New Roman"/>
           <w:b/>
           <w:bCs/>
           <w:color w:val="000000"/>
           <w:kern w:val="0"/>
-          <w:sz w:val="22"/>
-          <w:szCs w:val="22"/>
+          <w:sz w:val="20"/>
+          <w:szCs w:val="20"/>
           <w:lang w:val="es-ES"/>
         </w:rPr>
         <w:t>B.A.</w:t>
       </w:r>
       <w:r>
         <w:rPr>
-          <w:rFonts w:ascii="Arial" w:hAnsi="Arial" w:cs="Arial"/>
-          <w:color w:val="000000"/>
-          <w:kern w:val="0"/>
-          <w:sz w:val="22"/>
-          <w:szCs w:val="22"/>
+          <w:rFonts w:ascii="Times New Roman" w:hAnsi="Times New Roman" w:cs="Times New Roman"/>
+          <w:color w:val="000000"/>
+          <w:kern w:val="0"/>
+          <w:sz w:val="20"/>
+          <w:szCs w:val="20"/>
           <w:lang w:val="es-ES"/>
         </w:rPr>
-        <w:t xml:space="preserve"> </w:t>
-      </w:r>
-      <w:r>
-        <w:rPr>
-          <w:rFonts w:ascii="Arial" w:hAnsi="Arial" w:cs="Arial"/>
+        <w:t xml:space="preserve"> in </w:t>
+      </w:r>
+      <w:proofErr w:type="spellStart"/>
+      <w:r>
+        <w:rPr>
+          <w:rFonts w:ascii="Times New Roman" w:hAnsi="Times New Roman" w:cs="Times New Roman"/>
           <w:color w:val="000000"/>
           <w:kern w:val="0"/>
           <w:sz w:val="20"/>
           <w:szCs w:val="20"/>
           <w:lang w:val="es-ES"/>
         </w:rPr>
-        <w:t xml:space="preserve">in </w:t>
-      </w:r>
-      <w:proofErr w:type="spellStart"/>
-      <w:r>
-        <w:rPr>
-          <w:rFonts w:ascii="Arial" w:hAnsi="Arial" w:cs="Arial"/>
+        <w:t>Psychology</w:t>
+      </w:r>
+      <w:proofErr w:type="spellEnd"/>
+      <w:r>
+        <w:rPr>
+          <w:rFonts w:ascii="Times New Roman" w:hAnsi="Times New Roman" w:cs="Times New Roman"/>
           <w:color w:val="000000"/>
           <w:kern w:val="0"/>
           <w:sz w:val="20"/>
           <w:szCs w:val="20"/>
           <w:lang w:val="es-ES"/>
         </w:rPr>
-        <w:t>Psychology</w:t>
-      </w:r>
-      <w:proofErr w:type="spellEnd"/>
-      <w:r>
-        <w:rPr>
-          <w:rFonts w:ascii="Arial" w:hAnsi="Arial" w:cs="Arial"/>
-          <w:color w:val="000000"/>
-          <w:kern w:val="0"/>
-          <w:sz w:val="20"/>
-          <w:szCs w:val="20"/>
-          <w:lang w:val="es-ES"/>
-        </w:rPr>
         <w:t xml:space="preserve">, </w:t>
       </w:r>
       <w:r>
         <w:rPr>
-          <w:rFonts w:ascii="Arial" w:hAnsi="Arial" w:cs="Arial"/>
+          <w:rFonts w:ascii="Times New Roman" w:hAnsi="Times New Roman" w:cs="Times New Roman"/>
           <w:i/>
           <w:iCs/>
           <w:color w:val="000000"/>
@@ -4104,137 +4427,57 @@
           <w:szCs w:val="20"/>
           <w:lang w:val="es-ES"/>
         </w:rPr>
-        <w:t>Universidad Nacional Autónoma de México, México.</w:t>
-      </w:r>
-      <w:r>
-        <w:rPr>
-          <w:rFonts w:ascii="Arial" w:hAnsi="Arial" w:cs="Arial"/>
+        <w:t xml:space="preserve">Universidad Nacional Autónoma de México, México.                       </w:t>
+      </w:r>
+      <w:r>
+        <w:rPr>
+          <w:rFonts w:ascii="Times New Roman" w:hAnsi="Times New Roman" w:cs="Times New Roman"/>
           <w:i/>
           <w:iCs/>
           <w:color w:val="000000"/>
           <w:kern w:val="0"/>
-          <w:sz w:val="22"/>
-          <w:szCs w:val="22"/>
+          <w:sz w:val="20"/>
+          <w:szCs w:val="20"/>
           <w:lang w:val="es-ES"/>
         </w:rPr>
-        <w:t xml:space="preserve">              </w:t>
-      </w:r>
-      <w:r>
-        <w:rPr>
-          <w:rFonts w:ascii="Arial" w:hAnsi="Arial" w:cs="Arial"/>
+        <w:t xml:space="preserve">                     </w:t>
+      </w:r>
+      <w:r>
+        <w:rPr>
+          <w:rFonts w:ascii="Times New Roman" w:hAnsi="Times New Roman" w:cs="Times New Roman"/>
           <w:i/>
           <w:iCs/>
           <w:color w:val="000000"/>
           <w:kern w:val="0"/>
-          <w:sz w:val="22"/>
-          <w:szCs w:val="22"/>
+          <w:sz w:val="20"/>
+          <w:szCs w:val="20"/>
           <w:lang w:val="es-ES"/>
         </w:rPr>
-        <w:t xml:space="preserve">          </w:t>
-      </w:r>
-      <w:r>
-        <w:rPr>
-          <w:rFonts w:ascii="Arial" w:hAnsi="Arial" w:cs="Arial"/>
-          <w:i/>
-          <w:iCs/>
-          <w:color w:val="000000"/>
-          <w:kern w:val="0"/>
-          <w:sz w:val="22"/>
-          <w:szCs w:val="22"/>
+        <w:t xml:space="preserve">            </w:t>
+      </w:r>
+      <w:r>
+        <w:rPr>
+          <w:rFonts w:ascii="Times New Roman" w:hAnsi="Times New Roman" w:cs="Times New Roman"/>
+          <w:color w:val="000000"/>
+          <w:kern w:val="0"/>
+          <w:sz w:val="20"/>
+          <w:szCs w:val="20"/>
           <w:lang w:val="es-ES"/>
         </w:rPr>
-        <w:t xml:space="preserve">           </w:t>
-      </w:r>
-      <w:r>
-        <w:rPr>
-          <w:rFonts w:ascii="Arial" w:hAnsi="Arial" w:cs="Arial"/>
-          <w:color w:val="000000"/>
-          <w:kern w:val="0"/>
-          <w:sz w:val="22"/>
-          <w:szCs w:val="22"/>
-          <w:lang w:val="es-ES"/>
-        </w:rPr>
         <w:t xml:space="preserve"> </w:t>
       </w:r>
       <w:r>
         <w:rPr>
-          <w:rFonts w:ascii="Arial" w:hAnsi="Arial" w:cs="Arial"/>
+          <w:rFonts w:ascii="Times New Roman" w:hAnsi="Times New Roman" w:cs="Times New Roman"/>
           <w:b/>
           <w:bCs/>
           <w:color w:val="000000"/>
           <w:kern w:val="0"/>
-          <w:sz w:val="22"/>
-          <w:szCs w:val="22"/>
+          <w:sz w:val="20"/>
+          <w:szCs w:val="20"/>
           <w:lang w:val="en-US"/>
         </w:rPr>
         <w:t>2010</w:t>
-      </w:r>
-    </w:p>
-    <w:p>
-      <w:pPr>
-        <w:tabs>
-          <w:tab w:val="left" w:pos="560"/>
-          <w:tab w:val="left" w:pos="1120"/>
-          <w:tab w:val="left" w:pos="1680"/>
-          <w:tab w:val="left" w:pos="2240"/>
-          <w:tab w:val="left" w:pos="2800"/>
-          <w:tab w:val="left" w:pos="3360"/>
-          <w:tab w:val="left" w:pos="3920"/>
-          <w:tab w:val="left" w:pos="4480"/>
-          <w:tab w:val="left" w:pos="5040"/>
-          <w:tab w:val="left" w:pos="5600"/>
-          <w:tab w:val="left" w:pos="6160"/>
-          <w:tab w:val="left" w:pos="6720"/>
-        </w:tabs>
-        <w:autoSpaceDE w:val="0"/>
-        <w:autoSpaceDN w:val="0"/>
-        <w:adjustRightInd w:val="0"/>
-        <w:spacing w:before="240"/>
-        <w:ind w:left="142"/>
-        <w:jc w:val="center"/>
-        <w:rPr>
-          <w:rFonts w:ascii="Arial" w:hAnsi="Arial" w:cs="Arial"/>
-          <w:color w:val="000000"/>
-          <w:kern w:val="0"/>
-          <w:sz w:val="20"/>
-          <w:szCs w:val="20"/>
-          <w:lang w:val="es-ES"/>
-        </w:rPr>
-      </w:pPr>
-      <w:r>
-        <w:rPr>
-          <w:rFonts w:ascii="Arial" w:hAnsi="Arial" w:cs="Arial"/>
-          <w:color w:val="000000"/>
-          <w:kern w:val="0"/>
-          <w:sz w:val="20"/>
-          <w:szCs w:val="20"/>
-          <w:lang w:val="es-ES"/>
-        </w:rPr>
-        <w:t>[</w:t>
-      </w:r>
-      <w:hyperlink r:id="rId16" w:history="1">
-        <w:r>
-          <w:rPr>
-            <w:rStyle w:val="Hyperlink"/>
-            <w:rFonts w:ascii="Arial" w:hAnsi="Arial" w:cs="Arial"/>
-            <w:kern w:val="0"/>
-            <w:sz w:val="20"/>
-            <w:szCs w:val="20"/>
-            <w:lang w:val="es-ES"/>
-          </w:rPr>
-          <w:t>full CV</w:t>
-        </w:r>
-      </w:hyperlink>
-      <w:r>
-        <w:rPr>
-          <w:rFonts w:ascii="Arial" w:hAnsi="Arial" w:cs="Arial"/>
-          <w:color w:val="000000"/>
-          <w:kern w:val="0"/>
-          <w:sz w:val="20"/>
-          <w:szCs w:val="20"/>
-          <w:lang w:val="es-ES"/>
-        </w:rPr>
-        <w:t>]</w:t>
       </w:r>
     </w:p>
     <w:sectPr>
@@ -4249,7 +4492,7 @@
 </file>
 
 <file path=word/endnotes.xml><?xml version="1.0" encoding="utf-8"?>
-<w:endnotes xmlns:wpc="http://schemas.microsoft.com/office/word/2010/wordprocessingCanvas" xmlns:cx="http://schemas.microsoft.com/office/drawing/2014/chartex" xmlns:cx1="http://schemas.microsoft.com/office/drawing/2015/9/8/chartex" xmlns:cx2="http://schemas.microsoft.com/office/drawing/2015/10/21/chartex" xmlns:cx3="http://schemas.microsoft.com/office/drawing/2016/5/9/chartex" xmlns:cx4="http://schemas.microsoft.com/office/drawing/2016/5/10/chartex" xmlns:cx5="http://schemas.microsoft.com/office/drawing/2016/5/11/chartex" xmlns:cx6="http://schemas.microsoft.com/office/drawing/2016/5/12/chartex" xmlns:cx7="http://schemas.microsoft.com/office/drawing/2016/5/13/chartex" xmlns:cx8="http://schemas.microsoft.com/office/drawing/2016/5/14/chartex" xmlns:mc="http://schemas.openxmlformats.org/markup-compatibility/2006" xmlns:aink="http://schemas.microsoft.com/office/drawing/2016/ink" xmlns:am3d="http://schemas.microsoft.com/office/drawing/2017/model3d" xmlns:o="urn:schemas-microsoft-com:office:office" xmlns:oel="http://schemas.microsoft.com/office/2019/extlst" xmlns:r="http://schemas.openxmlformats.org/officeDocument/2006/relationships" xmlns:m="http://schemas.openxmlformats.org/officeDocument/2006/math" xmlns:v="urn:schemas-microsoft-com:vml" xmlns:wp14="http://schemas.microsoft.com/office/word/2010/wordprocessingDrawing" xmlns:wp="http://schemas.openxmlformats.org/drawingml/2006/wordprocessingDrawing" xmlns:w10="urn:schemas-microsoft-com:office:word" xmlns:w="http://schemas.openxmlformats.org/wordprocessingml/2006/main" xmlns:w14="http://schemas.microsoft.com/office/word/2010/wordml" xmlns:w15="http://schemas.microsoft.com/office/word/2012/wordml" xmlns:w16cex="http://schemas.microsoft.com/office/word/2018/wordml/cex" xmlns:w16cid="http://schemas.microsoft.com/office/word/2016/wordml/cid" xmlns:w16="http://schemas.microsoft.com/office/word/2018/wordml" xmlns:w16du="http://schemas.microsoft.com/office/word/2023/wordml/word16du" xmlns:w16sdtdh="http://schemas.microsoft.com/office/word/2020/wordml/sdtdatahash" xmlns:w16se="http://schemas.microsoft.com/office/word/2015/wordml/symex" xmlns:wpg="http://schemas.microsoft.com/office/word/2010/wordprocessingGroup" xmlns:wpi="http://schemas.microsoft.com/office/word/2010/wordprocessingInk" xmlns:wne="http://schemas.microsoft.com/office/word/2006/wordml" xmlns:wps="http://schemas.microsoft.com/office/word/2010/wordprocessingShape" mc:Ignorable="w14 w15 w16se w16cid w16 w16cex w16sdtdh w16du wp14">
+<w:endnotes xmlns:wpc="http://schemas.microsoft.com/office/word/2010/wordprocessingCanvas" xmlns:cx="http://schemas.microsoft.com/office/drawing/2014/chartex" xmlns:cx1="http://schemas.microsoft.com/office/drawing/2015/9/8/chartex" xmlns:cx2="http://schemas.microsoft.com/office/drawing/2015/10/21/chartex" xmlns:cx3="http://schemas.microsoft.com/office/drawing/2016/5/9/chartex" xmlns:cx4="http://schemas.microsoft.com/office/drawing/2016/5/10/chartex" xmlns:cx5="http://schemas.microsoft.com/office/drawing/2016/5/11/chartex" xmlns:cx6="http://schemas.microsoft.com/office/drawing/2016/5/12/chartex" xmlns:cx7="http://schemas.microsoft.com/office/drawing/2016/5/13/chartex" xmlns:cx8="http://schemas.microsoft.com/office/drawing/2016/5/14/chartex" xmlns:mc="http://schemas.openxmlformats.org/markup-compatibility/2006" xmlns:aink="http://schemas.microsoft.com/office/drawing/2016/ink" xmlns:am3d="http://schemas.microsoft.com/office/drawing/2017/model3d" xmlns:o="urn:schemas-microsoft-com:office:office" xmlns:oel="http://schemas.microsoft.com/office/2019/extlst" xmlns:r="http://schemas.openxmlformats.org/officeDocument/2006/relationships" xmlns:m="http://schemas.openxmlformats.org/officeDocument/2006/math" xmlns:v="urn:schemas-microsoft-com:vml" xmlns:wp14="http://schemas.microsoft.com/office/word/2010/wordprocessingDrawing" xmlns:wp="http://schemas.openxmlformats.org/drawingml/2006/wordprocessingDrawing" xmlns:w10="urn:schemas-microsoft-com:office:word" xmlns:w="http://schemas.openxmlformats.org/wordprocessingml/2006/main" xmlns:w14="http://schemas.microsoft.com/office/word/2010/wordml" xmlns:w15="http://schemas.microsoft.com/office/word/2012/wordml" xmlns:w16cex="http://schemas.microsoft.com/office/word/2018/wordml/cex" xmlns:w16cid="http://schemas.microsoft.com/office/word/2016/wordml/cid" xmlns:w16="http://schemas.microsoft.com/office/word/2018/wordml" xmlns:w16du="http://schemas.microsoft.com/office/word/2023/wordml/word16du" xmlns:w16sdtdh="http://schemas.microsoft.com/office/word/2020/wordml/sdtdatahash" xmlns:w16sdtfl="http://schemas.microsoft.com/office/word/2024/wordml/sdtformatlock" xmlns:w16se="http://schemas.microsoft.com/office/word/2015/wordml/symex" xmlns:wpg="http://schemas.microsoft.com/office/word/2010/wordprocessingGroup" xmlns:wpi="http://schemas.microsoft.com/office/word/2010/wordprocessingInk" xmlns:wne="http://schemas.microsoft.com/office/word/2006/wordml" xmlns:wps="http://schemas.microsoft.com/office/word/2010/wordprocessingShape" mc:Ignorable="w14 w15 w16se w16cid w16 w16cex w16sdtdh w16sdtfl w16du wp14">
   <w:endnote w:type="separator" w:id="-1">
     <w:p>
       <w:r>
@@ -4268,7 +4511,7 @@
 </file>
 
 <file path=word/footnotes.xml><?xml version="1.0" encoding="utf-8"?>
-<w:footnotes xmlns:wpc="http://schemas.microsoft.com/office/word/2010/wordprocessingCanvas" xmlns:cx="http://schemas.microsoft.com/office/drawing/2014/chartex" xmlns:cx1="http://schemas.microsoft.com/office/drawing/2015/9/8/chartex" xmlns:cx2="http://schemas.microsoft.com/office/drawing/2015/10/21/chartex" xmlns:cx3="http://schemas.microsoft.com/office/drawing/2016/5/9/chartex" xmlns:cx4="http://schemas.microsoft.com/office/drawing/2016/5/10/chartex" xmlns:cx5="http://schemas.microsoft.com/office/drawing/2016/5/11/chartex" xmlns:cx6="http://schemas.microsoft.com/office/drawing/2016/5/12/chartex" xmlns:cx7="http://schemas.microsoft.com/office/drawing/2016/5/13/chartex" xmlns:cx8="http://schemas.microsoft.com/office/drawing/2016/5/14/chartex" xmlns:mc="http://schemas.openxmlformats.org/markup-compatibility/2006" xmlns:aink="http://schemas.microsoft.com/office/drawing/2016/ink" xmlns:am3d="http://schemas.microsoft.com/office/drawing/2017/model3d" xmlns:o="urn:schemas-microsoft-com:office:office" xmlns:oel="http://schemas.microsoft.com/office/2019/extlst" xmlns:r="http://schemas.openxmlformats.org/officeDocument/2006/relationships" xmlns:m="http://schemas.openxmlformats.org/officeDocument/2006/math" xmlns:v="urn:schemas-microsoft-com:vml" xmlns:wp14="http://schemas.microsoft.com/office/word/2010/wordprocessingDrawing" xmlns:wp="http://schemas.openxmlformats.org/drawingml/2006/wordprocessingDrawing" xmlns:w10="urn:schemas-microsoft-com:office:word" xmlns:w="http://schemas.openxmlformats.org/wordprocessingml/2006/main" xmlns:w14="http://schemas.microsoft.com/office/word/2010/wordml" xmlns:w15="http://schemas.microsoft.com/office/word/2012/wordml" xmlns:w16cex="http://schemas.microsoft.com/office/word/2018/wordml/cex" xmlns:w16cid="http://schemas.microsoft.com/office/word/2016/wordml/cid" xmlns:w16="http://schemas.microsoft.com/office/word/2018/wordml" xmlns:w16du="http://schemas.microsoft.com/office/word/2023/wordml/word16du" xmlns:w16sdtdh="http://schemas.microsoft.com/office/word/2020/wordml/sdtdatahash" xmlns:w16se="http://schemas.microsoft.com/office/word/2015/wordml/symex" xmlns:wpg="http://schemas.microsoft.com/office/word/2010/wordprocessingGroup" xmlns:wpi="http://schemas.microsoft.com/office/word/2010/wordprocessingInk" xmlns:wne="http://schemas.microsoft.com/office/word/2006/wordml" xmlns:wps="http://schemas.microsoft.com/office/word/2010/wordprocessingShape" mc:Ignorable="w14 w15 w16se w16cid w16 w16cex w16sdtdh w16du wp14">
+<w:footnotes xmlns:wpc="http://schemas.microsoft.com/office/word/2010/wordprocessingCanvas" xmlns:cx="http://schemas.microsoft.com/office/drawing/2014/chartex" xmlns:cx1="http://schemas.microsoft.com/office/drawing/2015/9/8/chartex" xmlns:cx2="http://schemas.microsoft.com/office/drawing/2015/10/21/chartex" xmlns:cx3="http://schemas.microsoft.com/office/drawing/2016/5/9/chartex" xmlns:cx4="http://schemas.microsoft.com/office/drawing/2016/5/10/chartex" xmlns:cx5="http://schemas.microsoft.com/office/drawing/2016/5/11/chartex" xmlns:cx6="http://schemas.microsoft.com/office/drawing/2016/5/12/chartex" xmlns:cx7="http://schemas.microsoft.com/office/drawing/2016/5/13/chartex" xmlns:cx8="http://schemas.microsoft.com/office/drawing/2016/5/14/chartex" xmlns:mc="http://schemas.openxmlformats.org/markup-compatibility/2006" xmlns:aink="http://schemas.microsoft.com/office/drawing/2016/ink" xmlns:am3d="http://schemas.microsoft.com/office/drawing/2017/model3d" xmlns:o="urn:schemas-microsoft-com:office:office" xmlns:oel="http://schemas.microsoft.com/office/2019/extlst" xmlns:r="http://schemas.openxmlformats.org/officeDocument/2006/relationships" xmlns:m="http://schemas.openxmlformats.org/officeDocument/2006/math" xmlns:v="urn:schemas-microsoft-com:vml" xmlns:wp14="http://schemas.microsoft.com/office/word/2010/wordprocessingDrawing" xmlns:wp="http://schemas.openxmlformats.org/drawingml/2006/wordprocessingDrawing" xmlns:w10="urn:schemas-microsoft-com:office:word" xmlns:w="http://schemas.openxmlformats.org/wordprocessingml/2006/main" xmlns:w14="http://schemas.microsoft.com/office/word/2010/wordml" xmlns:w15="http://schemas.microsoft.com/office/word/2012/wordml" xmlns:w16cex="http://schemas.microsoft.com/office/word/2018/wordml/cex" xmlns:w16cid="http://schemas.microsoft.com/office/word/2016/wordml/cid" xmlns:w16="http://schemas.microsoft.com/office/word/2018/wordml" xmlns:w16du="http://schemas.microsoft.com/office/word/2023/wordml/word16du" xmlns:w16sdtdh="http://schemas.microsoft.com/office/word/2020/wordml/sdtdatahash" xmlns:w16sdtfl="http://schemas.microsoft.com/office/word/2024/wordml/sdtformatlock" xmlns:w16se="http://schemas.microsoft.com/office/word/2015/wordml/symex" xmlns:wpg="http://schemas.microsoft.com/office/word/2010/wordprocessingGroup" xmlns:wpi="http://schemas.microsoft.com/office/word/2010/wordprocessingInk" xmlns:wne="http://schemas.microsoft.com/office/word/2006/wordml" xmlns:wps="http://schemas.microsoft.com/office/word/2010/wordprocessingShape" mc:Ignorable="w14 w15 w16se w16cid w16 w16cex w16sdtdh w16sdtfl w16du wp14">
   <w:footnote w:type="separator" w:id="-1">
     <w:p>
       <w:r>
@@ -4287,7 +4530,7 @@
 </file>
 
 <file path=word/header1.xml><?xml version="1.0" encoding="utf-8"?>
-<w:hdr xmlns:wpc="http://schemas.microsoft.com/office/word/2010/wordprocessingCanvas" xmlns:cx="http://schemas.microsoft.com/office/drawing/2014/chartex" xmlns:cx1="http://schemas.microsoft.com/office/drawing/2015/9/8/chartex" xmlns:cx2="http://schemas.microsoft.com/office/drawing/2015/10/21/chartex" xmlns:cx3="http://schemas.microsoft.com/office/drawing/2016/5/9/chartex" xmlns:cx4="http://schemas.microsoft.com/office/drawing/2016/5/10/chartex" xmlns:cx5="http://schemas.microsoft.com/office/drawing/2016/5/11/chartex" xmlns:cx6="http://schemas.microsoft.com/office/drawing/2016/5/12/chartex" xmlns:cx7="http://schemas.microsoft.com/office/drawing/2016/5/13/chartex" xmlns:cx8="http://schemas.microsoft.com/office/drawing/2016/5/14/chartex" xmlns:mc="http://schemas.openxmlformats.org/markup-compatibility/2006" xmlns:aink="http://schemas.microsoft.com/office/drawing/2016/ink" xmlns:am3d="http://schemas.microsoft.com/office/drawing/2017/model3d" xmlns:o="urn:schemas-microsoft-com:office:office" xmlns:oel="http://schemas.microsoft.com/office/2019/extlst" xmlns:r="http://schemas.openxmlformats.org/officeDocument/2006/relationships" xmlns:m="http://schemas.openxmlformats.org/officeDocument/2006/math" xmlns:v="urn:schemas-microsoft-com:vml" xmlns:wp14="http://schemas.microsoft.com/office/word/2010/wordprocessingDrawing" xmlns:wp="http://schemas.openxmlformats.org/drawingml/2006/wordprocessingDrawing" xmlns:w10="urn:schemas-microsoft-com:office:word" xmlns:w="http://schemas.openxmlformats.org/wordprocessingml/2006/main" xmlns:w14="http://schemas.microsoft.com/office/word/2010/wordml" xmlns:w15="http://schemas.microsoft.com/office/word/2012/wordml" xmlns:w16cex="http://schemas.microsoft.com/office/word/2018/wordml/cex" xmlns:w16cid="http://schemas.microsoft.com/office/word/2016/wordml/cid" xmlns:w16="http://schemas.microsoft.com/office/word/2018/wordml" xmlns:w16du="http://schemas.microsoft.com/office/word/2023/wordml/word16du" xmlns:w16sdtdh="http://schemas.microsoft.com/office/word/2020/wordml/sdtdatahash" xmlns:w16se="http://schemas.microsoft.com/office/word/2015/wordml/symex" xmlns:wpg="http://schemas.microsoft.com/office/word/2010/wordprocessingGroup" xmlns:wpi="http://schemas.microsoft.com/office/word/2010/wordprocessingInk" xmlns:wne="http://schemas.microsoft.com/office/word/2006/wordml" xmlns:wps="http://schemas.microsoft.com/office/word/2010/wordprocessingShape" mc:Ignorable="w14 w15 w16se w16cid w16 w16cex w16sdtdh w16du wp14">
+<w:hdr xmlns:wpc="http://schemas.microsoft.com/office/word/2010/wordprocessingCanvas" xmlns:cx="http://schemas.microsoft.com/office/drawing/2014/chartex" xmlns:cx1="http://schemas.microsoft.com/office/drawing/2015/9/8/chartex" xmlns:cx2="http://schemas.microsoft.com/office/drawing/2015/10/21/chartex" xmlns:cx3="http://schemas.microsoft.com/office/drawing/2016/5/9/chartex" xmlns:cx4="http://schemas.microsoft.com/office/drawing/2016/5/10/chartex" xmlns:cx5="http://schemas.microsoft.com/office/drawing/2016/5/11/chartex" xmlns:cx6="http://schemas.microsoft.com/office/drawing/2016/5/12/chartex" xmlns:cx7="http://schemas.microsoft.com/office/drawing/2016/5/13/chartex" xmlns:cx8="http://schemas.microsoft.com/office/drawing/2016/5/14/chartex" xmlns:mc="http://schemas.openxmlformats.org/markup-compatibility/2006" xmlns:aink="http://schemas.microsoft.com/office/drawing/2016/ink" xmlns:am3d="http://schemas.microsoft.com/office/drawing/2017/model3d" xmlns:o="urn:schemas-microsoft-com:office:office" xmlns:oel="http://schemas.microsoft.com/office/2019/extlst" xmlns:r="http://schemas.openxmlformats.org/officeDocument/2006/relationships" xmlns:m="http://schemas.openxmlformats.org/officeDocument/2006/math" xmlns:v="urn:schemas-microsoft-com:vml" xmlns:wp14="http://schemas.microsoft.com/office/word/2010/wordprocessingDrawing" xmlns:wp="http://schemas.openxmlformats.org/drawingml/2006/wordprocessingDrawing" xmlns:w10="urn:schemas-microsoft-com:office:word" xmlns:w="http://schemas.openxmlformats.org/wordprocessingml/2006/main" xmlns:w14="http://schemas.microsoft.com/office/word/2010/wordml" xmlns:w15="http://schemas.microsoft.com/office/word/2012/wordml" xmlns:w16cex="http://schemas.microsoft.com/office/word/2018/wordml/cex" xmlns:w16cid="http://schemas.microsoft.com/office/word/2016/wordml/cid" xmlns:w16="http://schemas.microsoft.com/office/word/2018/wordml" xmlns:w16du="http://schemas.microsoft.com/office/word/2023/wordml/word16du" xmlns:w16sdtdh="http://schemas.microsoft.com/office/word/2020/wordml/sdtdatahash" xmlns:w16sdtfl="http://schemas.microsoft.com/office/word/2024/wordml/sdtformatlock" xmlns:w16se="http://schemas.microsoft.com/office/word/2015/wordml/symex" xmlns:wpg="http://schemas.microsoft.com/office/word/2010/wordprocessingGroup" xmlns:wpi="http://schemas.microsoft.com/office/word/2010/wordprocessingInk" xmlns:wne="http://schemas.microsoft.com/office/word/2006/wordml" xmlns:wps="http://schemas.microsoft.com/office/word/2010/wordprocessingShape" mc:Ignorable="w14 w15 w16se w16cid w16 w16cex w16sdtdh w16sdtfl w16du wp14">
   <w:p>
     <w:pPr>
       <w:pStyle w:val="Header"/>
@@ -4297,28 +4540,19 @@
         <w:lang w:val="en-US"/>
       </w:rPr>
     </w:pPr>
-    <w:proofErr w:type="gramStart"/>
     <w:r>
       <w:rPr>
         <w:rFonts w:ascii="Arial" w:hAnsi="Arial" w:cs="Arial"/>
         <w:lang w:val="en-US"/>
       </w:rPr>
-      <w:t>January</w:t>
+      <w:t>March</w:t>
     </w:r>
     <w:r>
       <w:rPr>
         <w:rFonts w:ascii="Arial" w:hAnsi="Arial" w:cs="Arial"/>
         <w:lang w:val="en-US"/>
       </w:rPr>
-      <w:t>,</w:t>
-    </w:r>
-    <w:proofErr w:type="gramEnd"/>
-    <w:r>
-      <w:rPr>
-        <w:rFonts w:ascii="Arial" w:hAnsi="Arial" w:cs="Arial"/>
-        <w:lang w:val="en-US"/>
-      </w:rPr>
-      <w:t xml:space="preserve"> 202</w:t>
+      <w:t>, 202</w:t>
     </w:r>
     <w:r>
       <w:rPr>
@@ -4332,7 +4566,7 @@
 </file>
 
 <file path=word/numbering.xml><?xml version="1.0" encoding="utf-8"?>
-<w:numbering xmlns:wpc="http://schemas.microsoft.com/office/word/2010/wordprocessingCanvas" xmlns:cx="http://schemas.microsoft.com/office/drawing/2014/chartex" xmlns:cx1="http://schemas.microsoft.com/office/drawing/2015/9/8/chartex" xmlns:cx2="http://schemas.microsoft.com/office/drawing/2015/10/21/chartex" xmlns:cx3="http://schemas.microsoft.com/office/drawing/2016/5/9/chartex" xmlns:cx4="http://schemas.microsoft.com/office/drawing/2016/5/10/chartex" xmlns:cx5="http://schemas.microsoft.com/office/drawing/2016/5/11/chartex" xmlns:cx6="http://schemas.microsoft.com/office/drawing/2016/5/12/chartex" xmlns:cx7="http://schemas.microsoft.com/office/drawing/2016/5/13/chartex" xmlns:cx8="http://schemas.microsoft.com/office/drawing/2016/5/14/chartex" xmlns:mc="http://schemas.openxmlformats.org/markup-compatibility/2006" xmlns:aink="http://schemas.microsoft.com/office/drawing/2016/ink" xmlns:am3d="http://schemas.microsoft.com/office/drawing/2017/model3d" xmlns:o="urn:schemas-microsoft-com:office:office" xmlns:oel="http://schemas.microsoft.com/office/2019/extlst" xmlns:r="http://schemas.openxmlformats.org/officeDocument/2006/relationships" xmlns:m="http://schemas.openxmlformats.org/officeDocument/2006/math" xmlns:v="urn:schemas-microsoft-com:vml" xmlns:wp14="http://schemas.microsoft.com/office/word/2010/wordprocessingDrawing" xmlns:wp="http://schemas.openxmlformats.org/drawingml/2006/wordprocessingDrawing" xmlns:w10="urn:schemas-microsoft-com:office:word" xmlns:w="http://schemas.openxmlformats.org/wordprocessingml/2006/main" xmlns:w14="http://schemas.microsoft.com/office/word/2010/wordml" xmlns:w15="http://schemas.microsoft.com/office/word/2012/wordml" xmlns:w16cex="http://schemas.microsoft.com/office/word/2018/wordml/cex" xmlns:w16cid="http://schemas.microsoft.com/office/word/2016/wordml/cid" xmlns:w16="http://schemas.microsoft.com/office/word/2018/wordml" xmlns:w16du="http://schemas.microsoft.com/office/word/2023/wordml/word16du" xmlns:w16sdtdh="http://schemas.microsoft.com/office/word/2020/wordml/sdtdatahash" xmlns:w16se="http://schemas.microsoft.com/office/word/2015/wordml/symex" xmlns:wpg="http://schemas.microsoft.com/office/word/2010/wordprocessingGroup" xmlns:wpi="http://schemas.microsoft.com/office/word/2010/wordprocessingInk" xmlns:wne="http://schemas.microsoft.com/office/word/2006/wordml" xmlns:wps="http://schemas.microsoft.com/office/word/2010/wordprocessingShape" mc:Ignorable="w14 w15 w16se w16cid w16 w16cex w16sdtdh w16du wp14">
+<w:numbering xmlns:wpc="http://schemas.microsoft.com/office/word/2010/wordprocessingCanvas" xmlns:cx="http://schemas.microsoft.com/office/drawing/2014/chartex" xmlns:cx1="http://schemas.microsoft.com/office/drawing/2015/9/8/chartex" xmlns:cx2="http://schemas.microsoft.com/office/drawing/2015/10/21/chartex" xmlns:cx3="http://schemas.microsoft.com/office/drawing/2016/5/9/chartex" xmlns:cx4="http://schemas.microsoft.com/office/drawing/2016/5/10/chartex" xmlns:cx5="http://schemas.microsoft.com/office/drawing/2016/5/11/chartex" xmlns:cx6="http://schemas.microsoft.com/office/drawing/2016/5/12/chartex" xmlns:cx7="http://schemas.microsoft.com/office/drawing/2016/5/13/chartex" xmlns:cx8="http://schemas.microsoft.com/office/drawing/2016/5/14/chartex" xmlns:mc="http://schemas.openxmlformats.org/markup-compatibility/2006" xmlns:aink="http://schemas.microsoft.com/office/drawing/2016/ink" xmlns:am3d="http://schemas.microsoft.com/office/drawing/2017/model3d" xmlns:o="urn:schemas-microsoft-com:office:office" xmlns:oel="http://schemas.microsoft.com/office/2019/extlst" xmlns:r="http://schemas.openxmlformats.org/officeDocument/2006/relationships" xmlns:m="http://schemas.openxmlformats.org/officeDocument/2006/math" xmlns:v="urn:schemas-microsoft-com:vml" xmlns:wp14="http://schemas.microsoft.com/office/word/2010/wordprocessingDrawing" xmlns:wp="http://schemas.openxmlformats.org/drawingml/2006/wordprocessingDrawing" xmlns:w10="urn:schemas-microsoft-com:office:word" xmlns:w="http://schemas.openxmlformats.org/wordprocessingml/2006/main" xmlns:w14="http://schemas.microsoft.com/office/word/2010/wordml" xmlns:w15="http://schemas.microsoft.com/office/word/2012/wordml" xmlns:w16cex="http://schemas.microsoft.com/office/word/2018/wordml/cex" xmlns:w16cid="http://schemas.microsoft.com/office/word/2016/wordml/cid" xmlns:w16="http://schemas.microsoft.com/office/word/2018/wordml" xmlns:w16du="http://schemas.microsoft.com/office/word/2023/wordml/word16du" xmlns:w16sdtdh="http://schemas.microsoft.com/office/word/2020/wordml/sdtdatahash" xmlns:w16sdtfl="http://schemas.microsoft.com/office/word/2024/wordml/sdtformatlock" xmlns:w16se="http://schemas.microsoft.com/office/word/2015/wordml/symex" xmlns:wpg="http://schemas.microsoft.com/office/word/2010/wordprocessingGroup" xmlns:wpi="http://schemas.microsoft.com/office/word/2010/wordprocessingInk" xmlns:wne="http://schemas.microsoft.com/office/word/2006/wordml" xmlns:wps="http://schemas.microsoft.com/office/word/2010/wordprocessingShape" mc:Ignorable="w14 w15 w16se w16cid w16 w16cex w16sdtdh w16sdtfl w16du wp14">
   <w:abstractNum w:abstractNumId="0" w15:restartNumberingAfterBreak="0">
     <w:nsid w:val="0DD3099C"/>
     <w:multiLevelType w:val="multilevel"/>
@@ -4778,7 +5012,7 @@
 </file>
 
 <file path=word/styles.xml><?xml version="1.0" encoding="utf-8"?>
-<w:styles xmlns:mc="http://schemas.openxmlformats.org/markup-compatibility/2006" xmlns:r="http://schemas.openxmlformats.org/officeDocument/2006/relationships" xmlns:w="http://schemas.openxmlformats.org/wordprocessingml/2006/main" xmlns:w14="http://schemas.microsoft.com/office/word/2010/wordml" xmlns:w15="http://schemas.microsoft.com/office/word/2012/wordml" xmlns:w16cex="http://schemas.microsoft.com/office/word/2018/wordml/cex" xmlns:w16cid="http://schemas.microsoft.com/office/word/2016/wordml/cid" xmlns:w16="http://schemas.microsoft.com/office/word/2018/wordml" xmlns:w16du="http://schemas.microsoft.com/office/word/2023/wordml/word16du" xmlns:w16sdtdh="http://schemas.microsoft.com/office/word/2020/wordml/sdtdatahash" xmlns:w16se="http://schemas.microsoft.com/office/word/2015/wordml/symex" mc:Ignorable="w14 w15 w16se w16cid w16 w16cex w16sdtdh w16du">
+<w:styles xmlns:mc="http://schemas.openxmlformats.org/markup-compatibility/2006" xmlns:r="http://schemas.openxmlformats.org/officeDocument/2006/relationships" xmlns:w="http://schemas.openxmlformats.org/wordprocessingml/2006/main" xmlns:w14="http://schemas.microsoft.com/office/word/2010/wordml" xmlns:w15="http://schemas.microsoft.com/office/word/2012/wordml" xmlns:w16cex="http://schemas.microsoft.com/office/word/2018/wordml/cex" xmlns:w16cid="http://schemas.microsoft.com/office/word/2016/wordml/cid" xmlns:w16="http://schemas.microsoft.com/office/word/2018/wordml" xmlns:w16du="http://schemas.microsoft.com/office/word/2023/wordml/word16du" xmlns:w16sdtdh="http://schemas.microsoft.com/office/word/2020/wordml/sdtdatahash" xmlns:w16sdtfl="http://schemas.microsoft.com/office/word/2024/wordml/sdtformatlock" xmlns:w16se="http://schemas.microsoft.com/office/word/2015/wordml/symex" mc:Ignorable="w14 w15 w16se w16cid w16 w16cex w16sdtdh w16sdtfl w16du">
   <w:docDefaults>
     <w:rPrDefault>
       <w:rPr>
@@ -5765,6 +5999,18 @@
     <w:uiPriority w:val="99"/>
     <w:rsid w:val="00E62266"/>
   </w:style>
+  <w:style w:type="character" w:styleId="FollowedHyperlink">
+    <w:name w:val="FollowedHyperlink"/>
+    <w:basedOn w:val="DefaultParagraphFont"/>
+    <w:uiPriority w:val="99"/>
+    <w:semiHidden/>
+    <w:unhideWhenUsed/>
+    <w:rsid w:val="00655BA3"/>
+    <w:rPr>
+      <w:color w:val="96607D" w:themeColor="followedHyperlink"/>
+      <w:u w:val="single"/>
+    </w:rPr>
+  </w:style>
 </w:styles>
 </file>
 
